--- a/docs/Unibo-MatchSkills.docx
+++ b/docs/Unibo-MatchSkills.docx
@@ -236,6 +236,7 @@
           <w:bCs/>
         </w:rPr>
       </w:pPr>
+      <w:commentRangeStart w:id="0"/>
       <w:r>
         <w:rPr>
           <w:b/>
@@ -351,25 +352,6 @@
     </w:p>
     <w:p>
       <w:pPr>
-        <w:numPr>
-          <w:ilvl w:val="0"/>
-          <w:numId w:val="27"/>
-        </w:numPr>
-        <w:spacing w:after="0"/>
-      </w:pPr>
-      <w:r>
-        <w:rPr>
-          <w:b/>
-          <w:bCs/>
-        </w:rPr>
-        <w:t>User generico</w:t>
-      </w:r>
-      <w:r>
-        <w:t xml:space="preserve"> → normale utente con profilo attivo</w:t>
-      </w:r>
-    </w:p>
-    <w:p>
-      <w:pPr>
         <w:spacing w:after="0"/>
       </w:pPr>
       <w:r>
@@ -412,32 +394,13 @@
       <w:r>
         <w:t>competenze tecniche e soft skill</w:t>
       </w:r>
-    </w:p>
-    <w:p>
-      <w:pPr>
-        <w:numPr>
-          <w:ilvl w:val="0"/>
-          <w:numId w:val="2"/>
-        </w:numPr>
-        <w:spacing w:after="0"/>
-      </w:pPr>
-      <w:r>
-        <w:t>obiettivi personali (es. migliorare in ML, prepararsi ad un hackathon, imparare a collaborare)</w:t>
-      </w:r>
-    </w:p>
-    <w:p>
-      <w:pPr>
-        <w:numPr>
-          <w:ilvl w:val="0"/>
-          <w:numId w:val="2"/>
-        </w:numPr>
-        <w:spacing w:after="0"/>
-      </w:pPr>
-      <w:r>
-        <w:t>esperienze precedenti (progetti, gare, certificazioni)</w:t>
-      </w:r>
-    </w:p>
-    <w:p>
+      <w:commentRangeEnd w:id="0"/>
+      <w:r>
+        <w:rPr>
+          <w:rStyle w:val="Rimandocommento"/>
+        </w:rPr>
+        <w:commentReference w:id="0"/>
+      </w:r>
       <w:r>
         <w:br w:type="page"/>
       </w:r>
@@ -544,19 +507,19 @@
         </w:rPr>
         <w:t xml:space="preserve">gruppi </w:t>
       </w:r>
-      <w:commentRangeStart w:id="0"/>
+      <w:commentRangeStart w:id="1"/>
       <w:r>
         <w:rPr>
           <w:highlight w:val="yellow"/>
         </w:rPr>
         <w:t>studio</w:t>
       </w:r>
-      <w:commentRangeEnd w:id="0"/>
+      <w:commentRangeEnd w:id="1"/>
       <w:r>
         <w:rPr>
           <w:rStyle w:val="Rimandocommento"/>
         </w:rPr>
-        <w:commentReference w:id="0"/>
+        <w:commentReference w:id="1"/>
       </w:r>
       <w:r>
         <w:rPr>
@@ -671,7 +634,7 @@
       </w:pPr>
       <w:r>
         <w:pict w14:anchorId="60CB6BB9">
-          <v:rect id="_x0000_i1027" style="width:0;height:1.5pt" o:hralign="center" o:hrstd="t" o:hr="t" fillcolor="#a0a0a0" stroked="f"/>
+          <v:rect id="_x0000_i1026" style="width:0;height:1.5pt" o:hralign="center" o:hrstd="t" o:hr="t" fillcolor="#a0a0a0" stroked="f"/>
         </w:pict>
       </w:r>
     </w:p>
@@ -683,6 +646,7 @@
           <w:bCs/>
         </w:rPr>
       </w:pPr>
+      <w:commentRangeStart w:id="2"/>
       <w:r>
         <w:rPr>
           <w:b/>
@@ -884,8 +848,16 @@
         </w:numPr>
         <w:spacing w:after="0"/>
       </w:pPr>
+      <w:commentRangeStart w:id="3"/>
       <w:r>
         <w:t>invito diretto</w:t>
+      </w:r>
+      <w:commentRangeEnd w:id="3"/>
+      <w:r>
+        <w:rPr>
+          <w:rStyle w:val="Rimandocommento"/>
+        </w:rPr>
+        <w:commentReference w:id="3"/>
       </w:r>
     </w:p>
     <w:p>
@@ -911,6 +883,13 @@
       <w:r>
         <w:t>suggerimento di matchmaking</w:t>
       </w:r>
+      <w:commentRangeEnd w:id="2"/>
+      <w:r>
+        <w:rPr>
+          <w:rStyle w:val="Rimandocommento"/>
+        </w:rPr>
+        <w:commentReference w:id="2"/>
+      </w:r>
     </w:p>
     <w:p>
       <w:pPr>
@@ -918,7 +897,7 @@
       </w:pPr>
       <w:r>
         <w:pict w14:anchorId="76F06F7F">
-          <v:rect id="_x0000_i1028" style="width:0;height:1.5pt" o:hralign="center" o:bullet="t" o:hrstd="t" o:hr="t" fillcolor="#a0a0a0" stroked="f"/>
+          <v:rect id="_x0000_i1027" style="width:0;height:1.5pt" o:hralign="center" o:bullet="t" o:hrstd="t" o:hr="t" fillcolor="#a0a0a0" stroked="f"/>
         </w:pict>
       </w:r>
     </w:p>
@@ -929,12 +908,20 @@
           <w:bCs/>
         </w:rPr>
       </w:pPr>
+      <w:commentRangeStart w:id="4"/>
       <w:r>
         <w:rPr>
           <w:b/>
           <w:bCs/>
         </w:rPr>
         <w:t>2.4 Hosting Eventi Interni</w:t>
+      </w:r>
+      <w:commentRangeEnd w:id="4"/>
+      <w:r>
+        <w:rPr>
+          <w:rStyle w:val="Rimandocommento"/>
+        </w:rPr>
+        <w:commentReference w:id="4"/>
       </w:r>
     </w:p>
     <w:p>
@@ -1370,7 +1357,7 @@
       </w:pPr>
       <w:r>
         <w:pict w14:anchorId="00F24C6F">
-          <v:rect id="_x0000_i1029" style="width:0;height:1.5pt" o:hralign="center" o:hrstd="t" o:hr="t" fillcolor="#a0a0a0" stroked="f"/>
+          <v:rect id="_x0000_i1028" style="width:0;height:1.5pt" o:hralign="center" o:hrstd="t" o:hr="t" fillcolor="#a0a0a0" stroked="f"/>
         </w:pict>
       </w:r>
     </w:p>
@@ -1508,7 +1495,7 @@
       </w:pPr>
       <w:r>
         <w:pict w14:anchorId="21BA2EF2">
-          <v:rect id="_x0000_i1030" style="width:0;height:1.5pt" o:hralign="center" o:hrstd="t" o:hr="t" fillcolor="#a0a0a0" stroked="f"/>
+          <v:rect id="_x0000_i1029" style="width:0;height:1.5pt" o:hralign="center" o:hrstd="t" o:hr="t" fillcolor="#a0a0a0" stroked="f"/>
         </w:pict>
       </w:r>
     </w:p>
@@ -1520,6 +1507,7 @@
           <w:bCs/>
         </w:rPr>
       </w:pPr>
+      <w:commentRangeStart w:id="5"/>
       <w:r>
         <w:rPr>
           <w:b/>
@@ -1583,16 +1571,431 @@
       <w:r>
         <w:t>generare statistiche sull’uso della piattaforma</w:t>
       </w:r>
-    </w:p>
-    <w:p>
-      <w:pPr>
-        <w:spacing w:after="0"/>
-      </w:pPr>
-      <w:r>
-        <w:pict w14:anchorId="7EA7AF69">
-          <v:rect id="_x0000_i1031" style="width:0;height:1.5pt" o:hralign="center" o:hrstd="t" o:hr="t" fillcolor="#a0a0a0" stroked="f"/>
-        </w:pict>
-      </w:r>
+      <w:commentRangeEnd w:id="5"/>
+      <w:r>
+        <w:rPr>
+          <w:rStyle w:val="Rimandocommento"/>
+        </w:rPr>
+        <w:commentReference w:id="5"/>
+      </w:r>
+    </w:p>
+    <w:p>
+      <w:pPr>
+        <w:spacing w:after="0"/>
+      </w:pPr>
+    </w:p>
+    <w:p>
+      <w:pPr>
+        <w:rPr>
+          <w:rFonts w:asciiTheme="majorHAnsi" w:eastAsiaTheme="majorEastAsia" w:hAnsiTheme="majorHAnsi" w:cstheme="majorBidi"/>
+          <w:color w:val="2F5496" w:themeColor="accent1" w:themeShade="BF"/>
+          <w:sz w:val="32"/>
+          <w:szCs w:val="32"/>
+        </w:rPr>
+      </w:pPr>
+      <w:r>
+        <w:br w:type="page"/>
+      </w:r>
+    </w:p>
+    <w:p>
+      <w:pPr>
+        <w:pStyle w:val="Titolo2"/>
+      </w:pPr>
+      <w:r>
+        <w:lastRenderedPageBreak/>
+        <w:t>FIGMA</w:t>
+      </w:r>
+    </w:p>
+    <w:p>
+      <w:pPr>
+        <w:pStyle w:val="Paragrafoelenco"/>
+        <w:numPr>
+          <w:ilvl w:val="0"/>
+          <w:numId w:val="36"/>
+        </w:numPr>
+        <w:rPr>
+          <w:lang w:val="en-GB"/>
+        </w:rPr>
+      </w:pPr>
+      <w:r>
+        <w:rPr>
+          <w:lang w:val="en-GB"/>
+        </w:rPr>
+        <w:t>Palette Chrome Extensions Saved for Palette</w:t>
+      </w:r>
+    </w:p>
+    <w:p>
+      <w:pPr>
+        <w:pStyle w:val="Paragrafoelenco"/>
+        <w:numPr>
+          <w:ilvl w:val="0"/>
+          <w:numId w:val="36"/>
+        </w:numPr>
+        <w:rPr>
+          <w:lang w:val="en-GB"/>
+        </w:rPr>
+      </w:pPr>
+      <w:r>
+        <w:rPr>
+          <w:lang w:val="en-GB"/>
+        </w:rPr>
+        <w:t>Font Checker Chrome Extensions</w:t>
+      </w:r>
+    </w:p>
+    <w:p>
+      <w:pPr>
+        <w:pStyle w:val="Paragrafoelenco"/>
+        <w:numPr>
+          <w:ilvl w:val="0"/>
+          <w:numId w:val="36"/>
+        </w:numPr>
+      </w:pPr>
+      <w:r>
+        <w:t xml:space="preserve">Palette sito web “Virtuale </w:t>
+      </w:r>
+      <w:proofErr w:type="spellStart"/>
+      <w:r>
+        <w:t>Unibo</w:t>
+      </w:r>
+      <w:proofErr w:type="spellEnd"/>
+      <w:r>
+        <w:t>”</w:t>
+      </w:r>
+    </w:p>
+    <w:p>
+      <w:pPr>
+        <w:pStyle w:val="Paragrafoelenco"/>
+        <w:numPr>
+          <w:ilvl w:val="0"/>
+          <w:numId w:val="36"/>
+        </w:numPr>
+        <w:rPr>
+          <w:lang w:val="en-GB"/>
+        </w:rPr>
+      </w:pPr>
+      <w:r>
+        <w:rPr>
+          <w:lang w:val="en-GB"/>
+        </w:rPr>
+        <w:t>Font: SEGOE UI</w:t>
+      </w:r>
+    </w:p>
+    <w:p>
+      <w:pPr>
+        <w:pStyle w:val="Paragrafoelenco"/>
+        <w:rPr>
+          <w:lang w:val="en-GB"/>
+        </w:rPr>
+      </w:pPr>
+    </w:p>
+    <w:p>
+      <w:pPr>
+        <w:pStyle w:val="Titolo2"/>
+        <w:rPr>
+          <w:lang w:val="en-GB"/>
+        </w:rPr>
+      </w:pPr>
+      <w:r>
+        <w:rPr>
+          <w:lang w:val="en-GB"/>
+        </w:rPr>
+        <w:t>USE CASES</w:t>
+      </w:r>
+    </w:p>
+    <w:p>
+      <w:pPr>
+        <w:pStyle w:val="Paragrafoelenco"/>
+        <w:numPr>
+          <w:ilvl w:val="0"/>
+          <w:numId w:val="36"/>
+        </w:numPr>
+        <w:rPr>
+          <w:lang w:val="en-GB"/>
+        </w:rPr>
+      </w:pPr>
+      <w:r>
+        <w:rPr>
+          <w:lang w:val="en-GB"/>
+        </w:rPr>
+        <w:t>Con Figma o Canva</w:t>
+      </w:r>
+    </w:p>
+    <w:p>
+      <w:pPr>
+        <w:pStyle w:val="Titolo2"/>
+      </w:pPr>
+    </w:p>
+    <w:p>
+      <w:pPr>
+        <w:pStyle w:val="Titolo2"/>
+      </w:pPr>
+      <w:r>
+        <w:t>REPOSITORY</w:t>
+      </w:r>
+    </w:p>
+    <w:p>
+      <w:pPr>
+        <w:pStyle w:val="Paragrafoelenco"/>
+        <w:numPr>
+          <w:ilvl w:val="0"/>
+          <w:numId w:val="37"/>
+        </w:numPr>
+        <w:rPr>
+          <w:b/>
+          <w:bCs/>
+        </w:rPr>
+      </w:pPr>
+      <w:r>
+        <w:rPr>
+          <w:b/>
+          <w:bCs/>
+        </w:rPr>
+        <w:t>Integrare Composer</w:t>
+      </w:r>
+    </w:p>
+    <w:p>
+      <w:pPr>
+        <w:pStyle w:val="Paragrafoelenco"/>
+        <w:numPr>
+          <w:ilvl w:val="0"/>
+          <w:numId w:val="37"/>
+        </w:numPr>
+        <w:rPr>
+          <w:b/>
+          <w:bCs/>
+        </w:rPr>
+      </w:pPr>
+      <w:r>
+        <w:rPr>
+          <w:b/>
+          <w:bCs/>
+        </w:rPr>
+        <w:t>[</w:t>
+      </w:r>
+      <w:r>
+        <w:rPr>
+          <w:b/>
+          <w:bCs/>
+          <w:color w:val="EE0000"/>
+        </w:rPr>
+        <w:t>NOT NOW</w:t>
+      </w:r>
+      <w:r>
+        <w:rPr>
+          <w:b/>
+          <w:bCs/>
+        </w:rPr>
+        <w:t xml:space="preserve">] </w:t>
+      </w:r>
+      <w:r>
+        <w:rPr>
+          <w:b/>
+          <w:bCs/>
+        </w:rPr>
+        <w:t>Integrare Validatore automatico W3C</w:t>
+      </w:r>
+      <w:r>
+        <w:rPr>
+          <w:b/>
+          <w:bCs/>
+        </w:rPr>
+        <w:t xml:space="preserve"> </w:t>
+      </w:r>
+    </w:p>
+    <w:p>
+      <w:pPr>
+        <w:pStyle w:val="Paragrafoelenco"/>
+        <w:rPr>
+          <w:b/>
+          <w:bCs/>
+        </w:rPr>
+      </w:pPr>
+    </w:p>
+    <w:p>
+      <w:pPr>
+        <w:pStyle w:val="Titolo2"/>
+      </w:pPr>
+      <w:r>
+        <w:t>DATABASE</w:t>
+      </w:r>
+    </w:p>
+    <w:p>
+      <w:pPr>
+        <w:pStyle w:val="Paragrafoelenco"/>
+        <w:numPr>
+          <w:ilvl w:val="0"/>
+          <w:numId w:val="36"/>
+        </w:numPr>
+      </w:pPr>
+      <w:r>
+        <w:rPr>
+          <w:b/>
+          <w:bCs/>
+        </w:rPr>
+        <w:t>Integrare</w:t>
+      </w:r>
+      <w:r>
+        <w:t xml:space="preserve"> </w:t>
+      </w:r>
+      <w:r>
+        <w:rPr>
+          <w:b/>
+          <w:bCs/>
+        </w:rPr>
+        <w:t xml:space="preserve">nella </w:t>
+      </w:r>
+      <w:r>
+        <w:rPr>
+          <w:b/>
+          <w:bCs/>
+        </w:rPr>
+        <w:t>repo</w:t>
+      </w:r>
+      <w:r>
+        <w:t xml:space="preserve">: </w:t>
+      </w:r>
+      <w:hyperlink r:id="rId9" w:history="1">
+        <w:r>
+          <w:rPr>
+            <w:rStyle w:val="Collegamentoipertestuale"/>
+          </w:rPr>
+          <w:t>https://github.com/cakephp/phinx</w:t>
+        </w:r>
+      </w:hyperlink>
+    </w:p>
+    <w:p>
+      <w:pPr>
+        <w:rPr>
+          <w:lang w:val="en-GB"/>
+        </w:rPr>
+      </w:pPr>
+    </w:p>
+    <w:p>
+      <w:pPr>
+        <w:pStyle w:val="Titolo2"/>
+        <w:rPr>
+          <w:lang w:val="en-GB"/>
+        </w:rPr>
+      </w:pPr>
+      <w:r>
+        <w:rPr>
+          <w:lang w:val="en-GB"/>
+        </w:rPr>
+        <w:t>PERSONAS E SCENARIOS</w:t>
+      </w:r>
+    </w:p>
+    <w:p>
+      <w:pPr>
+        <w:pStyle w:val="Paragrafoelenco"/>
+        <w:numPr>
+          <w:ilvl w:val="0"/>
+          <w:numId w:val="36"/>
+        </w:numPr>
+        <w:rPr>
+          <w:lang w:val="en-GB"/>
+        </w:rPr>
+      </w:pPr>
+      <w:r>
+        <w:rPr>
+          <w:lang w:val="en-GB"/>
+        </w:rPr>
+        <w:t>Con Figma o Canva</w:t>
+      </w:r>
+    </w:p>
+    <w:p>
+      <w:pPr>
+        <w:rPr>
+          <w:lang w:val="en-GB"/>
+        </w:rPr>
+      </w:pPr>
+    </w:p>
+    <w:p>
+      <w:pPr>
+        <w:pStyle w:val="Titolo2"/>
+        <w:rPr>
+          <w:lang w:val="en-GB"/>
+        </w:rPr>
+      </w:pPr>
+      <w:r>
+        <w:rPr>
+          <w:lang w:val="en-GB"/>
+        </w:rPr>
+        <w:t>EXAMPLES</w:t>
+      </w:r>
+    </w:p>
+    <w:p>
+      <w:pPr>
+        <w:pStyle w:val="Paragrafoelenco"/>
+        <w:numPr>
+          <w:ilvl w:val="0"/>
+          <w:numId w:val="36"/>
+        </w:numPr>
+        <w:rPr>
+          <w:lang w:val="en-GB"/>
+        </w:rPr>
+      </w:pPr>
+      <w:hyperlink r:id="rId10" w:history="1">
+        <w:r>
+          <w:rPr>
+            <w:rStyle w:val="Collegamentoipertestuale"/>
+            <w:lang w:val="en-GB"/>
+          </w:rPr>
+          <w:t>https://www.openhackathons.</w:t>
+        </w:r>
+        <w:r>
+          <w:rPr>
+            <w:rStyle w:val="Collegamentoipertestuale"/>
+            <w:lang w:val="en-GB"/>
+          </w:rPr>
+          <w:t>o</w:t>
+        </w:r>
+        <w:r>
+          <w:rPr>
+            <w:rStyle w:val="Collegamentoipertestuale"/>
+            <w:lang w:val="en-GB"/>
+          </w:rPr>
+          <w:t>rg/s/blog</w:t>
+        </w:r>
+      </w:hyperlink>
+    </w:p>
+    <w:p>
+      <w:pPr>
+        <w:pStyle w:val="Paragrafoelenco"/>
+        <w:numPr>
+          <w:ilvl w:val="0"/>
+          <w:numId w:val="36"/>
+        </w:numPr>
+        <w:rPr>
+          <w:lang w:val="en-GB"/>
+        </w:rPr>
+      </w:pPr>
+      <w:hyperlink r:id="rId11" w:history="1">
+        <w:r>
+          <w:rPr>
+            <w:rStyle w:val="Collegamentoipertestuale"/>
+          </w:rPr>
+          <w:t>https://devpost.</w:t>
+        </w:r>
+        <w:r>
+          <w:rPr>
+            <w:rStyle w:val="Collegamentoipertestuale"/>
+          </w:rPr>
+          <w:t>c</w:t>
+        </w:r>
+        <w:r>
+          <w:rPr>
+            <w:rStyle w:val="Collegamentoipertestuale"/>
+          </w:rPr>
+          <w:t>om/</w:t>
+        </w:r>
+      </w:hyperlink>
+    </w:p>
+    <w:p>
+      <w:pPr>
+        <w:rPr>
+          <w:lang w:val="en-GB"/>
+        </w:rPr>
+      </w:pPr>
     </w:p>
     <w:sectPr>
       <w:pgSz w:w="11906" w:h="16838"/>
@@ -1606,7 +2009,7 @@
 
 <file path=word/comments.xml><?xml version="1.0" encoding="utf-8"?>
 <w:comments xmlns:wpc="http://schemas.microsoft.com/office/word/2010/wordprocessingCanvas" xmlns:cx="http://schemas.microsoft.com/office/drawing/2014/chartex" xmlns:cx1="http://schemas.microsoft.com/office/drawing/2015/9/8/chartex" xmlns:cx2="http://schemas.microsoft.com/office/drawing/2015/10/21/chartex" xmlns:cx3="http://schemas.microsoft.com/office/drawing/2016/5/9/chartex" xmlns:cx4="http://schemas.microsoft.com/office/drawing/2016/5/10/chartex" xmlns:cx5="http://schemas.microsoft.com/office/drawing/2016/5/11/chartex" xmlns:cx6="http://schemas.microsoft.com/office/drawing/2016/5/12/chartex" xmlns:cx7="http://schemas.microsoft.com/office/drawing/2016/5/13/chartex" xmlns:cx8="http://schemas.microsoft.com/office/drawing/2016/5/14/chartex" xmlns:mc="http://schemas.openxmlformats.org/markup-compatibility/2006" xmlns:aink="http://schemas.microsoft.com/office/drawing/2016/ink" xmlns:am3d="http://schemas.microsoft.com/office/drawing/2017/model3d" xmlns:o="urn:schemas-microsoft-com:office:office" xmlns:oel="http://schemas.microsoft.com/office/2019/extlst" xmlns:r="http://schemas.openxmlformats.org/officeDocument/2006/relationships" xmlns:m="http://schemas.openxmlformats.org/officeDocument/2006/math" xmlns:v="urn:schemas-microsoft-com:vml" xmlns:wp14="http://schemas.microsoft.com/office/word/2010/wordprocessingDrawing" xmlns:wp="http://schemas.openxmlformats.org/drawingml/2006/wordprocessingDrawing" xmlns:w10="urn:schemas-microsoft-com:office:word" xmlns:w="http://schemas.openxmlformats.org/wordprocessingml/2006/main" xmlns:w14="http://schemas.microsoft.com/office/word/2010/wordml" xmlns:w15="http://schemas.microsoft.com/office/word/2012/wordml" xmlns:w16cex="http://schemas.microsoft.com/office/word/2018/wordml/cex" xmlns:w16cid="http://schemas.microsoft.com/office/word/2016/wordml/cid" xmlns:w16="http://schemas.microsoft.com/office/word/2018/wordml" xmlns:w16du="http://schemas.microsoft.com/office/word/2023/wordml/word16du" xmlns:w16sdtdh="http://schemas.microsoft.com/office/word/2020/wordml/sdtdatahash" xmlns:w16sdtfl="http://schemas.microsoft.com/office/word/2024/wordml/sdtformatlock" xmlns:w16se="http://schemas.microsoft.com/office/word/2015/wordml/symex" xmlns:wpg="http://schemas.microsoft.com/office/word/2010/wordprocessingGroup" xmlns:wpi="http://schemas.microsoft.com/office/word/2010/wordprocessingInk" xmlns:wne="http://schemas.microsoft.com/office/word/2006/wordml" xmlns:wps="http://schemas.microsoft.com/office/word/2010/wordprocessingShape" mc:Ignorable="w14 w15 w16se w16cid w16 w16cex w16sdtdh w16sdtfl w16du wp14">
-  <w:comment w:id="0" w:author="luca pulga" w:date="2025-11-20T17:48:00Z" w:initials="lp">
+  <w:comment w:id="0" w:author="luca pulga" w:date="2025-12-17T18:35:00Z" w:initials="lp">
     <w:p>
       <w:pPr>
         <w:pStyle w:val="Testocommento"/>
@@ -1618,7 +2021,362 @@
         <w:annotationRef/>
       </w:r>
       <w:r>
-        <w:t>Da capire se farlo e come</w:t>
+        <w:t xml:space="preserve">TODO Casali: Authentication, </w:t>
+      </w:r>
+      <w:proofErr w:type="spellStart"/>
+      <w:r>
+        <w:t>Authorization</w:t>
+      </w:r>
+      <w:proofErr w:type="spellEnd"/>
+    </w:p>
+  </w:comment>
+  <w:comment w:id="1" w:author="luca pulga" w:date="2025-11-20T17:48:00Z" w:initials="lp">
+    <w:p>
+      <w:pPr>
+        <w:pStyle w:val="Testocommento"/>
+      </w:pPr>
+      <w:r>
+        <w:rPr>
+          <w:rStyle w:val="Rimandocommento"/>
+        </w:rPr>
+        <w:annotationRef/>
+      </w:r>
+      <w:proofErr w:type="spellStart"/>
+      <w:r>
+        <w:rPr>
+          <w:rStyle w:val="Rimandocommento"/>
+        </w:rPr>
+        <w:t>Suspended</w:t>
+      </w:r>
+      <w:proofErr w:type="spellEnd"/>
+    </w:p>
+  </w:comment>
+  <w:comment w:id="3" w:author="luca pulga" w:date="2025-12-17T18:47:00Z" w:initials="lp">
+    <w:p>
+      <w:pPr>
+        <w:pStyle w:val="Testocommento"/>
+      </w:pPr>
+      <w:r>
+        <w:rPr>
+          <w:rStyle w:val="Rimandocommento"/>
+        </w:rPr>
+        <w:annotationRef/>
+      </w:r>
+      <w:r>
+        <w:rPr>
+          <w:rStyle w:val="Rimandocommento"/>
+        </w:rPr>
+        <w:annotationRef/>
+      </w:r>
+      <w:r>
+        <w:t xml:space="preserve">TODO Casali: Authentication, </w:t>
+      </w:r>
+      <w:proofErr w:type="spellStart"/>
+      <w:r>
+        <w:t>Authorization</w:t>
+      </w:r>
+      <w:proofErr w:type="spellEnd"/>
+    </w:p>
+    <w:p>
+      <w:pPr>
+        <w:pStyle w:val="Testocommento"/>
+      </w:pPr>
+      <w:r>
+        <w:rPr>
+          <w:rStyle w:val="Rimandocommento"/>
+        </w:rPr>
+        <w:annotationRef/>
+      </w:r>
+      <w:proofErr w:type="spellStart"/>
+      <w:r>
+        <w:rPr>
+          <w:rStyle w:val="Rimandocommento"/>
+        </w:rPr>
+        <w:t>Suspended</w:t>
+      </w:r>
+      <w:proofErr w:type="spellEnd"/>
+    </w:p>
+    <w:p>
+      <w:pPr>
+        <w:pStyle w:val="Testocommento"/>
+      </w:pPr>
+      <w:r>
+        <w:rPr>
+          <w:rStyle w:val="Rimandocommento"/>
+        </w:rPr>
+        <w:annotationRef/>
+      </w:r>
+      <w:r>
+        <w:t xml:space="preserve">TODO Mancio: </w:t>
+      </w:r>
+      <w:proofErr w:type="spellStart"/>
+      <w:r>
+        <w:t>Requests</w:t>
+      </w:r>
+      <w:proofErr w:type="spellEnd"/>
+      <w:r>
+        <w:t xml:space="preserve"> su DB (con </w:t>
+      </w:r>
+      <w:proofErr w:type="spellStart"/>
+      <w:r>
+        <w:t>inbox</w:t>
+      </w:r>
+      <w:proofErr w:type="spellEnd"/>
+      <w:r>
+        <w:t>)</w:t>
+      </w:r>
+    </w:p>
+    <w:p>
+      <w:pPr>
+        <w:pStyle w:val="Testocommento"/>
+      </w:pPr>
+      <w:r>
+        <w:rPr>
+          <w:rStyle w:val="Rimandocommento"/>
+        </w:rPr>
+        <w:annotationRef/>
+      </w:r>
+      <w:hyperlink r:id="rId1" w:history="1">
+        <w:r>
+          <w:rPr>
+            <w:rStyle w:val="Collegamentoipertestuale"/>
+          </w:rPr>
+          <w:t>https://www.php.net/manual/en/function.mail.php</w:t>
+        </w:r>
+      </w:hyperlink>
+    </w:p>
+    <w:p>
+      <w:pPr>
+        <w:pStyle w:val="Testocommento"/>
+        <w:rPr>
+          <w:lang w:val="en-GB"/>
+        </w:rPr>
+      </w:pPr>
+      <w:r>
+        <w:rPr>
+          <w:lang w:val="en-GB"/>
+        </w:rPr>
+        <w:t xml:space="preserve">Send email of </w:t>
+      </w:r>
+      <w:proofErr w:type="spellStart"/>
+      <w:proofErr w:type="gramStart"/>
+      <w:r>
+        <w:rPr>
+          <w:lang w:val="en-GB"/>
+        </w:rPr>
+        <w:t>p</w:t>
+      </w:r>
+      <w:r>
+        <w:rPr>
+          <w:lang w:val="en-GB"/>
+        </w:rPr>
+        <w:t>ariticpation</w:t>
+      </w:r>
+      <w:proofErr w:type="spellEnd"/>
+      <w:r>
+        <w:rPr>
+          <w:lang w:val="en-GB"/>
+        </w:rPr>
+        <w:t xml:space="preserve"> </w:t>
+      </w:r>
+      <w:r>
+        <w:rPr>
+          <w:lang w:val="en-GB"/>
+        </w:rPr>
+        <w:t xml:space="preserve"> (</w:t>
+      </w:r>
+      <w:proofErr w:type="spellStart"/>
+      <w:proofErr w:type="gramEnd"/>
+      <w:r>
+        <w:rPr>
+          <w:lang w:val="en-GB"/>
+        </w:rPr>
+        <w:t>effetto</w:t>
+      </w:r>
+      <w:proofErr w:type="spellEnd"/>
+      <w:r>
+        <w:rPr>
+          <w:lang w:val="en-GB"/>
+        </w:rPr>
+        <w:t xml:space="preserve"> WOW 4 pt)</w:t>
+      </w:r>
+    </w:p>
+    <w:p>
+      <w:pPr>
+        <w:pStyle w:val="Testocommento"/>
+        <w:rPr>
+          <w:lang w:val="en-GB"/>
+        </w:rPr>
+      </w:pPr>
+      <w:r>
+        <w:rPr>
+          <w:rStyle w:val="Rimandocommento"/>
+        </w:rPr>
+        <w:annotationRef/>
+      </w:r>
+      <w:proofErr w:type="spellStart"/>
+      <w:r>
+        <w:rPr>
+          <w:rStyle w:val="Rimandocommento"/>
+          <w:lang w:val="en-GB"/>
+        </w:rPr>
+        <w:t>Pannello</w:t>
+      </w:r>
+      <w:proofErr w:type="spellEnd"/>
+      <w:r>
+        <w:rPr>
+          <w:rStyle w:val="Rimandocommento"/>
+          <w:lang w:val="en-GB"/>
+        </w:rPr>
+        <w:t xml:space="preserve"> extra</w:t>
+      </w:r>
+      <w:r>
+        <w:rPr>
+          <w:rStyle w:val="Rimandocommento"/>
+          <w:lang w:val="en-GB"/>
+        </w:rPr>
+        <w:t xml:space="preserve"> </w:t>
+      </w:r>
+    </w:p>
+    <w:p>
+      <w:pPr>
+        <w:pStyle w:val="Testocommento"/>
+        <w:rPr>
+          <w:lang w:val="en-GB"/>
+        </w:rPr>
+      </w:pPr>
+    </w:p>
+  </w:comment>
+  <w:comment w:id="2" w:author="luca pulga" w:date="2025-12-17T18:36:00Z" w:initials="lp">
+    <w:p>
+      <w:pPr>
+        <w:pStyle w:val="Testocommento"/>
+      </w:pPr>
+      <w:r>
+        <w:rPr>
+          <w:rStyle w:val="Rimandocommento"/>
+        </w:rPr>
+        <w:annotationRef/>
+      </w:r>
+      <w:r>
+        <w:t xml:space="preserve">TODO Mancio: </w:t>
+      </w:r>
+      <w:proofErr w:type="spellStart"/>
+      <w:r>
+        <w:t>Requests</w:t>
+      </w:r>
+      <w:proofErr w:type="spellEnd"/>
+      <w:r>
+        <w:t xml:space="preserve"> su DB (con </w:t>
+      </w:r>
+      <w:proofErr w:type="spellStart"/>
+      <w:r>
+        <w:t>inbox</w:t>
+      </w:r>
+      <w:proofErr w:type="spellEnd"/>
+      <w:r>
+        <w:t>)</w:t>
+      </w:r>
+    </w:p>
+  </w:comment>
+  <w:comment w:id="4" w:author="luca pulga" w:date="2025-12-17T18:47:00Z" w:initials="lp">
+    <w:p>
+      <w:pPr>
+        <w:pStyle w:val="Testocommento"/>
+      </w:pPr>
+      <w:r>
+        <w:rPr>
+          <w:rStyle w:val="Rimandocommento"/>
+        </w:rPr>
+        <w:annotationRef/>
+      </w:r>
+      <w:hyperlink r:id="rId2" w:history="1">
+        <w:r>
+          <w:rPr>
+            <w:rStyle w:val="Collegamentoipertestuale"/>
+          </w:rPr>
+          <w:t>https://www.php.net/manual/en/function.mail.php</w:t>
+        </w:r>
+      </w:hyperlink>
+    </w:p>
+    <w:p>
+      <w:pPr>
+        <w:pStyle w:val="Testocommento"/>
+        <w:rPr>
+          <w:lang w:val="en-GB"/>
+        </w:rPr>
+      </w:pPr>
+      <w:r>
+        <w:rPr>
+          <w:lang w:val="en-GB"/>
+        </w:rPr>
+        <w:t xml:space="preserve">Send email of </w:t>
+      </w:r>
+      <w:proofErr w:type="spellStart"/>
+      <w:r>
+        <w:rPr>
+          <w:lang w:val="en-GB"/>
+        </w:rPr>
+        <w:t>p</w:t>
+      </w:r>
+      <w:r>
+        <w:rPr>
+          <w:lang w:val="en-GB"/>
+        </w:rPr>
+        <w:t>ariticpation</w:t>
+      </w:r>
+      <w:proofErr w:type="spellEnd"/>
+      <w:r>
+        <w:rPr>
+          <w:lang w:val="en-GB"/>
+        </w:rPr>
+        <w:t xml:space="preserve"> (</w:t>
+      </w:r>
+      <w:proofErr w:type="spellStart"/>
+      <w:r>
+        <w:rPr>
+          <w:lang w:val="en-GB"/>
+        </w:rPr>
+        <w:t>effetto</w:t>
+      </w:r>
+      <w:proofErr w:type="spellEnd"/>
+      <w:r>
+        <w:rPr>
+          <w:lang w:val="en-GB"/>
+        </w:rPr>
+        <w:t xml:space="preserve"> WOW 4 pt)</w:t>
+      </w:r>
+    </w:p>
+  </w:comment>
+  <w:comment w:id="5" w:author="luca pulga" w:date="2025-12-17T18:33:00Z" w:initials="lp">
+    <w:p>
+      <w:pPr>
+        <w:pStyle w:val="Testocommento"/>
+        <w:rPr>
+          <w:lang w:val="en-GB"/>
+        </w:rPr>
+      </w:pPr>
+      <w:r>
+        <w:rPr>
+          <w:rStyle w:val="Rimandocommento"/>
+        </w:rPr>
+        <w:annotationRef/>
+      </w:r>
+      <w:proofErr w:type="spellStart"/>
+      <w:r>
+        <w:rPr>
+          <w:rStyle w:val="Rimandocommento"/>
+          <w:lang w:val="en-GB"/>
+        </w:rPr>
+        <w:t>Pannello</w:t>
+      </w:r>
+      <w:proofErr w:type="spellEnd"/>
+      <w:r>
+        <w:rPr>
+          <w:rStyle w:val="Rimandocommento"/>
+          <w:lang w:val="en-GB"/>
+        </w:rPr>
+        <w:t xml:space="preserve"> extra</w:t>
       </w:r>
     </w:p>
   </w:comment>
@@ -1627,19 +2385,34 @@
 
 <file path=word/commentsExtended.xml><?xml version="1.0" encoding="utf-8"?>
 <w15:commentsEx xmlns:wpc="http://schemas.microsoft.com/office/word/2010/wordprocessingCanvas" xmlns:cx="http://schemas.microsoft.com/office/drawing/2014/chartex" xmlns:cx1="http://schemas.microsoft.com/office/drawing/2015/9/8/chartex" xmlns:cx2="http://schemas.microsoft.com/office/drawing/2015/10/21/chartex" xmlns:cx3="http://schemas.microsoft.com/office/drawing/2016/5/9/chartex" xmlns:cx4="http://schemas.microsoft.com/office/drawing/2016/5/10/chartex" xmlns:cx5="http://schemas.microsoft.com/office/drawing/2016/5/11/chartex" xmlns:cx6="http://schemas.microsoft.com/office/drawing/2016/5/12/chartex" xmlns:cx7="http://schemas.microsoft.com/office/drawing/2016/5/13/chartex" xmlns:cx8="http://schemas.microsoft.com/office/drawing/2016/5/14/chartex" xmlns:mc="http://schemas.openxmlformats.org/markup-compatibility/2006" xmlns:aink="http://schemas.microsoft.com/office/drawing/2016/ink" xmlns:am3d="http://schemas.microsoft.com/office/drawing/2017/model3d" xmlns:o="urn:schemas-microsoft-com:office:office" xmlns:oel="http://schemas.microsoft.com/office/2019/extlst" xmlns:r="http://schemas.openxmlformats.org/officeDocument/2006/relationships" xmlns:m="http://schemas.openxmlformats.org/officeDocument/2006/math" xmlns:v="urn:schemas-microsoft-com:vml" xmlns:wp14="http://schemas.microsoft.com/office/word/2010/wordprocessingDrawing" xmlns:wp="http://schemas.openxmlformats.org/drawingml/2006/wordprocessingDrawing" xmlns:w10="urn:schemas-microsoft-com:office:word" xmlns:w="http://schemas.openxmlformats.org/wordprocessingml/2006/main" xmlns:w14="http://schemas.microsoft.com/office/word/2010/wordml" xmlns:w15="http://schemas.microsoft.com/office/word/2012/wordml" xmlns:w16cex="http://schemas.microsoft.com/office/word/2018/wordml/cex" xmlns:w16cid="http://schemas.microsoft.com/office/word/2016/wordml/cid" xmlns:w16="http://schemas.microsoft.com/office/word/2018/wordml" xmlns:w16du="http://schemas.microsoft.com/office/word/2023/wordml/word16du" xmlns:w16sdtdh="http://schemas.microsoft.com/office/word/2020/wordml/sdtdatahash" xmlns:w16sdtfl="http://schemas.microsoft.com/office/word/2024/wordml/sdtformatlock" xmlns:w16se="http://schemas.microsoft.com/office/word/2015/wordml/symex" xmlns:wpg="http://schemas.microsoft.com/office/word/2010/wordprocessingGroup" xmlns:wpi="http://schemas.microsoft.com/office/word/2010/wordprocessingInk" xmlns:wne="http://schemas.microsoft.com/office/word/2006/wordml" xmlns:wps="http://schemas.microsoft.com/office/word/2010/wordprocessingShape" mc:Ignorable="w14 w15 w16se w16cid w16 w16cex w16sdtdh w16sdtfl w16du wp14">
+  <w15:commentEx w15:paraId="760A1E1C" w15:done="0"/>
   <w15:commentEx w15:paraId="15C20850" w15:done="1"/>
+  <w15:commentEx w15:paraId="2DC8A62D" w15:done="0"/>
+  <w15:commentEx w15:paraId="5657D7E9" w15:done="0"/>
+  <w15:commentEx w15:paraId="5019CF81" w15:done="0"/>
+  <w15:commentEx w15:paraId="13F8DD21" w15:done="0"/>
 </w15:commentsEx>
 </file>
 
 <file path=word/commentsExtensible.xml><?xml version="1.0" encoding="utf-8"?>
 <w16cex:commentsExtensible xmlns:wpc="http://schemas.microsoft.com/office/word/2010/wordprocessingCanvas" xmlns:cx="http://schemas.microsoft.com/office/drawing/2014/chartex" xmlns:cx1="http://schemas.microsoft.com/office/drawing/2015/9/8/chartex" xmlns:cx2="http://schemas.microsoft.com/office/drawing/2015/10/21/chartex" xmlns:cx3="http://schemas.microsoft.com/office/drawing/2016/5/9/chartex" xmlns:cx4="http://schemas.microsoft.com/office/drawing/2016/5/10/chartex" xmlns:cx5="http://schemas.microsoft.com/office/drawing/2016/5/11/chartex" xmlns:cx6="http://schemas.microsoft.com/office/drawing/2016/5/12/chartex" xmlns:cx7="http://schemas.microsoft.com/office/drawing/2016/5/13/chartex" xmlns:cx8="http://schemas.microsoft.com/office/drawing/2016/5/14/chartex" xmlns:cr="http://schemas.microsoft.com/office/comments/2020/reactions" xmlns:mc="http://schemas.openxmlformats.org/markup-compatibility/2006" xmlns:aink="http://schemas.microsoft.com/office/drawing/2016/ink" xmlns:am3d="http://schemas.microsoft.com/office/drawing/2017/model3d" xmlns:o="urn:schemas-microsoft-com:office:office" xmlns:oel="http://schemas.microsoft.com/office/2019/extlst" xmlns:r="http://schemas.openxmlformats.org/officeDocument/2006/relationships" xmlns:m="http://schemas.openxmlformats.org/officeDocument/2006/math" xmlns:v="urn:schemas-microsoft-com:vml" xmlns:wp14="http://schemas.microsoft.com/office/word/2010/wordprocessingDrawing" xmlns:wp="http://schemas.openxmlformats.org/drawingml/2006/wordprocessingDrawing" xmlns:w10="urn:schemas-microsoft-com:office:word" xmlns:w="http://schemas.openxmlformats.org/wordprocessingml/2006/main" xmlns:w14="http://schemas.microsoft.com/office/word/2010/wordml" xmlns:w15="http://schemas.microsoft.com/office/word/2012/wordml" xmlns:w16cex="http://schemas.microsoft.com/office/word/2018/wordml/cex" xmlns:w16cid="http://schemas.microsoft.com/office/word/2016/wordml/cid" xmlns:w16="http://schemas.microsoft.com/office/word/2018/wordml" xmlns:w16du="http://schemas.microsoft.com/office/word/2023/wordml/word16du" xmlns:w16sdtdh="http://schemas.microsoft.com/office/word/2020/wordml/sdtdatahash" xmlns:w16sdtfl="http://schemas.microsoft.com/office/word/2024/wordml/sdtformatlock" xmlns:w16se="http://schemas.microsoft.com/office/word/2015/wordml/symex" xmlns:wpg="http://schemas.microsoft.com/office/word/2010/wordprocessingGroup" xmlns:wpi="http://schemas.microsoft.com/office/word/2010/wordprocessingInk" xmlns:wne="http://schemas.microsoft.com/office/word/2006/wordml" xmlns:wps="http://schemas.microsoft.com/office/word/2010/wordprocessingShape" mc:Ignorable="w14 w15 w16se w16cid w16 w16cex w16sdtdh w16sdtfl cr w16du wp14">
+  <w16cex:commentExtensible w16cex:durableId="6397C3DB" w16cex:dateUtc="2025-12-17T17:35:00Z"/>
   <w16cex:commentExtensible w16cex:durableId="027DFC2B" w16cex:dateUtc="2025-11-20T16:48:00Z"/>
+  <w16cex:commentExtensible w16cex:durableId="41A87968" w16cex:dateUtc="2025-12-17T17:47:00Z"/>
+  <w16cex:commentExtensible w16cex:durableId="7A0DCB90" w16cex:dateUtc="2025-12-17T17:36:00Z"/>
+  <w16cex:commentExtensible w16cex:durableId="62571887" w16cex:dateUtc="2025-12-17T17:47:00Z"/>
+  <w16cex:commentExtensible w16cex:durableId="0B0EAE59" w16cex:dateUtc="2025-12-17T17:33:00Z"/>
 </w16cex:commentsExtensible>
 </file>
 
 <file path=word/commentsIds.xml><?xml version="1.0" encoding="utf-8"?>
 <w16cid:commentsIds xmlns:wpc="http://schemas.microsoft.com/office/word/2010/wordprocessingCanvas" xmlns:cx="http://schemas.microsoft.com/office/drawing/2014/chartex" xmlns:cx1="http://schemas.microsoft.com/office/drawing/2015/9/8/chartex" xmlns:cx2="http://schemas.microsoft.com/office/drawing/2015/10/21/chartex" xmlns:cx3="http://schemas.microsoft.com/office/drawing/2016/5/9/chartex" xmlns:cx4="http://schemas.microsoft.com/office/drawing/2016/5/10/chartex" xmlns:cx5="http://schemas.microsoft.com/office/drawing/2016/5/11/chartex" xmlns:cx6="http://schemas.microsoft.com/office/drawing/2016/5/12/chartex" xmlns:cx7="http://schemas.microsoft.com/office/drawing/2016/5/13/chartex" xmlns:cx8="http://schemas.microsoft.com/office/drawing/2016/5/14/chartex" xmlns:mc="http://schemas.openxmlformats.org/markup-compatibility/2006" xmlns:aink="http://schemas.microsoft.com/office/drawing/2016/ink" xmlns:am3d="http://schemas.microsoft.com/office/drawing/2017/model3d" xmlns:o="urn:schemas-microsoft-com:office:office" xmlns:oel="http://schemas.microsoft.com/office/2019/extlst" xmlns:r="http://schemas.openxmlformats.org/officeDocument/2006/relationships" xmlns:m="http://schemas.openxmlformats.org/officeDocument/2006/math" xmlns:v="urn:schemas-microsoft-com:vml" xmlns:wp14="http://schemas.microsoft.com/office/word/2010/wordprocessingDrawing" xmlns:wp="http://schemas.openxmlformats.org/drawingml/2006/wordprocessingDrawing" xmlns:w10="urn:schemas-microsoft-com:office:word" xmlns:w="http://schemas.openxmlformats.org/wordprocessingml/2006/main" xmlns:w14="http://schemas.microsoft.com/office/word/2010/wordml" xmlns:w15="http://schemas.microsoft.com/office/word/2012/wordml" xmlns:w16cex="http://schemas.microsoft.com/office/word/2018/wordml/cex" xmlns:w16cid="http://schemas.microsoft.com/office/word/2016/wordml/cid" xmlns:w16="http://schemas.microsoft.com/office/word/2018/wordml" xmlns:w16du="http://schemas.microsoft.com/office/word/2023/wordml/word16du" xmlns:w16sdtdh="http://schemas.microsoft.com/office/word/2020/wordml/sdtdatahash" xmlns:w16sdtfl="http://schemas.microsoft.com/office/word/2024/wordml/sdtformatlock" xmlns:w16se="http://schemas.microsoft.com/office/word/2015/wordml/symex" xmlns:wpg="http://schemas.microsoft.com/office/word/2010/wordprocessingGroup" xmlns:wpi="http://schemas.microsoft.com/office/word/2010/wordprocessingInk" xmlns:wne="http://schemas.microsoft.com/office/word/2006/wordml" xmlns:wps="http://schemas.microsoft.com/office/word/2010/wordprocessingShape" mc:Ignorable="w14 w15 w16se w16cid w16 w16cex w16sdtdh w16sdtfl w16du wp14">
+  <w16cid:commentId w16cid:paraId="760A1E1C" w16cid:durableId="6397C3DB"/>
   <w16cid:commentId w16cid:paraId="15C20850" w16cid:durableId="027DFC2B"/>
+  <w16cid:commentId w16cid:paraId="2DC8A62D" w16cid:durableId="41A87968"/>
+  <w16cid:commentId w16cid:paraId="5657D7E9" w16cid:durableId="7A0DCB90"/>
+  <w16cid:commentId w16cid:paraId="5019CF81" w16cid:durableId="62571887"/>
+  <w16cid:commentId w16cid:paraId="13F8DD21" w16cid:durableId="0B0EAE59"/>
 </w16cid:commentsIds>
 </file>
 
@@ -1647,7 +2420,12 @@
 <w:numbering xmlns:wpc="http://schemas.microsoft.com/office/word/2010/wordprocessingCanvas" xmlns:cx="http://schemas.microsoft.com/office/drawing/2014/chartex" xmlns:cx1="http://schemas.microsoft.com/office/drawing/2015/9/8/chartex" xmlns:cx2="http://schemas.microsoft.com/office/drawing/2015/10/21/chartex" xmlns:cx3="http://schemas.microsoft.com/office/drawing/2016/5/9/chartex" xmlns:cx4="http://schemas.microsoft.com/office/drawing/2016/5/10/chartex" xmlns:cx5="http://schemas.microsoft.com/office/drawing/2016/5/11/chartex" xmlns:cx6="http://schemas.microsoft.com/office/drawing/2016/5/12/chartex" xmlns:cx7="http://schemas.microsoft.com/office/drawing/2016/5/13/chartex" xmlns:cx8="http://schemas.microsoft.com/office/drawing/2016/5/14/chartex" xmlns:mc="http://schemas.openxmlformats.org/markup-compatibility/2006" xmlns:aink="http://schemas.microsoft.com/office/drawing/2016/ink" xmlns:am3d="http://schemas.microsoft.com/office/drawing/2017/model3d" xmlns:o="urn:schemas-microsoft-com:office:office" xmlns:oel="http://schemas.microsoft.com/office/2019/extlst" xmlns:r="http://schemas.openxmlformats.org/officeDocument/2006/relationships" xmlns:m="http://schemas.openxmlformats.org/officeDocument/2006/math" xmlns:v="urn:schemas-microsoft-com:vml" xmlns:wp14="http://schemas.microsoft.com/office/word/2010/wordprocessingDrawing" xmlns:wp="http://schemas.openxmlformats.org/drawingml/2006/wordprocessingDrawing" xmlns:w10="urn:schemas-microsoft-com:office:word" xmlns:w="http://schemas.openxmlformats.org/wordprocessingml/2006/main" xmlns:w14="http://schemas.microsoft.com/office/word/2010/wordml" xmlns:w15="http://schemas.microsoft.com/office/word/2012/wordml" xmlns:w16cex="http://schemas.microsoft.com/office/word/2018/wordml/cex" xmlns:w16cid="http://schemas.microsoft.com/office/word/2016/wordml/cid" xmlns:w16="http://schemas.microsoft.com/office/word/2018/wordml" xmlns:w16du="http://schemas.microsoft.com/office/word/2023/wordml/word16du" xmlns:w16sdtdh="http://schemas.microsoft.com/office/word/2020/wordml/sdtdatahash" xmlns:w16sdtfl="http://schemas.microsoft.com/office/word/2024/wordml/sdtformatlock" xmlns:w16se="http://schemas.microsoft.com/office/word/2015/wordml/symex" xmlns:wpg="http://schemas.microsoft.com/office/word/2010/wordprocessingGroup" xmlns:wpi="http://schemas.microsoft.com/office/word/2010/wordprocessingInk" xmlns:wne="http://schemas.microsoft.com/office/word/2006/wordml" xmlns:wps="http://schemas.microsoft.com/office/word/2010/wordprocessingShape" mc:Ignorable="w14 w15 w16se w16cid w16 w16cex w16sdtdh w16sdtfl w16du wp14">
   <w:numPicBullet w:numPicBulletId="0">
     <w:pict>
-      <v:rect id="_x0000_i1045" style="width:0;height:1.5pt" o:hralign="center" o:bullet="t" o:hrstd="t" o:hr="t" fillcolor="#a0a0a0" stroked="f"/>
+      <v:rect id="_x0000_i1085" style="width:0;height:1.5pt" o:hralign="center" o:bullet="t" o:hrstd="t" o:hr="t" fillcolor="#a0a0a0" stroked="f"/>
+    </w:pict>
+  </w:numPicBullet>
+  <w:numPicBullet w:numPicBulletId="1">
+    <w:pict>
+      <v:rect id="_x0000_i1086" style="width:0;height:1.5pt" o:hralign="center" o:bullet="t" o:hrstd="t" o:hr="t" fillcolor="#a0a0a0" stroked="f"/>
     </w:pict>
   </w:numPicBullet>
   <w:abstractNum w:abstractNumId="0" w15:restartNumberingAfterBreak="0">
@@ -2843,6 +3621,118 @@
     </w:lvl>
   </w:abstractNum>
   <w:abstractNum w:abstractNumId="8" w15:restartNumberingAfterBreak="0">
+    <w:nsid w:val="12272585"/>
+    <w:multiLevelType w:val="hybridMultilevel"/>
+    <w:tmpl w:val="26889A9E"/>
+    <w:lvl w:ilvl="0" w:tplc="E1E82E92">
+      <w:numFmt w:val="bullet"/>
+      <w:lvlText w:val="-"/>
+      <w:lvlJc w:val="left"/>
+      <w:pPr>
+        <w:ind w:left="720" w:hanging="360"/>
+      </w:pPr>
+      <w:rPr>
+        <w:rFonts w:ascii="Calibri" w:eastAsiaTheme="minorHAnsi" w:hAnsi="Calibri" w:cs="Calibri" w:hint="default"/>
+      </w:rPr>
+    </w:lvl>
+    <w:lvl w:ilvl="1" w:tplc="04100003" w:tentative="1">
+      <w:start w:val="1"/>
+      <w:numFmt w:val="bullet"/>
+      <w:lvlText w:val="o"/>
+      <w:lvlJc w:val="left"/>
+      <w:pPr>
+        <w:ind w:left="1440" w:hanging="360"/>
+      </w:pPr>
+      <w:rPr>
+        <w:rFonts w:ascii="Courier New" w:hAnsi="Courier New" w:cs="Courier New" w:hint="default"/>
+      </w:rPr>
+    </w:lvl>
+    <w:lvl w:ilvl="2" w:tplc="04100005" w:tentative="1">
+      <w:start w:val="1"/>
+      <w:numFmt w:val="bullet"/>
+      <w:lvlText w:val=""/>
+      <w:lvlJc w:val="left"/>
+      <w:pPr>
+        <w:ind w:left="2160" w:hanging="360"/>
+      </w:pPr>
+      <w:rPr>
+        <w:rFonts w:ascii="Wingdings" w:hAnsi="Wingdings" w:hint="default"/>
+      </w:rPr>
+    </w:lvl>
+    <w:lvl w:ilvl="3" w:tplc="04100001" w:tentative="1">
+      <w:start w:val="1"/>
+      <w:numFmt w:val="bullet"/>
+      <w:lvlText w:val=""/>
+      <w:lvlJc w:val="left"/>
+      <w:pPr>
+        <w:ind w:left="2880" w:hanging="360"/>
+      </w:pPr>
+      <w:rPr>
+        <w:rFonts w:ascii="Symbol" w:hAnsi="Symbol" w:hint="default"/>
+      </w:rPr>
+    </w:lvl>
+    <w:lvl w:ilvl="4" w:tplc="04100003" w:tentative="1">
+      <w:start w:val="1"/>
+      <w:numFmt w:val="bullet"/>
+      <w:lvlText w:val="o"/>
+      <w:lvlJc w:val="left"/>
+      <w:pPr>
+        <w:ind w:left="3600" w:hanging="360"/>
+      </w:pPr>
+      <w:rPr>
+        <w:rFonts w:ascii="Courier New" w:hAnsi="Courier New" w:cs="Courier New" w:hint="default"/>
+      </w:rPr>
+    </w:lvl>
+    <w:lvl w:ilvl="5" w:tplc="04100005" w:tentative="1">
+      <w:start w:val="1"/>
+      <w:numFmt w:val="bullet"/>
+      <w:lvlText w:val=""/>
+      <w:lvlJc w:val="left"/>
+      <w:pPr>
+        <w:ind w:left="4320" w:hanging="360"/>
+      </w:pPr>
+      <w:rPr>
+        <w:rFonts w:ascii="Wingdings" w:hAnsi="Wingdings" w:hint="default"/>
+      </w:rPr>
+    </w:lvl>
+    <w:lvl w:ilvl="6" w:tplc="04100001" w:tentative="1">
+      <w:start w:val="1"/>
+      <w:numFmt w:val="bullet"/>
+      <w:lvlText w:val=""/>
+      <w:lvlJc w:val="left"/>
+      <w:pPr>
+        <w:ind w:left="5040" w:hanging="360"/>
+      </w:pPr>
+      <w:rPr>
+        <w:rFonts w:ascii="Symbol" w:hAnsi="Symbol" w:hint="default"/>
+      </w:rPr>
+    </w:lvl>
+    <w:lvl w:ilvl="7" w:tplc="04100003" w:tentative="1">
+      <w:start w:val="1"/>
+      <w:numFmt w:val="bullet"/>
+      <w:lvlText w:val="o"/>
+      <w:lvlJc w:val="left"/>
+      <w:pPr>
+        <w:ind w:left="5760" w:hanging="360"/>
+      </w:pPr>
+      <w:rPr>
+        <w:rFonts w:ascii="Courier New" w:hAnsi="Courier New" w:cs="Courier New" w:hint="default"/>
+      </w:rPr>
+    </w:lvl>
+    <w:lvl w:ilvl="8" w:tplc="04100005" w:tentative="1">
+      <w:start w:val="1"/>
+      <w:numFmt w:val="bullet"/>
+      <w:lvlText w:val=""/>
+      <w:lvlJc w:val="left"/>
+      <w:pPr>
+        <w:ind w:left="6480" w:hanging="360"/>
+      </w:pPr>
+      <w:rPr>
+        <w:rFonts w:ascii="Wingdings" w:hAnsi="Wingdings" w:hint="default"/>
+      </w:rPr>
+    </w:lvl>
+  </w:abstractNum>
+  <w:abstractNum w:abstractNumId="9" w15:restartNumberingAfterBreak="0">
     <w:nsid w:val="1719432C"/>
     <w:multiLevelType w:val="multilevel"/>
     <w:tmpl w:val="8454EF70"/>
@@ -2991,7 +3881,7 @@
       </w:rPr>
     </w:lvl>
   </w:abstractNum>
-  <w:abstractNum w:abstractNumId="9" w15:restartNumberingAfterBreak="0">
+  <w:abstractNum w:abstractNumId="10" w15:restartNumberingAfterBreak="0">
     <w:nsid w:val="17426B72"/>
     <w:multiLevelType w:val="multilevel"/>
     <w:tmpl w:val="9DB4AF3C"/>
@@ -3140,7 +4030,7 @@
       </w:rPr>
     </w:lvl>
   </w:abstractNum>
-  <w:abstractNum w:abstractNumId="10" w15:restartNumberingAfterBreak="0">
+  <w:abstractNum w:abstractNumId="11" w15:restartNumberingAfterBreak="0">
     <w:nsid w:val="17890785"/>
     <w:multiLevelType w:val="multilevel"/>
     <w:tmpl w:val="40AA4A3C"/>
@@ -3289,7 +4179,7 @@
       </w:rPr>
     </w:lvl>
   </w:abstractNum>
-  <w:abstractNum w:abstractNumId="11" w15:restartNumberingAfterBreak="0">
+  <w:abstractNum w:abstractNumId="12" w15:restartNumberingAfterBreak="0">
     <w:nsid w:val="1B66488D"/>
     <w:multiLevelType w:val="multilevel"/>
     <w:tmpl w:val="36F4BE1A"/>
@@ -3438,7 +4328,7 @@
       </w:rPr>
     </w:lvl>
   </w:abstractNum>
-  <w:abstractNum w:abstractNumId="12" w15:restartNumberingAfterBreak="0">
+  <w:abstractNum w:abstractNumId="13" w15:restartNumberingAfterBreak="0">
     <w:nsid w:val="1DCE1458"/>
     <w:multiLevelType w:val="multilevel"/>
     <w:tmpl w:val="6AA00228"/>
@@ -3587,7 +4477,7 @@
       </w:rPr>
     </w:lvl>
   </w:abstractNum>
-  <w:abstractNum w:abstractNumId="13" w15:restartNumberingAfterBreak="0">
+  <w:abstractNum w:abstractNumId="14" w15:restartNumberingAfterBreak="0">
     <w:nsid w:val="1E031746"/>
     <w:multiLevelType w:val="multilevel"/>
     <w:tmpl w:val="1BE45BAE"/>
@@ -3736,7 +4626,148 @@
       </w:rPr>
     </w:lvl>
   </w:abstractNum>
-  <w:abstractNum w:abstractNumId="14" w15:restartNumberingAfterBreak="0">
+  <w:abstractNum w:abstractNumId="15" w15:restartNumberingAfterBreak="0">
+    <w:nsid w:val="1E944132"/>
+    <w:multiLevelType w:val="hybridMultilevel"/>
+    <w:tmpl w:val="C6AC6926"/>
+    <w:lvl w:ilvl="0" w:tplc="49CED2FE">
+      <w:start w:val="1"/>
+      <w:numFmt w:val="bullet"/>
+      <w:lvlText w:val=""/>
+      <w:lvlPicBulletId w:val="1"/>
+      <w:lvlJc w:val="left"/>
+      <w:pPr>
+        <w:tabs>
+          <w:tab w:val="num" w:pos="720"/>
+        </w:tabs>
+        <w:ind w:left="720" w:hanging="360"/>
+      </w:pPr>
+      <w:rPr>
+        <w:rFonts w:ascii="Symbol" w:hAnsi="Symbol" w:hint="default"/>
+      </w:rPr>
+    </w:lvl>
+    <w:lvl w:ilvl="1" w:tplc="D8EEC4DE" w:tentative="1">
+      <w:start w:val="1"/>
+      <w:numFmt w:val="bullet"/>
+      <w:lvlText w:val=""/>
+      <w:lvlJc w:val="left"/>
+      <w:pPr>
+        <w:tabs>
+          <w:tab w:val="num" w:pos="1440"/>
+        </w:tabs>
+        <w:ind w:left="1440" w:hanging="360"/>
+      </w:pPr>
+      <w:rPr>
+        <w:rFonts w:ascii="Symbol" w:hAnsi="Symbol" w:hint="default"/>
+      </w:rPr>
+    </w:lvl>
+    <w:lvl w:ilvl="2" w:tplc="16ECD88E" w:tentative="1">
+      <w:start w:val="1"/>
+      <w:numFmt w:val="bullet"/>
+      <w:lvlText w:val=""/>
+      <w:lvlJc w:val="left"/>
+      <w:pPr>
+        <w:tabs>
+          <w:tab w:val="num" w:pos="2160"/>
+        </w:tabs>
+        <w:ind w:left="2160" w:hanging="360"/>
+      </w:pPr>
+      <w:rPr>
+        <w:rFonts w:ascii="Symbol" w:hAnsi="Symbol" w:hint="default"/>
+      </w:rPr>
+    </w:lvl>
+    <w:lvl w:ilvl="3" w:tplc="7076CFC2" w:tentative="1">
+      <w:start w:val="1"/>
+      <w:numFmt w:val="bullet"/>
+      <w:lvlText w:val=""/>
+      <w:lvlJc w:val="left"/>
+      <w:pPr>
+        <w:tabs>
+          <w:tab w:val="num" w:pos="2880"/>
+        </w:tabs>
+        <w:ind w:left="2880" w:hanging="360"/>
+      </w:pPr>
+      <w:rPr>
+        <w:rFonts w:ascii="Symbol" w:hAnsi="Symbol" w:hint="default"/>
+      </w:rPr>
+    </w:lvl>
+    <w:lvl w:ilvl="4" w:tplc="CA269520" w:tentative="1">
+      <w:start w:val="1"/>
+      <w:numFmt w:val="bullet"/>
+      <w:lvlText w:val=""/>
+      <w:lvlJc w:val="left"/>
+      <w:pPr>
+        <w:tabs>
+          <w:tab w:val="num" w:pos="3600"/>
+        </w:tabs>
+        <w:ind w:left="3600" w:hanging="360"/>
+      </w:pPr>
+      <w:rPr>
+        <w:rFonts w:ascii="Symbol" w:hAnsi="Symbol" w:hint="default"/>
+      </w:rPr>
+    </w:lvl>
+    <w:lvl w:ilvl="5" w:tplc="92CAE23A" w:tentative="1">
+      <w:start w:val="1"/>
+      <w:numFmt w:val="bullet"/>
+      <w:lvlText w:val=""/>
+      <w:lvlJc w:val="left"/>
+      <w:pPr>
+        <w:tabs>
+          <w:tab w:val="num" w:pos="4320"/>
+        </w:tabs>
+        <w:ind w:left="4320" w:hanging="360"/>
+      </w:pPr>
+      <w:rPr>
+        <w:rFonts w:ascii="Symbol" w:hAnsi="Symbol" w:hint="default"/>
+      </w:rPr>
+    </w:lvl>
+    <w:lvl w:ilvl="6" w:tplc="724E78E6" w:tentative="1">
+      <w:start w:val="1"/>
+      <w:numFmt w:val="bullet"/>
+      <w:lvlText w:val=""/>
+      <w:lvlJc w:val="left"/>
+      <w:pPr>
+        <w:tabs>
+          <w:tab w:val="num" w:pos="5040"/>
+        </w:tabs>
+        <w:ind w:left="5040" w:hanging="360"/>
+      </w:pPr>
+      <w:rPr>
+        <w:rFonts w:ascii="Symbol" w:hAnsi="Symbol" w:hint="default"/>
+      </w:rPr>
+    </w:lvl>
+    <w:lvl w:ilvl="7" w:tplc="8DBA79C4" w:tentative="1">
+      <w:start w:val="1"/>
+      <w:numFmt w:val="bullet"/>
+      <w:lvlText w:val=""/>
+      <w:lvlJc w:val="left"/>
+      <w:pPr>
+        <w:tabs>
+          <w:tab w:val="num" w:pos="5760"/>
+        </w:tabs>
+        <w:ind w:left="5760" w:hanging="360"/>
+      </w:pPr>
+      <w:rPr>
+        <w:rFonts w:ascii="Symbol" w:hAnsi="Symbol" w:hint="default"/>
+      </w:rPr>
+    </w:lvl>
+    <w:lvl w:ilvl="8" w:tplc="FA6CBD9E" w:tentative="1">
+      <w:start w:val="1"/>
+      <w:numFmt w:val="bullet"/>
+      <w:lvlText w:val=""/>
+      <w:lvlJc w:val="left"/>
+      <w:pPr>
+        <w:tabs>
+          <w:tab w:val="num" w:pos="6480"/>
+        </w:tabs>
+        <w:ind w:left="6480" w:hanging="360"/>
+      </w:pPr>
+      <w:rPr>
+        <w:rFonts w:ascii="Symbol" w:hAnsi="Symbol" w:hint="default"/>
+      </w:rPr>
+    </w:lvl>
+  </w:abstractNum>
+  <w:abstractNum w:abstractNumId="16" w15:restartNumberingAfterBreak="0">
     <w:nsid w:val="1FA420DD"/>
     <w:multiLevelType w:val="multilevel"/>
     <w:tmpl w:val="115A0F90"/>
@@ -3885,7 +4916,7 @@
       </w:rPr>
     </w:lvl>
   </w:abstractNum>
-  <w:abstractNum w:abstractNumId="15" w15:restartNumberingAfterBreak="0">
+  <w:abstractNum w:abstractNumId="17" w15:restartNumberingAfterBreak="0">
     <w:nsid w:val="21F02431"/>
     <w:multiLevelType w:val="multilevel"/>
     <w:tmpl w:val="5838C7F6"/>
@@ -4034,7 +5065,7 @@
       </w:rPr>
     </w:lvl>
   </w:abstractNum>
-  <w:abstractNum w:abstractNumId="16" w15:restartNumberingAfterBreak="0">
+  <w:abstractNum w:abstractNumId="18" w15:restartNumberingAfterBreak="0">
     <w:nsid w:val="239259B2"/>
     <w:multiLevelType w:val="multilevel"/>
     <w:tmpl w:val="9304637E"/>
@@ -4183,7 +5214,7 @@
       </w:rPr>
     </w:lvl>
   </w:abstractNum>
-  <w:abstractNum w:abstractNumId="17" w15:restartNumberingAfterBreak="0">
+  <w:abstractNum w:abstractNumId="19" w15:restartNumberingAfterBreak="0">
     <w:nsid w:val="25060857"/>
     <w:multiLevelType w:val="multilevel"/>
     <w:tmpl w:val="4AF4D7BC"/>
@@ -4332,7 +5363,7 @@
       </w:rPr>
     </w:lvl>
   </w:abstractNum>
-  <w:abstractNum w:abstractNumId="18" w15:restartNumberingAfterBreak="0">
+  <w:abstractNum w:abstractNumId="20" w15:restartNumberingAfterBreak="0">
     <w:nsid w:val="29DA3CFE"/>
     <w:multiLevelType w:val="multilevel"/>
     <w:tmpl w:val="4F1A07CE"/>
@@ -4481,7 +5512,7 @@
       </w:rPr>
     </w:lvl>
   </w:abstractNum>
-  <w:abstractNum w:abstractNumId="19" w15:restartNumberingAfterBreak="0">
+  <w:abstractNum w:abstractNumId="21" w15:restartNumberingAfterBreak="0">
     <w:nsid w:val="36C260BC"/>
     <w:multiLevelType w:val="multilevel"/>
     <w:tmpl w:val="C2DE33BA"/>
@@ -4630,7 +5661,7 @@
       </w:rPr>
     </w:lvl>
   </w:abstractNum>
-  <w:abstractNum w:abstractNumId="20" w15:restartNumberingAfterBreak="0">
+  <w:abstractNum w:abstractNumId="22" w15:restartNumberingAfterBreak="0">
     <w:nsid w:val="3770117C"/>
     <w:multiLevelType w:val="multilevel"/>
     <w:tmpl w:val="EF6C8F6E"/>
@@ -4779,7 +5810,7 @@
       </w:rPr>
     </w:lvl>
   </w:abstractNum>
-  <w:abstractNum w:abstractNumId="21" w15:restartNumberingAfterBreak="0">
+  <w:abstractNum w:abstractNumId="23" w15:restartNumberingAfterBreak="0">
     <w:nsid w:val="3C38616E"/>
     <w:multiLevelType w:val="multilevel"/>
     <w:tmpl w:val="2834CD3E"/>
@@ -4928,7 +5959,7 @@
       </w:rPr>
     </w:lvl>
   </w:abstractNum>
-  <w:abstractNum w:abstractNumId="22" w15:restartNumberingAfterBreak="0">
+  <w:abstractNum w:abstractNumId="24" w15:restartNumberingAfterBreak="0">
     <w:nsid w:val="4344593C"/>
     <w:multiLevelType w:val="multilevel"/>
     <w:tmpl w:val="4140C9FA"/>
@@ -5077,7 +6108,7 @@
       </w:rPr>
     </w:lvl>
   </w:abstractNum>
-  <w:abstractNum w:abstractNumId="23" w15:restartNumberingAfterBreak="0">
+  <w:abstractNum w:abstractNumId="25" w15:restartNumberingAfterBreak="0">
     <w:nsid w:val="4C92449F"/>
     <w:multiLevelType w:val="multilevel"/>
     <w:tmpl w:val="B74A07FC"/>
@@ -5226,7 +6257,7 @@
       </w:rPr>
     </w:lvl>
   </w:abstractNum>
-  <w:abstractNum w:abstractNumId="24" w15:restartNumberingAfterBreak="0">
+  <w:abstractNum w:abstractNumId="26" w15:restartNumberingAfterBreak="0">
     <w:nsid w:val="4E2116EA"/>
     <w:multiLevelType w:val="multilevel"/>
     <w:tmpl w:val="7E946860"/>
@@ -5375,7 +6406,7 @@
       </w:rPr>
     </w:lvl>
   </w:abstractNum>
-  <w:abstractNum w:abstractNumId="25" w15:restartNumberingAfterBreak="0">
+  <w:abstractNum w:abstractNumId="27" w15:restartNumberingAfterBreak="0">
     <w:nsid w:val="4F664E32"/>
     <w:multiLevelType w:val="multilevel"/>
     <w:tmpl w:val="328C9528"/>
@@ -5524,7 +6555,7 @@
       </w:rPr>
     </w:lvl>
   </w:abstractNum>
-  <w:abstractNum w:abstractNumId="26" w15:restartNumberingAfterBreak="0">
+  <w:abstractNum w:abstractNumId="28" w15:restartNumberingAfterBreak="0">
     <w:nsid w:val="5C9E6E5D"/>
     <w:multiLevelType w:val="multilevel"/>
     <w:tmpl w:val="44061474"/>
@@ -5673,7 +6704,7 @@
       </w:rPr>
     </w:lvl>
   </w:abstractNum>
-  <w:abstractNum w:abstractNumId="27" w15:restartNumberingAfterBreak="0">
+  <w:abstractNum w:abstractNumId="29" w15:restartNumberingAfterBreak="0">
     <w:nsid w:val="5F4B05CC"/>
     <w:multiLevelType w:val="multilevel"/>
     <w:tmpl w:val="184C6726"/>
@@ -5822,7 +6853,7 @@
       </w:rPr>
     </w:lvl>
   </w:abstractNum>
-  <w:abstractNum w:abstractNumId="28" w15:restartNumberingAfterBreak="0">
+  <w:abstractNum w:abstractNumId="30" w15:restartNumberingAfterBreak="0">
     <w:nsid w:val="6B8776F4"/>
     <w:multiLevelType w:val="multilevel"/>
     <w:tmpl w:val="A1246FE0"/>
@@ -5971,7 +7002,7 @@
       </w:rPr>
     </w:lvl>
   </w:abstractNum>
-  <w:abstractNum w:abstractNumId="29" w15:restartNumberingAfterBreak="0">
+  <w:abstractNum w:abstractNumId="31" w15:restartNumberingAfterBreak="0">
     <w:nsid w:val="6BC000E2"/>
     <w:multiLevelType w:val="multilevel"/>
     <w:tmpl w:val="046026C0"/>
@@ -6120,7 +7151,119 @@
       </w:rPr>
     </w:lvl>
   </w:abstractNum>
-  <w:abstractNum w:abstractNumId="30" w15:restartNumberingAfterBreak="0">
+  <w:abstractNum w:abstractNumId="32" w15:restartNumberingAfterBreak="0">
+    <w:nsid w:val="6BE6151D"/>
+    <w:multiLevelType w:val="hybridMultilevel"/>
+    <w:tmpl w:val="C5DC21F6"/>
+    <w:lvl w:ilvl="0" w:tplc="2CAC3DA8">
+      <w:numFmt w:val="bullet"/>
+      <w:lvlText w:val="-"/>
+      <w:lvlJc w:val="left"/>
+      <w:pPr>
+        <w:ind w:left="720" w:hanging="360"/>
+      </w:pPr>
+      <w:rPr>
+        <w:rFonts w:ascii="Calibri" w:eastAsiaTheme="minorHAnsi" w:hAnsi="Calibri" w:cs="Calibri" w:hint="default"/>
+      </w:rPr>
+    </w:lvl>
+    <w:lvl w:ilvl="1" w:tplc="04100003" w:tentative="1">
+      <w:start w:val="1"/>
+      <w:numFmt w:val="bullet"/>
+      <w:lvlText w:val="o"/>
+      <w:lvlJc w:val="left"/>
+      <w:pPr>
+        <w:ind w:left="1440" w:hanging="360"/>
+      </w:pPr>
+      <w:rPr>
+        <w:rFonts w:ascii="Courier New" w:hAnsi="Courier New" w:cs="Courier New" w:hint="default"/>
+      </w:rPr>
+    </w:lvl>
+    <w:lvl w:ilvl="2" w:tplc="04100005" w:tentative="1">
+      <w:start w:val="1"/>
+      <w:numFmt w:val="bullet"/>
+      <w:lvlText w:val=""/>
+      <w:lvlJc w:val="left"/>
+      <w:pPr>
+        <w:ind w:left="2160" w:hanging="360"/>
+      </w:pPr>
+      <w:rPr>
+        <w:rFonts w:ascii="Wingdings" w:hAnsi="Wingdings" w:hint="default"/>
+      </w:rPr>
+    </w:lvl>
+    <w:lvl w:ilvl="3" w:tplc="04100001" w:tentative="1">
+      <w:start w:val="1"/>
+      <w:numFmt w:val="bullet"/>
+      <w:lvlText w:val=""/>
+      <w:lvlJc w:val="left"/>
+      <w:pPr>
+        <w:ind w:left="2880" w:hanging="360"/>
+      </w:pPr>
+      <w:rPr>
+        <w:rFonts w:ascii="Symbol" w:hAnsi="Symbol" w:hint="default"/>
+      </w:rPr>
+    </w:lvl>
+    <w:lvl w:ilvl="4" w:tplc="04100003" w:tentative="1">
+      <w:start w:val="1"/>
+      <w:numFmt w:val="bullet"/>
+      <w:lvlText w:val="o"/>
+      <w:lvlJc w:val="left"/>
+      <w:pPr>
+        <w:ind w:left="3600" w:hanging="360"/>
+      </w:pPr>
+      <w:rPr>
+        <w:rFonts w:ascii="Courier New" w:hAnsi="Courier New" w:cs="Courier New" w:hint="default"/>
+      </w:rPr>
+    </w:lvl>
+    <w:lvl w:ilvl="5" w:tplc="04100005" w:tentative="1">
+      <w:start w:val="1"/>
+      <w:numFmt w:val="bullet"/>
+      <w:lvlText w:val=""/>
+      <w:lvlJc w:val="left"/>
+      <w:pPr>
+        <w:ind w:left="4320" w:hanging="360"/>
+      </w:pPr>
+      <w:rPr>
+        <w:rFonts w:ascii="Wingdings" w:hAnsi="Wingdings" w:hint="default"/>
+      </w:rPr>
+    </w:lvl>
+    <w:lvl w:ilvl="6" w:tplc="04100001" w:tentative="1">
+      <w:start w:val="1"/>
+      <w:numFmt w:val="bullet"/>
+      <w:lvlText w:val=""/>
+      <w:lvlJc w:val="left"/>
+      <w:pPr>
+        <w:ind w:left="5040" w:hanging="360"/>
+      </w:pPr>
+      <w:rPr>
+        <w:rFonts w:ascii="Symbol" w:hAnsi="Symbol" w:hint="default"/>
+      </w:rPr>
+    </w:lvl>
+    <w:lvl w:ilvl="7" w:tplc="04100003" w:tentative="1">
+      <w:start w:val="1"/>
+      <w:numFmt w:val="bullet"/>
+      <w:lvlText w:val="o"/>
+      <w:lvlJc w:val="left"/>
+      <w:pPr>
+        <w:ind w:left="5760" w:hanging="360"/>
+      </w:pPr>
+      <w:rPr>
+        <w:rFonts w:ascii="Courier New" w:hAnsi="Courier New" w:cs="Courier New" w:hint="default"/>
+      </w:rPr>
+    </w:lvl>
+    <w:lvl w:ilvl="8" w:tplc="04100005" w:tentative="1">
+      <w:start w:val="1"/>
+      <w:numFmt w:val="bullet"/>
+      <w:lvlText w:val=""/>
+      <w:lvlJc w:val="left"/>
+      <w:pPr>
+        <w:ind w:left="6480" w:hanging="360"/>
+      </w:pPr>
+      <w:rPr>
+        <w:rFonts w:ascii="Wingdings" w:hAnsi="Wingdings" w:hint="default"/>
+      </w:rPr>
+    </w:lvl>
+  </w:abstractNum>
+  <w:abstractNum w:abstractNumId="33" w15:restartNumberingAfterBreak="0">
     <w:nsid w:val="6EDD718E"/>
     <w:multiLevelType w:val="multilevel"/>
     <w:tmpl w:val="2E2CBED2"/>
@@ -6269,7 +7412,7 @@
       </w:rPr>
     </w:lvl>
   </w:abstractNum>
-  <w:abstractNum w:abstractNumId="31" w15:restartNumberingAfterBreak="0">
+  <w:abstractNum w:abstractNumId="34" w15:restartNumberingAfterBreak="0">
     <w:nsid w:val="75A86CCA"/>
     <w:multiLevelType w:val="multilevel"/>
     <w:tmpl w:val="8E26CA5E"/>
@@ -6418,7 +7561,7 @@
       </w:rPr>
     </w:lvl>
   </w:abstractNum>
-  <w:abstractNum w:abstractNumId="32" w15:restartNumberingAfterBreak="0">
+  <w:abstractNum w:abstractNumId="35" w15:restartNumberingAfterBreak="0">
     <w:nsid w:val="7BAC5103"/>
     <w:multiLevelType w:val="multilevel"/>
     <w:tmpl w:val="456CAA74"/>
@@ -6567,7 +7710,7 @@
       </w:rPr>
     </w:lvl>
   </w:abstractNum>
-  <w:abstractNum w:abstractNumId="33" w15:restartNumberingAfterBreak="0">
+  <w:abstractNum w:abstractNumId="36" w15:restartNumberingAfterBreak="0">
     <w:nsid w:val="7F1A4DFE"/>
     <w:multiLevelType w:val="multilevel"/>
     <w:tmpl w:val="B164CE54"/>
@@ -6720,10 +7863,10 @@
     <w:abstractNumId w:val="3"/>
   </w:num>
   <w:num w:numId="2" w16cid:durableId="325323343">
-    <w:abstractNumId w:val="8"/>
+    <w:abstractNumId w:val="9"/>
   </w:num>
   <w:num w:numId="3" w16cid:durableId="975986407">
-    <w:abstractNumId w:val="10"/>
+    <w:abstractNumId w:val="11"/>
   </w:num>
   <w:num w:numId="4" w16cid:durableId="439616955">
     <w:abstractNumId w:val="2"/>
@@ -6732,16 +7875,16 @@
     <w:abstractNumId w:val="0"/>
   </w:num>
   <w:num w:numId="6" w16cid:durableId="1103115786">
-    <w:abstractNumId w:val="21"/>
+    <w:abstractNumId w:val="23"/>
   </w:num>
   <w:num w:numId="7" w16cid:durableId="1289236013">
-    <w:abstractNumId w:val="25"/>
+    <w:abstractNumId w:val="27"/>
   </w:num>
   <w:num w:numId="8" w16cid:durableId="1751661288">
-    <w:abstractNumId w:val="15"/>
+    <w:abstractNumId w:val="17"/>
   </w:num>
   <w:num w:numId="9" w16cid:durableId="1989164246">
-    <w:abstractNumId w:val="17"/>
+    <w:abstractNumId w:val="19"/>
   </w:num>
   <w:num w:numId="10" w16cid:durableId="1704018314">
     <w:abstractNumId w:val="6"/>
@@ -6750,73 +7893,82 @@
     <w:abstractNumId w:val="4"/>
   </w:num>
   <w:num w:numId="12" w16cid:durableId="1702976619">
-    <w:abstractNumId w:val="23"/>
+    <w:abstractNumId w:val="25"/>
   </w:num>
   <w:num w:numId="13" w16cid:durableId="1406880649">
-    <w:abstractNumId w:val="24"/>
+    <w:abstractNumId w:val="26"/>
   </w:num>
   <w:num w:numId="14" w16cid:durableId="859274078">
     <w:abstractNumId w:val="5"/>
   </w:num>
   <w:num w:numId="15" w16cid:durableId="1061250397">
-    <w:abstractNumId w:val="11"/>
+    <w:abstractNumId w:val="12"/>
   </w:num>
   <w:num w:numId="16" w16cid:durableId="836919225">
-    <w:abstractNumId w:val="28"/>
+    <w:abstractNumId w:val="30"/>
   </w:num>
   <w:num w:numId="17" w16cid:durableId="353463068">
     <w:abstractNumId w:val="7"/>
   </w:num>
   <w:num w:numId="18" w16cid:durableId="2134253340">
-    <w:abstractNumId w:val="30"/>
+    <w:abstractNumId w:val="33"/>
   </w:num>
   <w:num w:numId="19" w16cid:durableId="644554303">
-    <w:abstractNumId w:val="14"/>
+    <w:abstractNumId w:val="16"/>
   </w:num>
   <w:num w:numId="20" w16cid:durableId="1469934476">
-    <w:abstractNumId w:val="32"/>
+    <w:abstractNumId w:val="35"/>
   </w:num>
   <w:num w:numId="21" w16cid:durableId="62410444">
-    <w:abstractNumId w:val="9"/>
+    <w:abstractNumId w:val="10"/>
   </w:num>
   <w:num w:numId="22" w16cid:durableId="921841367">
-    <w:abstractNumId w:val="16"/>
+    <w:abstractNumId w:val="18"/>
   </w:num>
   <w:num w:numId="23" w16cid:durableId="1649361915">
-    <w:abstractNumId w:val="19"/>
+    <w:abstractNumId w:val="21"/>
   </w:num>
   <w:num w:numId="24" w16cid:durableId="1542134571">
-    <w:abstractNumId w:val="18"/>
+    <w:abstractNumId w:val="20"/>
   </w:num>
   <w:num w:numId="25" w16cid:durableId="1877497770">
     <w:abstractNumId w:val="1"/>
   </w:num>
   <w:num w:numId="26" w16cid:durableId="151409746">
-    <w:abstractNumId w:val="26"/>
+    <w:abstractNumId w:val="28"/>
   </w:num>
   <w:num w:numId="27" w16cid:durableId="988825027">
+    <w:abstractNumId w:val="14"/>
+  </w:num>
+  <w:num w:numId="28" w16cid:durableId="261493162">
     <w:abstractNumId w:val="13"/>
   </w:num>
-  <w:num w:numId="28" w16cid:durableId="261493162">
-    <w:abstractNumId w:val="12"/>
+  <w:num w:numId="29" w16cid:durableId="225264297">
+    <w:abstractNumId w:val="31"/>
   </w:num>
-  <w:num w:numId="29" w16cid:durableId="225264297">
+  <w:num w:numId="30" w16cid:durableId="129641101">
+    <w:abstractNumId w:val="36"/>
+  </w:num>
+  <w:num w:numId="31" w16cid:durableId="1833518757">
+    <w:abstractNumId w:val="22"/>
+  </w:num>
+  <w:num w:numId="32" w16cid:durableId="1075979944">
     <w:abstractNumId w:val="29"/>
   </w:num>
-  <w:num w:numId="30" w16cid:durableId="129641101">
-    <w:abstractNumId w:val="33"/>
-  </w:num>
-  <w:num w:numId="31" w16cid:durableId="1833518757">
-    <w:abstractNumId w:val="20"/>
-  </w:num>
-  <w:num w:numId="32" w16cid:durableId="1075979944">
-    <w:abstractNumId w:val="27"/>
-  </w:num>
   <w:num w:numId="33" w16cid:durableId="470290068">
-    <w:abstractNumId w:val="22"/>
+    <w:abstractNumId w:val="24"/>
   </w:num>
   <w:num w:numId="34" w16cid:durableId="233322559">
-    <w:abstractNumId w:val="31"/>
+    <w:abstractNumId w:val="34"/>
+  </w:num>
+  <w:num w:numId="35" w16cid:durableId="130482745">
+    <w:abstractNumId w:val="15"/>
+  </w:num>
+  <w:num w:numId="36" w16cid:durableId="421225668">
+    <w:abstractNumId w:val="8"/>
+  </w:num>
+  <w:num w:numId="37" w16cid:durableId="424307909">
+    <w:abstractNumId w:val="32"/>
   </w:num>
 </w:numbering>
 </file>
@@ -7429,6 +8581,7 @@
   <w:style w:type="character" w:default="1" w:styleId="Carpredefinitoparagrafo">
     <w:name w:val="Default Paragraph Font"/>
     <w:uiPriority w:val="1"/>
+    <w:semiHidden/>
     <w:unhideWhenUsed/>
   </w:style>
   <w:style w:type="table" w:default="1" w:styleId="Tabellanormale">
@@ -7809,6 +8962,41 @@
       <w:szCs w:val="20"/>
     </w:rPr>
   </w:style>
+  <w:style w:type="character" w:styleId="Collegamentoipertestuale">
+    <w:name w:val="Hyperlink"/>
+    <w:basedOn w:val="Carpredefinitoparagrafo"/>
+    <w:uiPriority w:val="99"/>
+    <w:unhideWhenUsed/>
+    <w:rsid w:val="00DC154B"/>
+    <w:rPr>
+      <w:color w:val="0563C1" w:themeColor="hyperlink"/>
+      <w:u w:val="single"/>
+    </w:rPr>
+  </w:style>
+  <w:style w:type="character" w:styleId="Menzionenonrisolta">
+    <w:name w:val="Unresolved Mention"/>
+    <w:basedOn w:val="Carpredefinitoparagrafo"/>
+    <w:uiPriority w:val="99"/>
+    <w:semiHidden/>
+    <w:unhideWhenUsed/>
+    <w:rsid w:val="00DC154B"/>
+    <w:rPr>
+      <w:color w:val="605E5C"/>
+      <w:shd w:val="clear" w:color="auto" w:fill="E1DFDD"/>
+    </w:rPr>
+  </w:style>
+  <w:style w:type="character" w:styleId="Collegamentovisitato">
+    <w:name w:val="FollowedHyperlink"/>
+    <w:basedOn w:val="Carpredefinitoparagrafo"/>
+    <w:uiPriority w:val="99"/>
+    <w:semiHidden/>
+    <w:unhideWhenUsed/>
+    <w:rsid w:val="0031321B"/>
+    <w:rPr>
+      <w:color w:val="954F72" w:themeColor="followedHyperlink"/>
+      <w:u w:val="single"/>
+    </w:rPr>
+  </w:style>
 </w:styles>
 </file>
 

--- a/docs/Unibo-MatchSkills.docx
+++ b/docs/Unibo-MatchSkills.docx
@@ -634,7 +634,7 @@
       </w:pPr>
       <w:r>
         <w:pict w14:anchorId="60CB6BB9">
-          <v:rect id="_x0000_i1026" style="width:0;height:1.5pt" o:hralign="center" o:hrstd="t" o:hr="t" fillcolor="#a0a0a0" stroked="f"/>
+          <v:rect id="_x0000_i1027" style="width:0;height:1.5pt" o:hralign="center" o:hrstd="t" o:hr="t" fillcolor="#a0a0a0" stroked="f"/>
         </w:pict>
       </w:r>
     </w:p>
@@ -897,7 +897,7 @@
       </w:pPr>
       <w:r>
         <w:pict w14:anchorId="76F06F7F">
-          <v:rect id="_x0000_i1027" style="width:0;height:1.5pt" o:hralign="center" o:bullet="t" o:hrstd="t" o:hr="t" fillcolor="#a0a0a0" stroked="f"/>
+          <v:rect id="_x0000_i1028" style="width:0;height:1.5pt" o:hralign="center" o:bullet="t" o:hrstd="t" o:hr="t" fillcolor="#a0a0a0" stroked="f"/>
         </w:pict>
       </w:r>
     </w:p>
@@ -1357,7 +1357,7 @@
       </w:pPr>
       <w:r>
         <w:pict w14:anchorId="00F24C6F">
-          <v:rect id="_x0000_i1028" style="width:0;height:1.5pt" o:hralign="center" o:hrstd="t" o:hr="t" fillcolor="#a0a0a0" stroked="f"/>
+          <v:rect id="_x0000_i1029" style="width:0;height:1.5pt" o:hralign="center" o:hrstd="t" o:hr="t" fillcolor="#a0a0a0" stroked="f"/>
         </w:pict>
       </w:r>
     </w:p>
@@ -1495,7 +1495,7 @@
       </w:pPr>
       <w:r>
         <w:pict w14:anchorId="21BA2EF2">
-          <v:rect id="_x0000_i1029" style="width:0;height:1.5pt" o:hralign="center" o:hrstd="t" o:hr="t" fillcolor="#a0a0a0" stroked="f"/>
+          <v:rect id="_x0000_i1030" style="width:0;height:1.5pt" o:hralign="center" o:hrstd="t" o:hr="t" fillcolor="#a0a0a0" stroked="f"/>
         </w:pict>
       </w:r>
     </w:p>
@@ -1604,6 +1604,183 @@
       <w:r>
         <w:lastRenderedPageBreak/>
         <w:t>FIGMA</w:t>
+      </w:r>
+    </w:p>
+    <w:p>
+      <w:pPr>
+        <w:spacing w:after="0"/>
+        <w:rPr>
+          <w:lang w:val="en-GB"/>
+        </w:rPr>
+      </w:pPr>
+      <w:r>
+        <w:rPr>
+          <w:b/>
+          <w:bCs/>
+          <w:lang w:val="en-GB"/>
+        </w:rPr>
+        <w:t>Palette</w:t>
+      </w:r>
+      <w:r>
+        <w:rPr>
+          <w:lang w:val="en-GB"/>
+        </w:rPr>
+        <w:t>:</w:t>
+      </w:r>
+    </w:p>
+    <w:p>
+      <w:pPr>
+        <w:spacing w:after="0"/>
+        <w:rPr>
+          <w:lang w:val="en-GB"/>
+        </w:rPr>
+      </w:pPr>
+      <w:r>
+        <w:rPr>
+          <w:lang w:val="en-GB"/>
+        </w:rPr>
+        <w:t xml:space="preserve">BLU -&gt; </w:t>
+      </w:r>
+      <w:r>
+        <w:rPr>
+          <w:lang w:val="en-GB"/>
+        </w:rPr>
+        <w:tab/>
+        <w:t xml:space="preserve"> #0757A9</w:t>
+      </w:r>
+    </w:p>
+    <w:p>
+      <w:pPr>
+        <w:spacing w:after="0"/>
+        <w:rPr>
+          <w:lang w:val="en-GB"/>
+        </w:rPr>
+      </w:pPr>
+      <w:r>
+        <w:rPr>
+          <w:lang w:val="en-GB"/>
+        </w:rPr>
+        <w:t>ROSSO -&gt; #BE2E16</w:t>
+      </w:r>
+    </w:p>
+    <w:p>
+      <w:pPr>
+        <w:spacing w:after="0"/>
+        <w:rPr>
+          <w:lang w:val="en-GB"/>
+        </w:rPr>
+      </w:pPr>
+    </w:p>
+    <w:p>
+      <w:pPr>
+        <w:spacing w:after="0"/>
+        <w:rPr>
+          <w:lang w:val="en-GB"/>
+        </w:rPr>
+      </w:pPr>
+      <w:r>
+        <w:rPr>
+          <w:b/>
+          <w:bCs/>
+          <w:lang w:val="en-GB"/>
+        </w:rPr>
+        <w:t>Font</w:t>
+      </w:r>
+      <w:r>
+        <w:rPr>
+          <w:lang w:val="en-GB"/>
+        </w:rPr>
+        <w:t>:</w:t>
+      </w:r>
+    </w:p>
+    <w:p>
+      <w:pPr>
+        <w:spacing w:after="0"/>
+        <w:rPr>
+          <w:lang w:val="en-GB"/>
+        </w:rPr>
+      </w:pPr>
+      <w:r>
+        <w:rPr>
+          <w:lang w:val="en-GB"/>
+        </w:rPr>
+        <w:t>Monserrat</w:t>
+      </w:r>
+    </w:p>
+    <w:p>
+      <w:pPr>
+        <w:spacing w:after="0"/>
+        <w:rPr>
+          <w:lang w:val="en-GB"/>
+        </w:rPr>
+      </w:pPr>
+    </w:p>
+    <w:p>
+      <w:pPr>
+        <w:spacing w:after="0"/>
+        <w:rPr>
+          <w:lang w:val="en-GB"/>
+        </w:rPr>
+      </w:pPr>
+      <w:r>
+        <w:rPr>
+          <w:b/>
+          <w:bCs/>
+          <w:lang w:val="en-GB"/>
+        </w:rPr>
+        <w:t>Icons</w:t>
+      </w:r>
+      <w:r>
+        <w:rPr>
+          <w:lang w:val="en-GB"/>
+        </w:rPr>
+        <w:t xml:space="preserve">: </w:t>
+      </w:r>
+    </w:p>
+    <w:p>
+      <w:pPr>
+        <w:spacing w:after="0"/>
+        <w:rPr>
+          <w:lang w:val="en-GB"/>
+        </w:rPr>
+      </w:pPr>
+      <w:hyperlink r:id="rId9" w:history="1">
+        <w:r>
+          <w:rPr>
+            <w:rStyle w:val="Collegamentoipertestuale"/>
+            <w:lang w:val="en-GB"/>
+          </w:rPr>
+          <w:t>https://www.figma.com/design/Tp6rUcouQbl31zSoBEFG2P/Figma-Material-Design-System-v3_1-preview?node-id=0-9198&amp;p=f&amp;t=KJjMX4YU6gygr4s1-0</w:t>
+        </w:r>
+      </w:hyperlink>
+    </w:p>
+    <w:p>
+      <w:pPr>
+        <w:spacing w:after="0"/>
+        <w:rPr>
+          <w:lang w:val="en-GB"/>
+        </w:rPr>
+      </w:pPr>
+    </w:p>
+    <w:p>
+      <w:pPr>
+        <w:rPr>
+          <w:lang w:val="en-GB"/>
+        </w:rPr>
+      </w:pPr>
+    </w:p>
+    <w:p>
+      <w:pPr>
+        <w:pStyle w:val="Titolo2"/>
+        <w:rPr>
+          <w:lang w:val="en-GB"/>
+        </w:rPr>
+      </w:pPr>
+      <w:r>
+        <w:rPr>
+          <w:lang w:val="en-GB"/>
+        </w:rPr>
+        <w:t>USE CASES</w:t>
       </w:r>
     </w:p>
     <w:p>
@@ -1621,7 +1798,106 @@
         <w:rPr>
           <w:lang w:val="en-GB"/>
         </w:rPr>
-        <w:t>Palette Chrome Extensions Saved for Palette</w:t>
+        <w:t>Con Figma o Canva</w:t>
+      </w:r>
+    </w:p>
+    <w:p>
+      <w:pPr>
+        <w:pStyle w:val="Titolo2"/>
+      </w:pPr>
+    </w:p>
+    <w:p>
+      <w:pPr>
+        <w:pStyle w:val="Titolo2"/>
+      </w:pPr>
+      <w:r>
+        <w:t>REPOSITORY</w:t>
+      </w:r>
+    </w:p>
+    <w:p>
+      <w:pPr>
+        <w:pStyle w:val="Paragrafoelenco"/>
+        <w:numPr>
+          <w:ilvl w:val="0"/>
+          <w:numId w:val="37"/>
+        </w:numPr>
+        <w:rPr>
+          <w:b/>
+          <w:bCs/>
+        </w:rPr>
+      </w:pPr>
+      <w:r>
+        <w:rPr>
+          <w:b/>
+          <w:bCs/>
+        </w:rPr>
+        <w:t>Integrare Composer</w:t>
+      </w:r>
+    </w:p>
+    <w:p>
+      <w:pPr>
+        <w:pStyle w:val="Paragrafoelenco"/>
+        <w:numPr>
+          <w:ilvl w:val="0"/>
+          <w:numId w:val="37"/>
+        </w:numPr>
+        <w:rPr>
+          <w:b/>
+          <w:bCs/>
+        </w:rPr>
+      </w:pPr>
+      <w:r>
+        <w:rPr>
+          <w:b/>
+          <w:bCs/>
+        </w:rPr>
+        <w:t>[</w:t>
+      </w:r>
+      <w:r>
+        <w:rPr>
+          <w:b/>
+          <w:bCs/>
+          <w:color w:val="EE0000"/>
+        </w:rPr>
+        <w:t>NOT NOW</w:t>
+      </w:r>
+      <w:r>
+        <w:rPr>
+          <w:b/>
+          <w:bCs/>
+        </w:rPr>
+        <w:t xml:space="preserve">] </w:t>
+      </w:r>
+      <w:r>
+        <w:rPr>
+          <w:b/>
+          <w:bCs/>
+        </w:rPr>
+        <w:t>Integrare Validatore automatico W3C</w:t>
+      </w:r>
+      <w:r>
+        <w:rPr>
+          <w:b/>
+          <w:bCs/>
+        </w:rPr>
+        <w:t xml:space="preserve"> </w:t>
+      </w:r>
+    </w:p>
+    <w:p>
+      <w:pPr>
+        <w:pStyle w:val="Paragrafoelenco"/>
+        <w:rPr>
+          <w:b/>
+          <w:bCs/>
+        </w:rPr>
+      </w:pPr>
+    </w:p>
+    <w:p>
+      <w:pPr>
+        <w:pStyle w:val="Titolo2"/>
+      </w:pPr>
+      <w:r>
+        <w:t>DATABASE</w:t>
       </w:r>
     </w:p>
     <w:p>
@@ -1631,230 +1907,35 @@
           <w:ilvl w:val="0"/>
           <w:numId w:val="36"/>
         </w:numPr>
-        <w:rPr>
-          <w:lang w:val="en-GB"/>
-        </w:rPr>
-      </w:pPr>
-      <w:r>
-        <w:rPr>
-          <w:lang w:val="en-GB"/>
-        </w:rPr>
-        <w:t>Font Checker Chrome Extensions</w:t>
-      </w:r>
-    </w:p>
-    <w:p>
-      <w:pPr>
-        <w:pStyle w:val="Paragrafoelenco"/>
-        <w:numPr>
-          <w:ilvl w:val="0"/>
-          <w:numId w:val="36"/>
-        </w:numPr>
-      </w:pPr>
-      <w:r>
-        <w:t xml:space="preserve">Palette sito web “Virtuale </w:t>
-      </w:r>
-      <w:proofErr w:type="spellStart"/>
-      <w:r>
-        <w:t>Unibo</w:t>
-      </w:r>
-      <w:proofErr w:type="spellEnd"/>
-      <w:r>
-        <w:t>”</w:t>
-      </w:r>
-    </w:p>
-    <w:p>
-      <w:pPr>
-        <w:pStyle w:val="Paragrafoelenco"/>
-        <w:numPr>
-          <w:ilvl w:val="0"/>
-          <w:numId w:val="36"/>
-        </w:numPr>
-        <w:rPr>
-          <w:lang w:val="en-GB"/>
-        </w:rPr>
-      </w:pPr>
-      <w:r>
-        <w:rPr>
-          <w:lang w:val="en-GB"/>
-        </w:rPr>
-        <w:t>Font: SEGOE UI</w:t>
-      </w:r>
-    </w:p>
-    <w:p>
-      <w:pPr>
-        <w:pStyle w:val="Paragrafoelenco"/>
-        <w:rPr>
-          <w:lang w:val="en-GB"/>
-        </w:rPr>
-      </w:pPr>
-    </w:p>
-    <w:p>
-      <w:pPr>
-        <w:pStyle w:val="Titolo2"/>
-        <w:rPr>
-          <w:lang w:val="en-GB"/>
-        </w:rPr>
-      </w:pPr>
-      <w:r>
-        <w:rPr>
-          <w:lang w:val="en-GB"/>
-        </w:rPr>
-        <w:t>USE CASES</w:t>
-      </w:r>
-    </w:p>
-    <w:p>
-      <w:pPr>
-        <w:pStyle w:val="Paragrafoelenco"/>
-        <w:numPr>
-          <w:ilvl w:val="0"/>
-          <w:numId w:val="36"/>
-        </w:numPr>
-        <w:rPr>
-          <w:lang w:val="en-GB"/>
-        </w:rPr>
-      </w:pPr>
-      <w:r>
-        <w:rPr>
-          <w:lang w:val="en-GB"/>
-        </w:rPr>
-        <w:t>Con Figma o Canva</w:t>
-      </w:r>
-    </w:p>
-    <w:p>
-      <w:pPr>
-        <w:pStyle w:val="Titolo2"/>
-      </w:pPr>
-    </w:p>
-    <w:p>
-      <w:pPr>
-        <w:pStyle w:val="Titolo2"/>
-      </w:pPr>
-      <w:r>
-        <w:t>REPOSITORY</w:t>
-      </w:r>
-    </w:p>
-    <w:p>
-      <w:pPr>
-        <w:pStyle w:val="Paragrafoelenco"/>
-        <w:numPr>
-          <w:ilvl w:val="0"/>
-          <w:numId w:val="37"/>
-        </w:numPr>
+      </w:pPr>
+      <w:r>
         <w:rPr>
           <w:b/>
           <w:bCs/>
         </w:rPr>
-      </w:pPr>
+        <w:t>Integrare</w:t>
+      </w:r>
+      <w:r>
+        <w:t xml:space="preserve"> </w:t>
+      </w:r>
       <w:r>
         <w:rPr>
           <w:b/>
           <w:bCs/>
         </w:rPr>
-        <w:t>Integrare Composer</w:t>
-      </w:r>
-    </w:p>
-    <w:p>
-      <w:pPr>
-        <w:pStyle w:val="Paragrafoelenco"/>
-        <w:numPr>
-          <w:ilvl w:val="0"/>
-          <w:numId w:val="37"/>
-        </w:numPr>
+        <w:t xml:space="preserve">nella </w:t>
+      </w:r>
+      <w:r>
         <w:rPr>
           <w:b/>
           <w:bCs/>
         </w:rPr>
-      </w:pPr>
-      <w:r>
-        <w:rPr>
-          <w:b/>
-          <w:bCs/>
-        </w:rPr>
-        <w:t>[</w:t>
-      </w:r>
-      <w:r>
-        <w:rPr>
-          <w:b/>
-          <w:bCs/>
-          <w:color w:val="EE0000"/>
-        </w:rPr>
-        <w:t>NOT NOW</w:t>
-      </w:r>
-      <w:r>
-        <w:rPr>
-          <w:b/>
-          <w:bCs/>
-        </w:rPr>
-        <w:t xml:space="preserve">] </w:t>
-      </w:r>
-      <w:r>
-        <w:rPr>
-          <w:b/>
-          <w:bCs/>
-        </w:rPr>
-        <w:t>Integrare Validatore automatico W3C</w:t>
-      </w:r>
-      <w:r>
-        <w:rPr>
-          <w:b/>
-          <w:bCs/>
-        </w:rPr>
-        <w:t xml:space="preserve"> </w:t>
-      </w:r>
-    </w:p>
-    <w:p>
-      <w:pPr>
-        <w:pStyle w:val="Paragrafoelenco"/>
-        <w:rPr>
-          <w:b/>
-          <w:bCs/>
-        </w:rPr>
-      </w:pPr>
-    </w:p>
-    <w:p>
-      <w:pPr>
-        <w:pStyle w:val="Titolo2"/>
-      </w:pPr>
-      <w:r>
-        <w:t>DATABASE</w:t>
-      </w:r>
-    </w:p>
-    <w:p>
-      <w:pPr>
-        <w:pStyle w:val="Paragrafoelenco"/>
-        <w:numPr>
-          <w:ilvl w:val="0"/>
-          <w:numId w:val="36"/>
-        </w:numPr>
-      </w:pPr>
-      <w:r>
-        <w:rPr>
-          <w:b/>
-          <w:bCs/>
-        </w:rPr>
-        <w:t>Integrare</w:t>
-      </w:r>
-      <w:r>
-        <w:t xml:space="preserve"> </w:t>
-      </w:r>
-      <w:r>
-        <w:rPr>
-          <w:b/>
-          <w:bCs/>
-        </w:rPr>
-        <w:t xml:space="preserve">nella </w:t>
-      </w:r>
-      <w:r>
-        <w:rPr>
-          <w:b/>
-          <w:bCs/>
-        </w:rPr>
         <w:t>repo</w:t>
       </w:r>
       <w:r>
         <w:t xml:space="preserve">: </w:t>
       </w:r>
-      <w:hyperlink r:id="rId9" w:history="1">
+      <w:hyperlink r:id="rId10" w:history="1">
         <w:r>
           <w:rPr>
             <w:rStyle w:val="Collegamentoipertestuale"/>
@@ -1863,13 +1944,7 @@
         </w:r>
       </w:hyperlink>
     </w:p>
-    <w:p>
-      <w:pPr>
-        <w:rPr>
-          <w:lang w:val="en-GB"/>
-        </w:rPr>
-      </w:pPr>
-    </w:p>
+    <w:p/>
     <w:p>
       <w:pPr>
         <w:pStyle w:val="Titolo2"/>
@@ -1934,27 +2009,13 @@
           <w:lang w:val="en-GB"/>
         </w:rPr>
       </w:pPr>
-      <w:hyperlink r:id="rId10" w:history="1">
+      <w:hyperlink r:id="rId11" w:history="1">
         <w:r>
           <w:rPr>
             <w:rStyle w:val="Collegamentoipertestuale"/>
             <w:lang w:val="en-GB"/>
           </w:rPr>
-          <w:t>https://www.openhackathons.</w:t>
-        </w:r>
-        <w:r>
-          <w:rPr>
-            <w:rStyle w:val="Collegamentoipertestuale"/>
-            <w:lang w:val="en-GB"/>
-          </w:rPr>
-          <w:t>o</w:t>
-        </w:r>
-        <w:r>
-          <w:rPr>
-            <w:rStyle w:val="Collegamentoipertestuale"/>
-            <w:lang w:val="en-GB"/>
-          </w:rPr>
-          <w:t>rg/s/blog</w:t>
+          <w:t>https://www.openhackathons.org/s/blog</w:t>
         </w:r>
       </w:hyperlink>
     </w:p>
@@ -1969,24 +2030,12 @@
           <w:lang w:val="en-GB"/>
         </w:rPr>
       </w:pPr>
-      <w:hyperlink r:id="rId11" w:history="1">
+      <w:hyperlink r:id="rId12" w:history="1">
         <w:r>
           <w:rPr>
             <w:rStyle w:val="Collegamentoipertestuale"/>
           </w:rPr>
-          <w:t>https://devpost.</w:t>
-        </w:r>
-        <w:r>
-          <w:rPr>
-            <w:rStyle w:val="Collegamentoipertestuale"/>
-          </w:rPr>
-          <w:t>c</w:t>
-        </w:r>
-        <w:r>
-          <w:rPr>
-            <w:rStyle w:val="Collegamentoipertestuale"/>
-          </w:rPr>
-          <w:t>om/</w:t>
+          <w:t>https://devpost.com/</w:t>
         </w:r>
       </w:hyperlink>
     </w:p>
@@ -2013,6 +2062,9 @@
     <w:p>
       <w:pPr>
         <w:pStyle w:val="Testocommento"/>
+        <w:rPr>
+          <w:lang w:val="en-GB"/>
+        </w:rPr>
       </w:pPr>
       <w:r>
         <w:rPr>
@@ -2021,19 +2073,20 @@
         <w:annotationRef/>
       </w:r>
       <w:r>
-        <w:t xml:space="preserve">TODO Casali: Authentication, </w:t>
-      </w:r>
-      <w:proofErr w:type="spellStart"/>
-      <w:r>
-        <w:t>Authorization</w:t>
-      </w:r>
-      <w:proofErr w:type="spellEnd"/>
+        <w:rPr>
+          <w:lang w:val="en-GB"/>
+        </w:rPr>
+        <w:t>TODO Casali: Authentication, Authorization</w:t>
+      </w:r>
     </w:p>
   </w:comment>
   <w:comment w:id="1" w:author="luca pulga" w:date="2025-11-20T17:48:00Z" w:initials="lp">
     <w:p>
       <w:pPr>
         <w:pStyle w:val="Testocommento"/>
+        <w:rPr>
+          <w:lang w:val="en-GB"/>
+        </w:rPr>
       </w:pPr>
       <w:r>
         <w:rPr>
@@ -2041,20 +2094,22 @@
         </w:rPr>
         <w:annotationRef/>
       </w:r>
-      <w:proofErr w:type="spellStart"/>
       <w:r>
         <w:rPr>
           <w:rStyle w:val="Rimandocommento"/>
+          <w:lang w:val="en-GB"/>
         </w:rPr>
         <w:t>Suspended</w:t>
       </w:r>
-      <w:proofErr w:type="spellEnd"/>
     </w:p>
   </w:comment>
   <w:comment w:id="3" w:author="luca pulga" w:date="2025-12-17T18:47:00Z" w:initials="lp">
     <w:p>
       <w:pPr>
         <w:pStyle w:val="Testocommento"/>
+        <w:rPr>
+          <w:lang w:val="en-GB"/>
+        </w:rPr>
       </w:pPr>
       <w:r>
         <w:rPr>
@@ -2069,17 +2124,18 @@
         <w:annotationRef/>
       </w:r>
       <w:r>
-        <w:t xml:space="preserve">TODO Casali: Authentication, </w:t>
-      </w:r>
-      <w:proofErr w:type="spellStart"/>
-      <w:r>
-        <w:t>Authorization</w:t>
-      </w:r>
-      <w:proofErr w:type="spellEnd"/>
+        <w:rPr>
+          <w:lang w:val="en-GB"/>
+        </w:rPr>
+        <w:t>TODO Casali: Authentication, Authorization</w:t>
+      </w:r>
     </w:p>
     <w:p>
       <w:pPr>
         <w:pStyle w:val="Testocommento"/>
+        <w:rPr>
+          <w:lang w:val="en-GB"/>
+        </w:rPr>
       </w:pPr>
       <w:r>
         <w:rPr>
@@ -2087,163 +2143,138 @@
         </w:rPr>
         <w:annotationRef/>
       </w:r>
-      <w:proofErr w:type="spellStart"/>
-      <w:r>
-        <w:rPr>
-          <w:rStyle w:val="Rimandocommento"/>
-        </w:rPr>
-        <w:t>Suspended</w:t>
-      </w:r>
-      <w:proofErr w:type="spellEnd"/>
-    </w:p>
-    <w:p>
-      <w:pPr>
-        <w:pStyle w:val="Testocommento"/>
-      </w:pPr>
-      <w:r>
-        <w:rPr>
-          <w:rStyle w:val="Rimandocommento"/>
-        </w:rPr>
-        <w:annotationRef/>
-      </w:r>
-      <w:r>
-        <w:t xml:space="preserve">TODO Mancio: </w:t>
-      </w:r>
-      <w:proofErr w:type="spellStart"/>
-      <w:r>
-        <w:t>Requests</w:t>
-      </w:r>
-      <w:proofErr w:type="spellEnd"/>
-      <w:r>
-        <w:t xml:space="preserve"> su DB (con </w:t>
-      </w:r>
-      <w:proofErr w:type="spellStart"/>
-      <w:r>
-        <w:t>inbox</w:t>
-      </w:r>
-      <w:proofErr w:type="spellEnd"/>
-      <w:r>
-        <w:t>)</w:t>
-      </w:r>
-    </w:p>
-    <w:p>
-      <w:pPr>
-        <w:pStyle w:val="Testocommento"/>
-      </w:pPr>
-      <w:r>
-        <w:rPr>
-          <w:rStyle w:val="Rimandocommento"/>
-        </w:rPr>
-        <w:annotationRef/>
-      </w:r>
-      <w:hyperlink r:id="rId1" w:history="1">
-        <w:r>
-          <w:rPr>
-            <w:rStyle w:val="Collegamentoipertestuale"/>
-          </w:rPr>
-          <w:t>https://www.php.net/manual/en/function.mail.php</w:t>
-        </w:r>
-      </w:hyperlink>
-    </w:p>
-    <w:p>
-      <w:pPr>
-        <w:pStyle w:val="Testocommento"/>
-        <w:rPr>
-          <w:lang w:val="en-GB"/>
-        </w:rPr>
-      </w:pPr>
-      <w:r>
-        <w:rPr>
-          <w:lang w:val="en-GB"/>
-        </w:rPr>
-        <w:t xml:space="preserve">Send email of </w:t>
-      </w:r>
-      <w:proofErr w:type="spellStart"/>
-      <w:proofErr w:type="gramStart"/>
-      <w:r>
-        <w:rPr>
-          <w:lang w:val="en-GB"/>
-        </w:rPr>
-        <w:t>p</w:t>
-      </w:r>
-      <w:r>
-        <w:rPr>
-          <w:lang w:val="en-GB"/>
-        </w:rPr>
-        <w:t>ariticpation</w:t>
-      </w:r>
-      <w:proofErr w:type="spellEnd"/>
-      <w:r>
-        <w:rPr>
-          <w:lang w:val="en-GB"/>
-        </w:rPr>
-        <w:t xml:space="preserve"> </w:t>
-      </w:r>
-      <w:r>
-        <w:rPr>
-          <w:lang w:val="en-GB"/>
-        </w:rPr>
-        <w:t xml:space="preserve"> (</w:t>
-      </w:r>
-      <w:proofErr w:type="spellStart"/>
-      <w:proofErr w:type="gramEnd"/>
-      <w:r>
-        <w:rPr>
-          <w:lang w:val="en-GB"/>
-        </w:rPr>
-        <w:t>effetto</w:t>
-      </w:r>
-      <w:proofErr w:type="spellEnd"/>
-      <w:r>
-        <w:rPr>
-          <w:lang w:val="en-GB"/>
-        </w:rPr>
-        <w:t xml:space="preserve"> WOW 4 pt)</w:t>
-      </w:r>
-    </w:p>
-    <w:p>
-      <w:pPr>
-        <w:pStyle w:val="Testocommento"/>
-        <w:rPr>
-          <w:lang w:val="en-GB"/>
-        </w:rPr>
-      </w:pPr>
-      <w:r>
-        <w:rPr>
-          <w:rStyle w:val="Rimandocommento"/>
-        </w:rPr>
-        <w:annotationRef/>
-      </w:r>
-      <w:proofErr w:type="spellStart"/>
       <w:r>
         <w:rPr>
           <w:rStyle w:val="Rimandocommento"/>
           <w:lang w:val="en-GB"/>
         </w:rPr>
-        <w:t>Pannello</w:t>
+        <w:t>Suspended</w:t>
+      </w:r>
+    </w:p>
+    <w:p>
+      <w:pPr>
+        <w:pStyle w:val="Testocommento"/>
+        <w:rPr>
+          <w:lang w:val="en-GB"/>
+        </w:rPr>
+      </w:pPr>
+      <w:r>
+        <w:rPr>
+          <w:rStyle w:val="Rimandocommento"/>
+        </w:rPr>
+        <w:annotationRef/>
+      </w:r>
+      <w:r>
+        <w:rPr>
+          <w:lang w:val="en-GB"/>
+        </w:rPr>
+        <w:t>TODO Mancio: Requests su DB (con inbox)</w:t>
+      </w:r>
+    </w:p>
+    <w:p>
+      <w:pPr>
+        <w:pStyle w:val="Testocommento"/>
+        <w:rPr>
+          <w:lang w:val="en-GB"/>
+        </w:rPr>
+      </w:pPr>
+      <w:r>
+        <w:rPr>
+          <w:rStyle w:val="Rimandocommento"/>
+        </w:rPr>
+        <w:annotationRef/>
+      </w:r>
+      <w:r>
+        <w:fldChar w:fldCharType="begin"/>
+      </w:r>
+      <w:r>
+        <w:rPr>
+          <w:lang w:val="en-GB"/>
+        </w:rPr>
+        <w:instrText>HYPERLINK "https://www.php.net/manual/en/function.mail.php"</w:instrText>
+      </w:r>
+      <w:r>
+        <w:fldChar w:fldCharType="separate"/>
+      </w:r>
+      <w:r>
+        <w:rPr>
+          <w:rStyle w:val="Collegamentoipertestuale"/>
+          <w:lang w:val="en-GB"/>
+        </w:rPr>
+        <w:t>https://www.php.net/manual/en/function.mail.php</w:t>
+      </w:r>
+      <w:r>
+        <w:fldChar w:fldCharType="end"/>
+      </w:r>
+    </w:p>
+    <w:p>
+      <w:pPr>
+        <w:pStyle w:val="Testocommento"/>
+        <w:rPr>
+          <w:lang w:val="en-GB"/>
+        </w:rPr>
+      </w:pPr>
+      <w:r>
+        <w:rPr>
+          <w:lang w:val="en-GB"/>
+        </w:rPr>
+        <w:t xml:space="preserve">Send email of </w:t>
+      </w:r>
+      <w:proofErr w:type="spellStart"/>
+      <w:r>
+        <w:rPr>
+          <w:lang w:val="en-GB"/>
+        </w:rPr>
+        <w:t>p</w:t>
+      </w:r>
+      <w:r>
+        <w:rPr>
+          <w:lang w:val="en-GB"/>
+        </w:rPr>
+        <w:t>ariticpation</w:t>
       </w:r>
       <w:proofErr w:type="spellEnd"/>
       <w:r>
         <w:rPr>
+          <w:lang w:val="en-GB"/>
+        </w:rPr>
+        <w:t xml:space="preserve">  (</w:t>
+      </w:r>
+      <w:proofErr w:type="spellStart"/>
+      <w:r>
+        <w:rPr>
+          <w:lang w:val="en-GB"/>
+        </w:rPr>
+        <w:t>effetto</w:t>
+      </w:r>
+      <w:proofErr w:type="spellEnd"/>
+      <w:r>
+        <w:rPr>
+          <w:lang w:val="en-GB"/>
+        </w:rPr>
+        <w:t xml:space="preserve"> WOW 4 pt)</w:t>
+      </w:r>
+    </w:p>
+    <w:p>
+      <w:pPr>
+        <w:pStyle w:val="Testocommento"/>
+      </w:pPr>
+      <w:r>
+        <w:rPr>
           <w:rStyle w:val="Rimandocommento"/>
-          <w:lang w:val="en-GB"/>
-        </w:rPr>
-        <w:t xml:space="preserve"> extra</w:t>
+        </w:rPr>
+        <w:annotationRef/>
       </w:r>
       <w:r>
         <w:rPr>
           <w:rStyle w:val="Rimandocommento"/>
-          <w:lang w:val="en-GB"/>
-        </w:rPr>
-        <w:t xml:space="preserve"> </w:t>
+        </w:rPr>
+        <w:t xml:space="preserve">Pannello extra </w:t>
       </w:r>
     </w:p>
     <w:p>
       <w:pPr>
         <w:pStyle w:val="Testocommento"/>
-        <w:rPr>
-          <w:lang w:val="en-GB"/>
-        </w:rPr>
       </w:pPr>
     </w:p>
   </w:comment>
@@ -2290,7 +2321,7 @@
         </w:rPr>
         <w:annotationRef/>
       </w:r>
-      <w:hyperlink r:id="rId2" w:history="1">
+      <w:hyperlink r:id="rId1" w:history="1">
         <w:r>
           <w:rPr>
             <w:rStyle w:val="Collegamentoipertestuale"/>
@@ -2420,12 +2451,12 @@
 <w:numbering xmlns:wpc="http://schemas.microsoft.com/office/word/2010/wordprocessingCanvas" xmlns:cx="http://schemas.microsoft.com/office/drawing/2014/chartex" xmlns:cx1="http://schemas.microsoft.com/office/drawing/2015/9/8/chartex" xmlns:cx2="http://schemas.microsoft.com/office/drawing/2015/10/21/chartex" xmlns:cx3="http://schemas.microsoft.com/office/drawing/2016/5/9/chartex" xmlns:cx4="http://schemas.microsoft.com/office/drawing/2016/5/10/chartex" xmlns:cx5="http://schemas.microsoft.com/office/drawing/2016/5/11/chartex" xmlns:cx6="http://schemas.microsoft.com/office/drawing/2016/5/12/chartex" xmlns:cx7="http://schemas.microsoft.com/office/drawing/2016/5/13/chartex" xmlns:cx8="http://schemas.microsoft.com/office/drawing/2016/5/14/chartex" xmlns:mc="http://schemas.openxmlformats.org/markup-compatibility/2006" xmlns:aink="http://schemas.microsoft.com/office/drawing/2016/ink" xmlns:am3d="http://schemas.microsoft.com/office/drawing/2017/model3d" xmlns:o="urn:schemas-microsoft-com:office:office" xmlns:oel="http://schemas.microsoft.com/office/2019/extlst" xmlns:r="http://schemas.openxmlformats.org/officeDocument/2006/relationships" xmlns:m="http://schemas.openxmlformats.org/officeDocument/2006/math" xmlns:v="urn:schemas-microsoft-com:vml" xmlns:wp14="http://schemas.microsoft.com/office/word/2010/wordprocessingDrawing" xmlns:wp="http://schemas.openxmlformats.org/drawingml/2006/wordprocessingDrawing" xmlns:w10="urn:schemas-microsoft-com:office:word" xmlns:w="http://schemas.openxmlformats.org/wordprocessingml/2006/main" xmlns:w14="http://schemas.microsoft.com/office/word/2010/wordml" xmlns:w15="http://schemas.microsoft.com/office/word/2012/wordml" xmlns:w16cex="http://schemas.microsoft.com/office/word/2018/wordml/cex" xmlns:w16cid="http://schemas.microsoft.com/office/word/2016/wordml/cid" xmlns:w16="http://schemas.microsoft.com/office/word/2018/wordml" xmlns:w16du="http://schemas.microsoft.com/office/word/2023/wordml/word16du" xmlns:w16sdtdh="http://schemas.microsoft.com/office/word/2020/wordml/sdtdatahash" xmlns:w16sdtfl="http://schemas.microsoft.com/office/word/2024/wordml/sdtformatlock" xmlns:w16se="http://schemas.microsoft.com/office/word/2015/wordml/symex" xmlns:wpg="http://schemas.microsoft.com/office/word/2010/wordprocessingGroup" xmlns:wpi="http://schemas.microsoft.com/office/word/2010/wordprocessingInk" xmlns:wne="http://schemas.microsoft.com/office/word/2006/wordml" xmlns:wps="http://schemas.microsoft.com/office/word/2010/wordprocessingShape" mc:Ignorable="w14 w15 w16se w16cid w16 w16cex w16sdtdh w16sdtfl w16du wp14">
   <w:numPicBullet w:numPicBulletId="0">
     <w:pict>
-      <v:rect id="_x0000_i1085" style="width:0;height:1.5pt" o:hralign="center" o:bullet="t" o:hrstd="t" o:hr="t" fillcolor="#a0a0a0" stroked="f"/>
+      <v:rect id="_x0000_i1038" style="width:0;height:1.5pt" o:hralign="center" o:bullet="t" o:hrstd="t" o:hr="t" fillcolor="#a0a0a0" stroked="f"/>
     </w:pict>
   </w:numPicBullet>
   <w:numPicBullet w:numPicBulletId="1">
     <w:pict>
-      <v:rect id="_x0000_i1086" style="width:0;height:1.5pt" o:hralign="center" o:bullet="t" o:hrstd="t" o:hr="t" fillcolor="#a0a0a0" stroked="f"/>
+      <v:rect id="_x0000_i1039" style="width:0;height:1.5pt" o:hralign="center" o:bullet="t" o:hrstd="t" o:hr="t" fillcolor="#a0a0a0" stroked="f"/>
     </w:pict>
   </w:numPicBullet>
   <w:abstractNum w:abstractNumId="0" w15:restartNumberingAfterBreak="0">

--- a/docs/Unibo-MatchSkills.docx
+++ b/docs/Unibo-MatchSkills.docx
@@ -1803,7 +1803,10 @@
     </w:p>
     <w:p>
       <w:pPr>
-        <w:pStyle w:val="Titolo2"/>
+        <w:pStyle w:val="Paragrafoelenco"/>
+        <w:rPr>
+          <w:lang w:val="en-GB"/>
+        </w:rPr>
       </w:pPr>
     </w:p>
     <w:p>
@@ -1831,26 +1834,6 @@
           <w:b/>
           <w:bCs/>
         </w:rPr>
-        <w:t>Integrare Composer</w:t>
-      </w:r>
-    </w:p>
-    <w:p>
-      <w:pPr>
-        <w:pStyle w:val="Paragrafoelenco"/>
-        <w:numPr>
-          <w:ilvl w:val="0"/>
-          <w:numId w:val="37"/>
-        </w:numPr>
-        <w:rPr>
-          <w:b/>
-          <w:bCs/>
-        </w:rPr>
-      </w:pPr>
-      <w:r>
-        <w:rPr>
-          <w:b/>
-          <w:bCs/>
-        </w:rPr>
         <w:t>[</w:t>
       </w:r>
       <w:r>
@@ -1898,6 +1881,28 @@
       </w:pPr>
       <w:r>
         <w:t>DATABASE</w:t>
+      </w:r>
+    </w:p>
+    <w:p>
+      <w:pPr>
+        <w:pStyle w:val="Paragrafoelenco"/>
+        <w:rPr>
+          <w:lang w:val="en-GB"/>
+        </w:rPr>
+      </w:pPr>
+    </w:p>
+    <w:p>
+      <w:pPr>
+        <w:pStyle w:val="Titolo2"/>
+        <w:rPr>
+          <w:lang w:val="en-GB"/>
+        </w:rPr>
+      </w:pPr>
+      <w:r>
+        <w:rPr>
+          <w:lang w:val="en-GB"/>
+        </w:rPr>
+        <w:t>EXAMPLES</w:t>
       </w:r>
     </w:p>
     <w:p>
@@ -1907,109 +1912,11 @@
           <w:ilvl w:val="0"/>
           <w:numId w:val="36"/>
         </w:numPr>
-      </w:pPr>
-      <w:r>
-        <w:rPr>
-          <w:b/>
-          <w:bCs/>
-        </w:rPr>
-        <w:t>Integrare</w:t>
-      </w:r>
-      <w:r>
-        <w:t xml:space="preserve"> </w:t>
-      </w:r>
-      <w:r>
-        <w:rPr>
-          <w:b/>
-          <w:bCs/>
-        </w:rPr>
-        <w:t xml:space="preserve">nella </w:t>
-      </w:r>
-      <w:r>
-        <w:rPr>
-          <w:b/>
-          <w:bCs/>
-        </w:rPr>
-        <w:t>repo</w:t>
-      </w:r>
-      <w:r>
-        <w:t xml:space="preserve">: </w:t>
-      </w:r>
+        <w:rPr>
+          <w:lang w:val="en-GB"/>
+        </w:rPr>
+      </w:pPr>
       <w:hyperlink r:id="rId10" w:history="1">
-        <w:r>
-          <w:rPr>
-            <w:rStyle w:val="Collegamentoipertestuale"/>
-          </w:rPr>
-          <w:t>https://github.com/cakephp/phinx</w:t>
-        </w:r>
-      </w:hyperlink>
-    </w:p>
-    <w:p/>
-    <w:p>
-      <w:pPr>
-        <w:pStyle w:val="Titolo2"/>
-        <w:rPr>
-          <w:lang w:val="en-GB"/>
-        </w:rPr>
-      </w:pPr>
-      <w:r>
-        <w:rPr>
-          <w:lang w:val="en-GB"/>
-        </w:rPr>
-        <w:t>PERSONAS E SCENARIOS</w:t>
-      </w:r>
-    </w:p>
-    <w:p>
-      <w:pPr>
-        <w:pStyle w:val="Paragrafoelenco"/>
-        <w:numPr>
-          <w:ilvl w:val="0"/>
-          <w:numId w:val="36"/>
-        </w:numPr>
-        <w:rPr>
-          <w:lang w:val="en-GB"/>
-        </w:rPr>
-      </w:pPr>
-      <w:r>
-        <w:rPr>
-          <w:lang w:val="en-GB"/>
-        </w:rPr>
-        <w:t>Con Figma o Canva</w:t>
-      </w:r>
-    </w:p>
-    <w:p>
-      <w:pPr>
-        <w:rPr>
-          <w:lang w:val="en-GB"/>
-        </w:rPr>
-      </w:pPr>
-    </w:p>
-    <w:p>
-      <w:pPr>
-        <w:pStyle w:val="Titolo2"/>
-        <w:rPr>
-          <w:lang w:val="en-GB"/>
-        </w:rPr>
-      </w:pPr>
-      <w:r>
-        <w:rPr>
-          <w:lang w:val="en-GB"/>
-        </w:rPr>
-        <w:t>EXAMPLES</w:t>
-      </w:r>
-    </w:p>
-    <w:p>
-      <w:pPr>
-        <w:pStyle w:val="Paragrafoelenco"/>
-        <w:numPr>
-          <w:ilvl w:val="0"/>
-          <w:numId w:val="36"/>
-        </w:numPr>
-        <w:rPr>
-          <w:lang w:val="en-GB"/>
-        </w:rPr>
-      </w:pPr>
-      <w:hyperlink r:id="rId11" w:history="1">
         <w:r>
           <w:rPr>
             <w:rStyle w:val="Collegamentoipertestuale"/>
@@ -2030,7 +1937,7 @@
           <w:lang w:val="en-GB"/>
         </w:rPr>
       </w:pPr>
-      <w:hyperlink r:id="rId12" w:history="1">
+      <w:hyperlink r:id="rId11" w:history="1">
         <w:r>
           <w:rPr>
             <w:rStyle w:val="Collegamentoipertestuale"/>
@@ -2168,7 +2075,21 @@
         <w:rPr>
           <w:lang w:val="en-GB"/>
         </w:rPr>
-        <w:t>TODO Mancio: Requests su DB (con inbox)</w:t>
+        <w:t xml:space="preserve">TODO Mancio: Requests </w:t>
+      </w:r>
+      <w:proofErr w:type="spellStart"/>
+      <w:r>
+        <w:rPr>
+          <w:lang w:val="en-GB"/>
+        </w:rPr>
+        <w:t>su</w:t>
+      </w:r>
+      <w:proofErr w:type="spellEnd"/>
+      <w:r>
+        <w:rPr>
+          <w:lang w:val="en-GB"/>
+        </w:rPr>
+        <w:t xml:space="preserve"> DB (con inbox)</w:t>
       </w:r>
     </w:p>
     <w:p>
@@ -2221,6 +2142,7 @@
         <w:t xml:space="preserve">Send email of </w:t>
       </w:r>
       <w:proofErr w:type="spellStart"/>
+      <w:proofErr w:type="gramStart"/>
       <w:r>
         <w:rPr>
           <w:lang w:val="en-GB"/>
@@ -2241,6 +2163,7 @@
         <w:t xml:space="preserve">  (</w:t>
       </w:r>
       <w:proofErr w:type="spellStart"/>
+      <w:proofErr w:type="gramEnd"/>
       <w:r>
         <w:rPr>
           <w:lang w:val="en-GB"/>
@@ -2451,12 +2374,12 @@
 <w:numbering xmlns:wpc="http://schemas.microsoft.com/office/word/2010/wordprocessingCanvas" xmlns:cx="http://schemas.microsoft.com/office/drawing/2014/chartex" xmlns:cx1="http://schemas.microsoft.com/office/drawing/2015/9/8/chartex" xmlns:cx2="http://schemas.microsoft.com/office/drawing/2015/10/21/chartex" xmlns:cx3="http://schemas.microsoft.com/office/drawing/2016/5/9/chartex" xmlns:cx4="http://schemas.microsoft.com/office/drawing/2016/5/10/chartex" xmlns:cx5="http://schemas.microsoft.com/office/drawing/2016/5/11/chartex" xmlns:cx6="http://schemas.microsoft.com/office/drawing/2016/5/12/chartex" xmlns:cx7="http://schemas.microsoft.com/office/drawing/2016/5/13/chartex" xmlns:cx8="http://schemas.microsoft.com/office/drawing/2016/5/14/chartex" xmlns:mc="http://schemas.openxmlformats.org/markup-compatibility/2006" xmlns:aink="http://schemas.microsoft.com/office/drawing/2016/ink" xmlns:am3d="http://schemas.microsoft.com/office/drawing/2017/model3d" xmlns:o="urn:schemas-microsoft-com:office:office" xmlns:oel="http://schemas.microsoft.com/office/2019/extlst" xmlns:r="http://schemas.openxmlformats.org/officeDocument/2006/relationships" xmlns:m="http://schemas.openxmlformats.org/officeDocument/2006/math" xmlns:v="urn:schemas-microsoft-com:vml" xmlns:wp14="http://schemas.microsoft.com/office/word/2010/wordprocessingDrawing" xmlns:wp="http://schemas.openxmlformats.org/drawingml/2006/wordprocessingDrawing" xmlns:w10="urn:schemas-microsoft-com:office:word" xmlns:w="http://schemas.openxmlformats.org/wordprocessingml/2006/main" xmlns:w14="http://schemas.microsoft.com/office/word/2010/wordml" xmlns:w15="http://schemas.microsoft.com/office/word/2012/wordml" xmlns:w16cex="http://schemas.microsoft.com/office/word/2018/wordml/cex" xmlns:w16cid="http://schemas.microsoft.com/office/word/2016/wordml/cid" xmlns:w16="http://schemas.microsoft.com/office/word/2018/wordml" xmlns:w16du="http://schemas.microsoft.com/office/word/2023/wordml/word16du" xmlns:w16sdtdh="http://schemas.microsoft.com/office/word/2020/wordml/sdtdatahash" xmlns:w16sdtfl="http://schemas.microsoft.com/office/word/2024/wordml/sdtformatlock" xmlns:w16se="http://schemas.microsoft.com/office/word/2015/wordml/symex" xmlns:wpg="http://schemas.microsoft.com/office/word/2010/wordprocessingGroup" xmlns:wpi="http://schemas.microsoft.com/office/word/2010/wordprocessingInk" xmlns:wne="http://schemas.microsoft.com/office/word/2006/wordml" xmlns:wps="http://schemas.microsoft.com/office/word/2010/wordprocessingShape" mc:Ignorable="w14 w15 w16se w16cid w16 w16cex w16sdtdh w16sdtfl w16du wp14">
   <w:numPicBullet w:numPicBulletId="0">
     <w:pict>
-      <v:rect id="_x0000_i1038" style="width:0;height:1.5pt" o:hralign="center" o:bullet="t" o:hrstd="t" o:hr="t" fillcolor="#a0a0a0" stroked="f"/>
+      <v:rect id="_x0000_i1032" style="width:0;height:1.5pt" o:hralign="center" o:bullet="t" o:hrstd="t" o:hr="t" fillcolor="#a0a0a0" stroked="f"/>
     </w:pict>
   </w:numPicBullet>
   <w:numPicBullet w:numPicBulletId="1">
     <w:pict>
-      <v:rect id="_x0000_i1039" style="width:0;height:1.5pt" o:hralign="center" o:bullet="t" o:hrstd="t" o:hr="t" fillcolor="#a0a0a0" stroked="f"/>
+      <v:rect id="_x0000_i1033" style="width:0;height:1.5pt" o:hralign="center" o:bullet="t" o:hrstd="t" o:hr="t" fillcolor="#a0a0a0" stroked="f"/>
     </w:pict>
   </w:numPicBullet>
   <w:abstractNum w:abstractNumId="0" w15:restartNumberingAfterBreak="0">

--- a/docs/Unibo-MatchSkills.docx
+++ b/docs/Unibo-MatchSkills.docx
@@ -1885,23 +1885,529 @@
     </w:p>
     <w:p>
       <w:pPr>
-        <w:pStyle w:val="Paragrafoelenco"/>
-        <w:rPr>
-          <w:lang w:val="en-GB"/>
-        </w:rPr>
-      </w:pPr>
+        <w:pStyle w:val="Titolo3"/>
+        <w:rPr>
+          <w:lang w:val="en-GB"/>
+        </w:rPr>
+      </w:pPr>
+      <w:proofErr w:type="spellStart"/>
+      <w:r>
+        <w:rPr>
+          <w:lang w:val="en-GB"/>
+        </w:rPr>
+        <w:t>Migrazioni</w:t>
+      </w:r>
+      <w:proofErr w:type="spellEnd"/>
+    </w:p>
+    <w:p>
+      <w:pPr>
+        <w:spacing w:after="0"/>
+      </w:pPr>
+      <w:r>
+        <w:t>Creare una nuova migrazione</w:t>
+      </w:r>
+    </w:p>
+    <w:p>
+      <w:pPr>
+        <w:spacing w:after="0"/>
+        <w:rPr>
+          <w:lang w:val="en-GB"/>
+        </w:rPr>
+      </w:pPr>
+      <w:r>
+        <w:rPr>
+          <w:lang w:val="en-GB"/>
+        </w:rPr>
+        <w:t>vendor\bin\</w:t>
+      </w:r>
+      <w:proofErr w:type="spellStart"/>
+      <w:r>
+        <w:rPr>
+          <w:lang w:val="en-GB"/>
+        </w:rPr>
+        <w:t>phinx</w:t>
+      </w:r>
+      <w:proofErr w:type="spellEnd"/>
+      <w:r>
+        <w:rPr>
+          <w:lang w:val="en-GB"/>
+        </w:rPr>
+        <w:t xml:space="preserve"> create </w:t>
+      </w:r>
+      <w:proofErr w:type="spellStart"/>
+      <w:r>
+        <w:rPr>
+          <w:lang w:val="en-GB"/>
+        </w:rPr>
+        <w:t>CreateEventParticipationTable</w:t>
+      </w:r>
+      <w:proofErr w:type="spellEnd"/>
+      <w:r>
+        <w:rPr>
+          <w:lang w:val="en-GB"/>
+        </w:rPr>
+        <w:t xml:space="preserve"> -c config\</w:t>
+      </w:r>
+      <w:proofErr w:type="spellStart"/>
+      <w:r>
+        <w:rPr>
+          <w:lang w:val="en-GB"/>
+        </w:rPr>
+        <w:t>phinx.php</w:t>
+      </w:r>
+      <w:proofErr w:type="spellEnd"/>
+    </w:p>
+    <w:p>
+      <w:pPr>
+        <w:spacing w:after="0"/>
+        <w:rPr>
+          <w:lang w:val="en-GB"/>
+        </w:rPr>
+      </w:pPr>
+    </w:p>
+    <w:p>
+      <w:pPr>
+        <w:spacing w:after="0"/>
+      </w:pPr>
+      <w:r>
+        <w:t>Vedere lo stato delle migrazioni</w:t>
+      </w:r>
+    </w:p>
+    <w:p>
+      <w:pPr>
+        <w:spacing w:after="0"/>
+      </w:pPr>
+      <w:proofErr w:type="spellStart"/>
+      <w:r>
+        <w:t>vendor</w:t>
+      </w:r>
+      <w:proofErr w:type="spellEnd"/>
+      <w:r>
+        <w:t>\bin\</w:t>
+      </w:r>
+      <w:proofErr w:type="spellStart"/>
+      <w:r>
+        <w:t>phinx</w:t>
+      </w:r>
+      <w:proofErr w:type="spellEnd"/>
+      <w:r>
+        <w:t xml:space="preserve"> status -c </w:t>
+      </w:r>
+      <w:proofErr w:type="spellStart"/>
+      <w:r>
+        <w:t>config</w:t>
+      </w:r>
+      <w:proofErr w:type="spellEnd"/>
+      <w:r>
+        <w:t>\</w:t>
+      </w:r>
+      <w:proofErr w:type="spellStart"/>
+      <w:r>
+        <w:t>phinx.php</w:t>
+      </w:r>
+      <w:proofErr w:type="spellEnd"/>
+    </w:p>
+    <w:p>
+      <w:pPr>
+        <w:spacing w:after="0"/>
+      </w:pPr>
+    </w:p>
+    <w:p>
+      <w:pPr>
+        <w:spacing w:after="0"/>
+      </w:pPr>
+      <w:r>
+        <w:t>Eseguire le migrazioni</w:t>
+      </w:r>
+    </w:p>
+    <w:p>
+      <w:pPr>
+        <w:spacing w:after="0"/>
+      </w:pPr>
+      <w:proofErr w:type="spellStart"/>
+      <w:r>
+        <w:t>vendor</w:t>
+      </w:r>
+      <w:proofErr w:type="spellEnd"/>
+      <w:r>
+        <w:t>\bin\</w:t>
+      </w:r>
+      <w:proofErr w:type="spellStart"/>
+      <w:r>
+        <w:t>phinx</w:t>
+      </w:r>
+      <w:proofErr w:type="spellEnd"/>
+      <w:r>
+        <w:t xml:space="preserve"> migrate -c </w:t>
+      </w:r>
+      <w:proofErr w:type="spellStart"/>
+      <w:r>
+        <w:t>config</w:t>
+      </w:r>
+      <w:proofErr w:type="spellEnd"/>
+      <w:r>
+        <w:t>\</w:t>
+      </w:r>
+      <w:proofErr w:type="spellStart"/>
+      <w:r>
+        <w:t>phinx.php</w:t>
+      </w:r>
+      <w:proofErr w:type="spellEnd"/>
+    </w:p>
+    <w:p>
+      <w:pPr>
+        <w:spacing w:after="0"/>
+      </w:pPr>
+    </w:p>
+    <w:p>
+      <w:pPr>
+        <w:spacing w:after="0"/>
+      </w:pPr>
+      <w:r>
+        <w:t xml:space="preserve">Fare </w:t>
+      </w:r>
+      <w:proofErr w:type="spellStart"/>
+      <w:r>
+        <w:t>rollback</w:t>
+      </w:r>
+      <w:proofErr w:type="spellEnd"/>
+      <w:r>
+        <w:t xml:space="preserve"> a una versione specifica</w:t>
+      </w:r>
+    </w:p>
+    <w:p>
+      <w:pPr>
+        <w:spacing w:after="0"/>
+        <w:rPr>
+          <w:lang w:val="en-GB"/>
+        </w:rPr>
+      </w:pPr>
+      <w:r>
+        <w:rPr>
+          <w:lang w:val="en-GB"/>
+        </w:rPr>
+        <w:t>vendor\bin\</w:t>
+      </w:r>
+      <w:proofErr w:type="spellStart"/>
+      <w:r>
+        <w:rPr>
+          <w:lang w:val="en-GB"/>
+        </w:rPr>
+        <w:t>phinx</w:t>
+      </w:r>
+      <w:proofErr w:type="spellEnd"/>
+      <w:r>
+        <w:rPr>
+          <w:lang w:val="en-GB"/>
+        </w:rPr>
+        <w:t xml:space="preserve"> rollback -t 20260101000100 -c config\</w:t>
+      </w:r>
+      <w:proofErr w:type="spellStart"/>
+      <w:r>
+        <w:rPr>
+          <w:lang w:val="en-GB"/>
+        </w:rPr>
+        <w:t>phinx.php</w:t>
+      </w:r>
+      <w:proofErr w:type="spellEnd"/>
+    </w:p>
+    <w:p>
+      <w:pPr>
+        <w:spacing w:after="0"/>
+        <w:rPr>
+          <w:lang w:val="en-GB"/>
+        </w:rPr>
+      </w:pPr>
+    </w:p>
+    <w:p>
+      <w:pPr>
+        <w:spacing w:after="0"/>
+      </w:pPr>
+      <w:r>
+        <w:t>Creare u</w:t>
+      </w:r>
+      <w:r>
+        <w:t xml:space="preserve">n </w:t>
+      </w:r>
+      <w:proofErr w:type="spellStart"/>
+      <w:r>
+        <w:t>seeder</w:t>
+      </w:r>
+      <w:proofErr w:type="spellEnd"/>
+    </w:p>
+    <w:p>
+      <w:pPr>
+        <w:spacing w:after="0"/>
+        <w:rPr>
+          <w:lang w:val="en-GB"/>
+        </w:rPr>
+      </w:pPr>
+      <w:proofErr w:type="spellStart"/>
+      <w:r>
+        <w:rPr>
+          <w:lang w:val="en-GB"/>
+        </w:rPr>
+        <w:t>php</w:t>
+      </w:r>
+      <w:proofErr w:type="spellEnd"/>
+      <w:r>
+        <w:rPr>
+          <w:lang w:val="en-GB"/>
+        </w:rPr>
+        <w:t xml:space="preserve"> vendor\bin\</w:t>
+      </w:r>
+      <w:proofErr w:type="spellStart"/>
+      <w:r>
+        <w:rPr>
+          <w:lang w:val="en-GB"/>
+        </w:rPr>
+        <w:t>phinx</w:t>
+      </w:r>
+      <w:proofErr w:type="spellEnd"/>
+      <w:r>
+        <w:rPr>
+          <w:lang w:val="en-GB"/>
+        </w:rPr>
+        <w:t xml:space="preserve"> </w:t>
+      </w:r>
+      <w:proofErr w:type="spellStart"/>
+      <w:proofErr w:type="gramStart"/>
+      <w:r>
+        <w:rPr>
+          <w:lang w:val="en-GB"/>
+        </w:rPr>
+        <w:t>seed:create</w:t>
+      </w:r>
+      <w:proofErr w:type="spellEnd"/>
+      <w:proofErr w:type="gramEnd"/>
+      <w:r>
+        <w:rPr>
+          <w:lang w:val="en-GB"/>
+        </w:rPr>
+        <w:t xml:space="preserve"> </w:t>
+      </w:r>
+      <w:proofErr w:type="spellStart"/>
+      <w:r>
+        <w:rPr>
+          <w:lang w:val="en-GB"/>
+        </w:rPr>
+        <w:t>EventSeeder</w:t>
+      </w:r>
+      <w:proofErr w:type="spellEnd"/>
+      <w:r>
+        <w:rPr>
+          <w:lang w:val="en-GB"/>
+        </w:rPr>
+        <w:t xml:space="preserve"> -c config\</w:t>
+      </w:r>
+      <w:proofErr w:type="spellStart"/>
+      <w:r>
+        <w:rPr>
+          <w:lang w:val="en-GB"/>
+        </w:rPr>
+        <w:t>phinx.php</w:t>
+      </w:r>
+      <w:proofErr w:type="spellEnd"/>
+    </w:p>
+    <w:p>
+      <w:pPr>
+        <w:spacing w:after="0"/>
+        <w:rPr>
+          <w:lang w:val="en-GB"/>
+        </w:rPr>
+      </w:pPr>
+    </w:p>
+    <w:p>
+      <w:pPr>
+        <w:spacing w:after="0"/>
+      </w:pPr>
+      <w:r>
+        <w:t xml:space="preserve">Eseguire i </w:t>
+      </w:r>
+      <w:proofErr w:type="spellStart"/>
+      <w:r>
+        <w:t>seeders</w:t>
+      </w:r>
+      <w:proofErr w:type="spellEnd"/>
+    </w:p>
+    <w:p>
+      <w:pPr>
+        <w:spacing w:after="0"/>
+        <w:rPr>
+          <w:lang w:val="en-GB"/>
+        </w:rPr>
+      </w:pPr>
+      <w:proofErr w:type="spellStart"/>
+      <w:r>
+        <w:rPr>
+          <w:lang w:val="en-GB"/>
+        </w:rPr>
+        <w:t>php</w:t>
+      </w:r>
+      <w:proofErr w:type="spellEnd"/>
+      <w:r>
+        <w:rPr>
+          <w:lang w:val="en-GB"/>
+        </w:rPr>
+        <w:t xml:space="preserve"> vendor\bin\</w:t>
+      </w:r>
+      <w:proofErr w:type="spellStart"/>
+      <w:r>
+        <w:rPr>
+          <w:lang w:val="en-GB"/>
+        </w:rPr>
+        <w:t>phinx</w:t>
+      </w:r>
+      <w:proofErr w:type="spellEnd"/>
+      <w:r>
+        <w:rPr>
+          <w:lang w:val="en-GB"/>
+        </w:rPr>
+        <w:t xml:space="preserve"> </w:t>
+      </w:r>
+      <w:proofErr w:type="spellStart"/>
+      <w:proofErr w:type="gramStart"/>
+      <w:r>
+        <w:rPr>
+          <w:lang w:val="en-GB"/>
+        </w:rPr>
+        <w:t>seed:run</w:t>
+      </w:r>
+      <w:proofErr w:type="spellEnd"/>
+      <w:proofErr w:type="gramEnd"/>
+      <w:r>
+        <w:rPr>
+          <w:lang w:val="en-GB"/>
+        </w:rPr>
+        <w:t xml:space="preserve"> -c config\</w:t>
+      </w:r>
+      <w:proofErr w:type="spellStart"/>
+      <w:r>
+        <w:rPr>
+          <w:lang w:val="en-GB"/>
+        </w:rPr>
+        <w:t>phinx.php</w:t>
+      </w:r>
+      <w:proofErr w:type="spellEnd"/>
+    </w:p>
+    <w:p>
+      <w:pPr>
+        <w:spacing w:after="0"/>
+        <w:rPr>
+          <w:lang w:val="en-GB"/>
+        </w:rPr>
+      </w:pPr>
+    </w:p>
+    <w:p>
+      <w:pPr>
+        <w:spacing w:after="0"/>
+      </w:pPr>
+      <w:r>
+        <w:t xml:space="preserve">Eseguire </w:t>
+      </w:r>
+      <w:proofErr w:type="gramStart"/>
+      <w:r>
+        <w:t>un</w:t>
+      </w:r>
+      <w:proofErr w:type="gramEnd"/>
+      <w:r>
+        <w:t xml:space="preserve"> specifico </w:t>
+      </w:r>
+      <w:proofErr w:type="spellStart"/>
+      <w:r>
+        <w:t>s</w:t>
+      </w:r>
+      <w:r>
+        <w:t>eeder</w:t>
+      </w:r>
+      <w:proofErr w:type="spellEnd"/>
+    </w:p>
+    <w:p>
+      <w:pPr>
+        <w:spacing w:after="0"/>
+        <w:rPr>
+          <w:lang w:val="en-GB"/>
+        </w:rPr>
+      </w:pPr>
+      <w:proofErr w:type="spellStart"/>
+      <w:r>
+        <w:rPr>
+          <w:lang w:val="en-GB"/>
+        </w:rPr>
+        <w:t>php</w:t>
+      </w:r>
+      <w:proofErr w:type="spellEnd"/>
+      <w:r>
+        <w:rPr>
+          <w:lang w:val="en-GB"/>
+        </w:rPr>
+        <w:t xml:space="preserve"> vendor\bin\</w:t>
+      </w:r>
+      <w:proofErr w:type="spellStart"/>
+      <w:r>
+        <w:rPr>
+          <w:lang w:val="en-GB"/>
+        </w:rPr>
+        <w:t>phinx</w:t>
+      </w:r>
+      <w:proofErr w:type="spellEnd"/>
+      <w:r>
+        <w:rPr>
+          <w:lang w:val="en-GB"/>
+        </w:rPr>
+        <w:t xml:space="preserve"> </w:t>
+      </w:r>
+      <w:proofErr w:type="spellStart"/>
+      <w:proofErr w:type="gramStart"/>
+      <w:r>
+        <w:rPr>
+          <w:lang w:val="en-GB"/>
+        </w:rPr>
+        <w:t>seed:run</w:t>
+      </w:r>
+      <w:proofErr w:type="spellEnd"/>
+      <w:proofErr w:type="gramEnd"/>
+      <w:r>
+        <w:rPr>
+          <w:lang w:val="en-GB"/>
+        </w:rPr>
+        <w:t xml:space="preserve"> -s </w:t>
+      </w:r>
+      <w:proofErr w:type="spellStart"/>
+      <w:r>
+        <w:rPr>
+          <w:lang w:val="en-GB"/>
+        </w:rPr>
+        <w:t>EventSeeder</w:t>
+      </w:r>
+      <w:proofErr w:type="spellEnd"/>
+      <w:r>
+        <w:rPr>
+          <w:lang w:val="en-GB"/>
+        </w:rPr>
+        <w:t xml:space="preserve"> </w:t>
+      </w:r>
+      <w:r>
+        <w:rPr>
+          <w:lang w:val="en-GB"/>
+        </w:rPr>
+        <w:t>-c config\</w:t>
+      </w:r>
+      <w:proofErr w:type="spellStart"/>
+      <w:r>
+        <w:rPr>
+          <w:lang w:val="en-GB"/>
+        </w:rPr>
+        <w:t>phinx.php</w:t>
+      </w:r>
+      <w:proofErr w:type="spellEnd"/>
     </w:p>
     <w:p>
       <w:pPr>
         <w:pStyle w:val="Titolo2"/>
-        <w:rPr>
-          <w:lang w:val="en-GB"/>
-        </w:rPr>
-      </w:pPr>
-      <w:r>
-        <w:rPr>
-          <w:lang w:val="en-GB"/>
-        </w:rPr>
+      </w:pPr>
+      <w:r>
+        <w:lastRenderedPageBreak/>
         <w:t>EXAMPLES</w:t>
       </w:r>
     </w:p>
@@ -2374,12 +2880,12 @@
 <w:numbering xmlns:wpc="http://schemas.microsoft.com/office/word/2010/wordprocessingCanvas" xmlns:cx="http://schemas.microsoft.com/office/drawing/2014/chartex" xmlns:cx1="http://schemas.microsoft.com/office/drawing/2015/9/8/chartex" xmlns:cx2="http://schemas.microsoft.com/office/drawing/2015/10/21/chartex" xmlns:cx3="http://schemas.microsoft.com/office/drawing/2016/5/9/chartex" xmlns:cx4="http://schemas.microsoft.com/office/drawing/2016/5/10/chartex" xmlns:cx5="http://schemas.microsoft.com/office/drawing/2016/5/11/chartex" xmlns:cx6="http://schemas.microsoft.com/office/drawing/2016/5/12/chartex" xmlns:cx7="http://schemas.microsoft.com/office/drawing/2016/5/13/chartex" xmlns:cx8="http://schemas.microsoft.com/office/drawing/2016/5/14/chartex" xmlns:mc="http://schemas.openxmlformats.org/markup-compatibility/2006" xmlns:aink="http://schemas.microsoft.com/office/drawing/2016/ink" xmlns:am3d="http://schemas.microsoft.com/office/drawing/2017/model3d" xmlns:o="urn:schemas-microsoft-com:office:office" xmlns:oel="http://schemas.microsoft.com/office/2019/extlst" xmlns:r="http://schemas.openxmlformats.org/officeDocument/2006/relationships" xmlns:m="http://schemas.openxmlformats.org/officeDocument/2006/math" xmlns:v="urn:schemas-microsoft-com:vml" xmlns:wp14="http://schemas.microsoft.com/office/word/2010/wordprocessingDrawing" xmlns:wp="http://schemas.openxmlformats.org/drawingml/2006/wordprocessingDrawing" xmlns:w10="urn:schemas-microsoft-com:office:word" xmlns:w="http://schemas.openxmlformats.org/wordprocessingml/2006/main" xmlns:w14="http://schemas.microsoft.com/office/word/2010/wordml" xmlns:w15="http://schemas.microsoft.com/office/word/2012/wordml" xmlns:w16cex="http://schemas.microsoft.com/office/word/2018/wordml/cex" xmlns:w16cid="http://schemas.microsoft.com/office/word/2016/wordml/cid" xmlns:w16="http://schemas.microsoft.com/office/word/2018/wordml" xmlns:w16du="http://schemas.microsoft.com/office/word/2023/wordml/word16du" xmlns:w16sdtdh="http://schemas.microsoft.com/office/word/2020/wordml/sdtdatahash" xmlns:w16sdtfl="http://schemas.microsoft.com/office/word/2024/wordml/sdtformatlock" xmlns:w16se="http://schemas.microsoft.com/office/word/2015/wordml/symex" xmlns:wpg="http://schemas.microsoft.com/office/word/2010/wordprocessingGroup" xmlns:wpi="http://schemas.microsoft.com/office/word/2010/wordprocessingInk" xmlns:wne="http://schemas.microsoft.com/office/word/2006/wordml" xmlns:wps="http://schemas.microsoft.com/office/word/2010/wordprocessingShape" mc:Ignorable="w14 w15 w16se w16cid w16 w16cex w16sdtdh w16sdtfl w16du wp14">
   <w:numPicBullet w:numPicBulletId="0">
     <w:pict>
-      <v:rect id="_x0000_i1032" style="width:0;height:1.5pt" o:hralign="center" o:bullet="t" o:hrstd="t" o:hr="t" fillcolor="#a0a0a0" stroked="f"/>
+      <v:rect id="_x0000_i1036" style="width:0;height:1.5pt" o:hralign="center" o:bullet="t" o:hrstd="t" o:hr="t" fillcolor="#a0a0a0" stroked="f"/>
     </w:pict>
   </w:numPicBullet>
   <w:numPicBullet w:numPicBulletId="1">
     <w:pict>
-      <v:rect id="_x0000_i1033" style="width:0;height:1.5pt" o:hralign="center" o:bullet="t" o:hrstd="t" o:hr="t" fillcolor="#a0a0a0" stroked="f"/>
+      <v:rect id="_x0000_i1037" style="width:0;height:1.5pt" o:hralign="center" o:bullet="t" o:hrstd="t" o:hr="t" fillcolor="#a0a0a0" stroked="f"/>
     </w:pict>
   </w:numPicBullet>
   <w:abstractNum w:abstractNumId="0" w15:restartNumberingAfterBreak="0">
@@ -8383,7 +8889,6 @@
     <w:next w:val="Normale"/>
     <w:link w:val="Titolo3Carattere"/>
     <w:uiPriority w:val="9"/>
-    <w:semiHidden/>
     <w:unhideWhenUsed/>
     <w:qFormat/>
     <w:rsid w:val="002A5D1A"/>
@@ -8590,7 +9095,6 @@
     <w:basedOn w:val="Carpredefinitoparagrafo"/>
     <w:link w:val="Titolo3"/>
     <w:uiPriority w:val="9"/>
-    <w:semiHidden/>
     <w:rsid w:val="002A5D1A"/>
     <w:rPr>
       <w:rFonts w:eastAsiaTheme="majorEastAsia" w:cstheme="majorBidi"/>

--- a/docs/Unibo-MatchSkills.docx
+++ b/docs/Unibo-MatchSkills.docx
@@ -2220,12 +2220,43 @@
     <w:p>
       <w:pPr>
         <w:spacing w:after="0"/>
-      </w:pPr>
-      <w:r>
-        <w:t xml:space="preserve">Eseguire i </w:t>
-      </w:r>
+        <w:rPr>
+          <w:lang w:val="en-GB"/>
+        </w:rPr>
+      </w:pPr>
       <w:proofErr w:type="spellStart"/>
       <w:r>
+        <w:rPr>
+          <w:lang w:val="en-GB"/>
+        </w:rPr>
+        <w:t>Eseguire</w:t>
+      </w:r>
+      <w:proofErr w:type="spellEnd"/>
+      <w:r>
+        <w:rPr>
+          <w:lang w:val="en-GB"/>
+        </w:rPr>
+        <w:t xml:space="preserve"> </w:t>
+      </w:r>
+      <w:proofErr w:type="spellStart"/>
+      <w:r>
+        <w:rPr>
+          <w:lang w:val="en-GB"/>
+        </w:rPr>
+        <w:t>i</w:t>
+      </w:r>
+      <w:proofErr w:type="spellEnd"/>
+      <w:r>
+        <w:rPr>
+          <w:lang w:val="en-GB"/>
+        </w:rPr>
+        <w:t xml:space="preserve"> </w:t>
+      </w:r>
+      <w:proofErr w:type="spellStart"/>
+      <w:r>
+        <w:rPr>
+          <w:lang w:val="en-GB"/>
+        </w:rPr>
         <w:t>seeders</w:t>
       </w:r>
       <w:proofErr w:type="spellEnd"/>
@@ -2301,24 +2332,44 @@
     <w:p>
       <w:pPr>
         <w:spacing w:after="0"/>
-      </w:pPr>
-      <w:r>
-        <w:t xml:space="preserve">Eseguire </w:t>
-      </w:r>
-      <w:proofErr w:type="gramStart"/>
-      <w:r>
-        <w:t>un</w:t>
-      </w:r>
-      <w:proofErr w:type="gramEnd"/>
-      <w:r>
-        <w:t xml:space="preserve"> specifico </w:t>
-      </w:r>
+        <w:rPr>
+          <w:lang w:val="en-GB"/>
+        </w:rPr>
+      </w:pPr>
       <w:proofErr w:type="spellStart"/>
       <w:r>
-        <w:t>s</w:t>
-      </w:r>
-      <w:r>
-        <w:t>eeder</w:t>
+        <w:rPr>
+          <w:lang w:val="en-GB"/>
+        </w:rPr>
+        <w:t>Eseguire</w:t>
+      </w:r>
+      <w:proofErr w:type="spellEnd"/>
+      <w:r>
+        <w:rPr>
+          <w:lang w:val="en-GB"/>
+        </w:rPr>
+        <w:t xml:space="preserve"> un </w:t>
+      </w:r>
+      <w:proofErr w:type="spellStart"/>
+      <w:r>
+        <w:rPr>
+          <w:lang w:val="en-GB"/>
+        </w:rPr>
+        <w:t>specifico</w:t>
+      </w:r>
+      <w:proofErr w:type="spellEnd"/>
+      <w:r>
+        <w:rPr>
+          <w:lang w:val="en-GB"/>
+        </w:rPr>
+        <w:t xml:space="preserve"> </w:t>
+      </w:r>
+      <w:proofErr w:type="spellStart"/>
+      <w:r>
+        <w:rPr>
+          <w:lang w:val="en-GB"/>
+        </w:rPr>
+        <w:t>seeder</w:t>
       </w:r>
       <w:proofErr w:type="spellEnd"/>
     </w:p>
@@ -2405,8 +2456,14 @@
     <w:p>
       <w:pPr>
         <w:pStyle w:val="Titolo2"/>
-      </w:pPr>
-      <w:r>
+        <w:rPr>
+          <w:lang w:val="en-GB"/>
+        </w:rPr>
+      </w:pPr>
+      <w:r>
+        <w:rPr>
+          <w:lang w:val="en-GB"/>
+        </w:rPr>
         <w:lastRenderedPageBreak/>
         <w:t>EXAMPLES</w:t>
       </w:r>
@@ -2454,11 +2511,894 @@
     </w:p>
     <w:p>
       <w:pPr>
-        <w:rPr>
-          <w:lang w:val="en-GB"/>
-        </w:rPr>
-      </w:pPr>
-    </w:p>
+        <w:pBdr>
+          <w:bottom w:val="single" w:sz="6" w:space="1" w:color="auto"/>
+        </w:pBdr>
+        <w:rPr>
+          <w:lang w:val="en-GB"/>
+        </w:rPr>
+      </w:pPr>
+    </w:p>
+    <w:p>
+      <w:pPr>
+        <w:rPr>
+          <w:lang w:val="en-GB"/>
+        </w:rPr>
+      </w:pPr>
+    </w:p>
+    <w:p>
+      <w:pPr>
+        <w:spacing w:after="0"/>
+        <w:rPr>
+          <w:u w:val="single"/>
+          <w:lang w:val="en-GB"/>
+        </w:rPr>
+      </w:pPr>
+      <w:r>
+        <w:rPr>
+          <w:u w:val="single"/>
+          <w:lang w:val="en-GB"/>
+        </w:rPr>
+        <w:t>ALTER TEAM:</w:t>
+      </w:r>
+    </w:p>
+    <w:p>
+      <w:pPr>
+        <w:spacing w:after="0"/>
+        <w:rPr>
+          <w:u w:val="single"/>
+          <w:lang w:val="en-GB"/>
+        </w:rPr>
+      </w:pPr>
+      <w:r>
+        <w:rPr>
+          <w:u w:val="single"/>
+          <w:lang w:val="en-GB"/>
+        </w:rPr>
+        <w:t xml:space="preserve">- </w:t>
+      </w:r>
+      <w:proofErr w:type="spellStart"/>
+      <w:r>
+        <w:rPr>
+          <w:u w:val="single"/>
+          <w:lang w:val="en-GB"/>
+        </w:rPr>
+        <w:t>togliere</w:t>
+      </w:r>
+      <w:proofErr w:type="spellEnd"/>
+      <w:r>
+        <w:rPr>
+          <w:u w:val="single"/>
+          <w:lang w:val="en-GB"/>
+        </w:rPr>
+        <w:t xml:space="preserve"> </w:t>
+      </w:r>
+      <w:proofErr w:type="spellStart"/>
+      <w:r>
+        <w:rPr>
+          <w:u w:val="single"/>
+          <w:lang w:val="en-GB"/>
+        </w:rPr>
+        <w:t>mentor_id</w:t>
+      </w:r>
+      <w:proofErr w:type="spellEnd"/>
+      <w:r>
+        <w:rPr>
+          <w:u w:val="single"/>
+          <w:lang w:val="en-GB"/>
+        </w:rPr>
+        <w:t xml:space="preserve"> da Team</w:t>
+      </w:r>
+    </w:p>
+    <w:p>
+      <w:pPr>
+        <w:spacing w:after="0"/>
+        <w:rPr>
+          <w:u w:val="single"/>
+          <w:lang w:val="en-GB"/>
+        </w:rPr>
+      </w:pPr>
+      <w:r>
+        <w:rPr>
+          <w:u w:val="single"/>
+          <w:lang w:val="en-GB"/>
+        </w:rPr>
+        <w:t xml:space="preserve">- no status, </w:t>
+      </w:r>
+      <w:proofErr w:type="spellStart"/>
+      <w:r>
+        <w:rPr>
+          <w:u w:val="single"/>
+          <w:lang w:val="en-GB"/>
+        </w:rPr>
+        <w:t>accessType</w:t>
+      </w:r>
+      <w:proofErr w:type="spellEnd"/>
+      <w:r>
+        <w:rPr>
+          <w:u w:val="single"/>
+          <w:lang w:val="en-GB"/>
+        </w:rPr>
+        <w:t xml:space="preserve"> -&gt; </w:t>
+      </w:r>
+      <w:proofErr w:type="spellStart"/>
+      <w:proofErr w:type="gramStart"/>
+      <w:r>
+        <w:rPr>
+          <w:u w:val="single"/>
+          <w:lang w:val="en-GB"/>
+        </w:rPr>
+        <w:t>enum</w:t>
+      </w:r>
+      <w:proofErr w:type="spellEnd"/>
+      <w:r>
+        <w:rPr>
+          <w:u w:val="single"/>
+          <w:lang w:val="en-GB"/>
+        </w:rPr>
+        <w:t>(</w:t>
+      </w:r>
+      <w:proofErr w:type="gramEnd"/>
+      <w:r>
+        <w:rPr>
+          <w:u w:val="single"/>
+          <w:lang w:val="en-GB"/>
+        </w:rPr>
+        <w:t>public, private)</w:t>
+      </w:r>
+    </w:p>
+    <w:p>
+      <w:pPr>
+        <w:spacing w:after="0"/>
+        <w:rPr>
+          <w:u w:val="single"/>
+          <w:lang w:val="en-GB"/>
+        </w:rPr>
+      </w:pPr>
+    </w:p>
+    <w:p>
+      <w:pPr>
+        <w:spacing w:after="0"/>
+        <w:rPr>
+          <w:u w:val="single"/>
+        </w:rPr>
+      </w:pPr>
+      <w:r>
+        <w:rPr>
+          <w:u w:val="single"/>
+        </w:rPr>
+        <w:t xml:space="preserve">Inserire Country e City in una tabella e salvare i dati alla creazione e </w:t>
+      </w:r>
+      <w:proofErr w:type="spellStart"/>
+      <w:r>
+        <w:rPr>
+          <w:u w:val="single"/>
+        </w:rPr>
+        <w:t>edit</w:t>
+      </w:r>
+      <w:proofErr w:type="spellEnd"/>
+    </w:p>
+    <w:p>
+      <w:pPr>
+        <w:spacing w:after="0"/>
+        <w:rPr>
+          <w:u w:val="single"/>
+        </w:rPr>
+      </w:pPr>
+    </w:p>
+    <w:p>
+      <w:pPr>
+        <w:spacing w:after="0"/>
+        <w:rPr>
+          <w:u w:val="single"/>
+        </w:rPr>
+      </w:pPr>
+      <w:r>
+        <w:rPr>
+          <w:u w:val="single"/>
+        </w:rPr>
+        <w:t>Inserire la lista delle skills associabili all'interno di un evento</w:t>
+      </w:r>
+    </w:p>
+    <w:p>
+      <w:pPr>
+        <w:spacing w:after="0"/>
+        <w:rPr>
+          <w:u w:val="single"/>
+        </w:rPr>
+      </w:pPr>
+      <w:r>
+        <w:rPr>
+          <w:u w:val="single"/>
+        </w:rPr>
+        <w:tab/>
+      </w:r>
+      <w:proofErr w:type="spellStart"/>
+      <w:r>
+        <w:rPr>
+          <w:u w:val="single"/>
+        </w:rPr>
+        <w:t>event_skill_required</w:t>
+      </w:r>
+      <w:proofErr w:type="spellEnd"/>
+    </w:p>
+    <w:p>
+      <w:pPr>
+        <w:spacing w:after="0"/>
+        <w:rPr>
+          <w:u w:val="single"/>
+        </w:rPr>
+      </w:pPr>
+    </w:p>
+    <w:p>
+      <w:pPr>
+        <w:spacing w:after="0"/>
+        <w:rPr>
+          <w:u w:val="single"/>
+        </w:rPr>
+      </w:pPr>
+      <w:r>
+        <w:rPr>
+          <w:u w:val="single"/>
+        </w:rPr>
+        <w:t>Tutti possono vedere una tabella degli iscritti ad un evento.</w:t>
+      </w:r>
+    </w:p>
+    <w:p>
+      <w:pPr>
+        <w:spacing w:after="0"/>
+        <w:rPr>
+          <w:u w:val="single"/>
+        </w:rPr>
+      </w:pPr>
+    </w:p>
+    <w:p>
+      <w:pPr>
+        <w:spacing w:after="0"/>
+        <w:rPr>
+          <w:u w:val="single"/>
+        </w:rPr>
+      </w:pPr>
+      <w:r>
+        <w:rPr>
+          <w:u w:val="single"/>
+        </w:rPr>
+        <w:t>il leader dell'evento può moderarlo, ovvero:</w:t>
+      </w:r>
+    </w:p>
+    <w:p>
+      <w:pPr>
+        <w:spacing w:after="0"/>
+        <w:rPr>
+          <w:u w:val="single"/>
+        </w:rPr>
+      </w:pPr>
+      <w:r>
+        <w:rPr>
+          <w:u w:val="single"/>
+        </w:rPr>
+        <w:tab/>
+        <w:t>- aggiungere una persona</w:t>
+      </w:r>
+    </w:p>
+    <w:p>
+      <w:pPr>
+        <w:spacing w:after="0"/>
+        <w:rPr>
+          <w:u w:val="single"/>
+        </w:rPr>
+      </w:pPr>
+      <w:r>
+        <w:rPr>
+          <w:u w:val="single"/>
+        </w:rPr>
+        <w:tab/>
+        <w:t>- togliere una persona</w:t>
+      </w:r>
+    </w:p>
+    <w:p>
+      <w:pPr>
+        <w:spacing w:after="0"/>
+        <w:rPr>
+          <w:u w:val="single"/>
+        </w:rPr>
+      </w:pPr>
+      <w:r>
+        <w:rPr>
+          <w:u w:val="single"/>
+        </w:rPr>
+        <w:tab/>
+        <w:t>- aggiungere un gruppo (da pensare)</w:t>
+      </w:r>
+    </w:p>
+    <w:p>
+      <w:pPr>
+        <w:spacing w:after="0"/>
+        <w:rPr>
+          <w:u w:val="single"/>
+        </w:rPr>
+      </w:pPr>
+      <w:r>
+        <w:rPr>
+          <w:u w:val="single"/>
+        </w:rPr>
+        <w:tab/>
+        <w:t>- togliere un gruppo (da pensare)</w:t>
+      </w:r>
+    </w:p>
+    <w:p>
+      <w:pPr>
+        <w:spacing w:after="0"/>
+        <w:rPr>
+          <w:u w:val="single"/>
+        </w:rPr>
+      </w:pPr>
+    </w:p>
+    <w:p>
+      <w:pPr>
+        <w:spacing w:after="0"/>
+        <w:rPr>
+          <w:u w:val="single"/>
+        </w:rPr>
+      </w:pPr>
+      <w:r>
+        <w:rPr>
+          <w:u w:val="single"/>
+        </w:rPr>
+        <w:t xml:space="preserve">Inserire i vari filtri all'interno della </w:t>
+      </w:r>
+      <w:proofErr w:type="spellStart"/>
+      <w:r>
+        <w:rPr>
+          <w:u w:val="single"/>
+        </w:rPr>
+        <w:t>main</w:t>
+      </w:r>
+      <w:proofErr w:type="spellEnd"/>
+      <w:r>
+        <w:rPr>
+          <w:u w:val="single"/>
+        </w:rPr>
+        <w:t xml:space="preserve"> page degli events</w:t>
+      </w:r>
+    </w:p>
+    <w:p>
+      <w:pPr>
+        <w:spacing w:after="0"/>
+        <w:rPr>
+          <w:u w:val="single"/>
+        </w:rPr>
+      </w:pPr>
+      <w:r>
+        <w:rPr>
+          <w:u w:val="single"/>
+        </w:rPr>
+        <w:t xml:space="preserve">e filtrare con </w:t>
+      </w:r>
+      <w:proofErr w:type="spellStart"/>
+      <w:r>
+        <w:rPr>
+          <w:u w:val="single"/>
+        </w:rPr>
+        <w:t>ajax</w:t>
+      </w:r>
+      <w:proofErr w:type="spellEnd"/>
+    </w:p>
+    <w:p>
+      <w:pPr>
+        <w:spacing w:after="0"/>
+        <w:rPr>
+          <w:u w:val="single"/>
+        </w:rPr>
+      </w:pPr>
+    </w:p>
+    <w:p>
+      <w:pPr>
+        <w:spacing w:after="0"/>
+        <w:rPr>
+          <w:u w:val="single"/>
+        </w:rPr>
+      </w:pPr>
+      <w:r>
+        <w:rPr>
+          <w:u w:val="single"/>
+        </w:rPr>
+        <w:t>TEAM:</w:t>
+      </w:r>
+    </w:p>
+    <w:p>
+      <w:pPr>
+        <w:spacing w:after="0"/>
+        <w:rPr>
+          <w:u w:val="single"/>
+        </w:rPr>
+      </w:pPr>
+      <w:r>
+        <w:rPr>
+          <w:u w:val="single"/>
+        </w:rPr>
+        <w:tab/>
+        <w:t>- crea team</w:t>
+      </w:r>
+    </w:p>
+    <w:p>
+      <w:pPr>
+        <w:spacing w:after="0"/>
+        <w:rPr>
+          <w:u w:val="single"/>
+        </w:rPr>
+      </w:pPr>
+      <w:r>
+        <w:rPr>
+          <w:u w:val="single"/>
+        </w:rPr>
+        <w:tab/>
+      </w:r>
+      <w:r>
+        <w:rPr>
+          <w:u w:val="single"/>
+        </w:rPr>
+        <w:tab/>
+        <w:t xml:space="preserve">(creo dei record con una iscrizione per ogni membro </w:t>
+      </w:r>
+      <w:proofErr w:type="spellStart"/>
+      <w:r>
+        <w:rPr>
+          <w:u w:val="single"/>
+        </w:rPr>
+        <w:t>team_membership</w:t>
+      </w:r>
+      <w:proofErr w:type="spellEnd"/>
+      <w:r>
+        <w:rPr>
+          <w:u w:val="single"/>
+        </w:rPr>
+        <w:t>)</w:t>
+      </w:r>
+    </w:p>
+    <w:p>
+      <w:pPr>
+        <w:spacing w:after="0"/>
+        <w:rPr>
+          <w:u w:val="single"/>
+        </w:rPr>
+      </w:pPr>
+      <w:r>
+        <w:rPr>
+          <w:u w:val="single"/>
+        </w:rPr>
+        <w:tab/>
+        <w:t>- distruggi team</w:t>
+      </w:r>
+    </w:p>
+    <w:p>
+      <w:pPr>
+        <w:spacing w:after="0"/>
+        <w:rPr>
+          <w:u w:val="single"/>
+        </w:rPr>
+      </w:pPr>
+      <w:r>
+        <w:rPr>
+          <w:u w:val="single"/>
+        </w:rPr>
+        <w:tab/>
+      </w:r>
+      <w:r>
+        <w:rPr>
+          <w:u w:val="single"/>
+        </w:rPr>
+        <w:tab/>
+        <w:t>- solo se sei il creatore del team (</w:t>
+      </w:r>
+      <w:proofErr w:type="spellStart"/>
+      <w:r>
+        <w:rPr>
+          <w:u w:val="single"/>
+        </w:rPr>
+        <w:t>role</w:t>
+      </w:r>
+      <w:proofErr w:type="spellEnd"/>
+      <w:r>
+        <w:rPr>
+          <w:u w:val="single"/>
+        </w:rPr>
+        <w:t xml:space="preserve"> "Lead")</w:t>
+      </w:r>
+    </w:p>
+    <w:p>
+      <w:pPr>
+        <w:spacing w:after="0"/>
+        <w:rPr>
+          <w:u w:val="single"/>
+          <w:lang w:val="en-GB"/>
+        </w:rPr>
+      </w:pPr>
+      <w:r>
+        <w:rPr>
+          <w:u w:val="single"/>
+        </w:rPr>
+        <w:tab/>
+      </w:r>
+      <w:r>
+        <w:rPr>
+          <w:u w:val="single"/>
+        </w:rPr>
+        <w:tab/>
+      </w:r>
+      <w:r>
+        <w:rPr>
+          <w:u w:val="single"/>
+          <w:lang w:val="en-GB"/>
+        </w:rPr>
+        <w:t xml:space="preserve">- </w:t>
+      </w:r>
+      <w:proofErr w:type="spellStart"/>
+      <w:r>
+        <w:rPr>
+          <w:u w:val="single"/>
+          <w:lang w:val="en-GB"/>
+        </w:rPr>
+        <w:t>Aggiungere</w:t>
+      </w:r>
+      <w:proofErr w:type="spellEnd"/>
+      <w:r>
+        <w:rPr>
+          <w:u w:val="single"/>
+          <w:lang w:val="en-GB"/>
+        </w:rPr>
+        <w:t xml:space="preserve"> endpoint per </w:t>
+      </w:r>
+      <w:proofErr w:type="spellStart"/>
+      <w:r>
+        <w:rPr>
+          <w:u w:val="single"/>
+          <w:lang w:val="en-GB"/>
+        </w:rPr>
+        <w:t>eliminare</w:t>
+      </w:r>
+      <w:proofErr w:type="spellEnd"/>
+      <w:r>
+        <w:rPr>
+          <w:u w:val="single"/>
+          <w:lang w:val="en-GB"/>
+        </w:rPr>
+        <w:t xml:space="preserve"> team (in </w:t>
+      </w:r>
+      <w:proofErr w:type="spellStart"/>
+      <w:r>
+        <w:rPr>
+          <w:u w:val="single"/>
+          <w:lang w:val="en-GB"/>
+        </w:rPr>
+        <w:t>routes.php</w:t>
+      </w:r>
+      <w:proofErr w:type="spellEnd"/>
+      <w:r>
+        <w:rPr>
+          <w:u w:val="single"/>
+          <w:lang w:val="en-GB"/>
+        </w:rPr>
+        <w:t>)</w:t>
+      </w:r>
+    </w:p>
+    <w:p>
+      <w:pPr>
+        <w:spacing w:after="0"/>
+        <w:rPr>
+          <w:u w:val="single"/>
+        </w:rPr>
+      </w:pPr>
+      <w:r>
+        <w:rPr>
+          <w:u w:val="single"/>
+          <w:lang w:val="en-GB"/>
+        </w:rPr>
+        <w:tab/>
+      </w:r>
+      <w:r>
+        <w:rPr>
+          <w:u w:val="single"/>
+        </w:rPr>
+        <w:t xml:space="preserve">- </w:t>
+      </w:r>
+      <w:proofErr w:type="spellStart"/>
+      <w:r>
+        <w:rPr>
+          <w:u w:val="single"/>
+        </w:rPr>
+        <w:t>leave</w:t>
+      </w:r>
+      <w:proofErr w:type="spellEnd"/>
+      <w:r>
+        <w:rPr>
+          <w:u w:val="single"/>
+        </w:rPr>
+        <w:t xml:space="preserve"> team </w:t>
+      </w:r>
+    </w:p>
+    <w:p>
+      <w:pPr>
+        <w:spacing w:after="0"/>
+        <w:rPr>
+          <w:u w:val="single"/>
+        </w:rPr>
+      </w:pPr>
+      <w:r>
+        <w:rPr>
+          <w:u w:val="single"/>
+        </w:rPr>
+        <w:tab/>
+      </w:r>
+      <w:r>
+        <w:rPr>
+          <w:u w:val="single"/>
+        </w:rPr>
+        <w:tab/>
+        <w:t>- solo se non sei il creatore (</w:t>
+      </w:r>
+      <w:proofErr w:type="spellStart"/>
+      <w:r>
+        <w:rPr>
+          <w:u w:val="single"/>
+        </w:rPr>
+        <w:t>role</w:t>
+      </w:r>
+      <w:proofErr w:type="spellEnd"/>
+      <w:r>
+        <w:rPr>
+          <w:u w:val="single"/>
+        </w:rPr>
+        <w:t xml:space="preserve"> "</w:t>
+      </w:r>
+      <w:proofErr w:type="spellStart"/>
+      <w:r>
+        <w:rPr>
+          <w:u w:val="single"/>
+        </w:rPr>
+        <w:t>Participant</w:t>
+      </w:r>
+      <w:proofErr w:type="spellEnd"/>
+      <w:r>
+        <w:rPr>
+          <w:u w:val="single"/>
+        </w:rPr>
+        <w:t>")</w:t>
+      </w:r>
+    </w:p>
+    <w:p>
+      <w:pPr>
+        <w:spacing w:after="0"/>
+        <w:rPr>
+          <w:u w:val="single"/>
+          <w:lang w:val="en-GB"/>
+        </w:rPr>
+      </w:pPr>
+      <w:r>
+        <w:rPr>
+          <w:u w:val="single"/>
+        </w:rPr>
+        <w:tab/>
+      </w:r>
+      <w:r>
+        <w:rPr>
+          <w:u w:val="single"/>
+        </w:rPr>
+        <w:tab/>
+      </w:r>
+      <w:r>
+        <w:rPr>
+          <w:u w:val="single"/>
+          <w:lang w:val="en-GB"/>
+        </w:rPr>
+        <w:t xml:space="preserve">- </w:t>
+      </w:r>
+      <w:proofErr w:type="spellStart"/>
+      <w:r>
+        <w:rPr>
+          <w:u w:val="single"/>
+          <w:lang w:val="en-GB"/>
+        </w:rPr>
+        <w:t>Aggiungere</w:t>
+      </w:r>
+      <w:proofErr w:type="spellEnd"/>
+      <w:r>
+        <w:rPr>
+          <w:u w:val="single"/>
+          <w:lang w:val="en-GB"/>
+        </w:rPr>
+        <w:t xml:space="preserve"> endpoint per </w:t>
+      </w:r>
+      <w:proofErr w:type="spellStart"/>
+      <w:r>
+        <w:rPr>
+          <w:u w:val="single"/>
+          <w:lang w:val="en-GB"/>
+        </w:rPr>
+        <w:t>eliminare</w:t>
+      </w:r>
+      <w:proofErr w:type="spellEnd"/>
+      <w:r>
+        <w:rPr>
+          <w:u w:val="single"/>
+          <w:lang w:val="en-GB"/>
+        </w:rPr>
+        <w:t xml:space="preserve"> team (in </w:t>
+      </w:r>
+      <w:proofErr w:type="spellStart"/>
+      <w:r>
+        <w:rPr>
+          <w:u w:val="single"/>
+          <w:lang w:val="en-GB"/>
+        </w:rPr>
+        <w:t>routes.php</w:t>
+      </w:r>
+      <w:proofErr w:type="spellEnd"/>
+      <w:r>
+        <w:rPr>
+          <w:u w:val="single"/>
+          <w:lang w:val="en-GB"/>
+        </w:rPr>
+        <w:t>)</w:t>
+      </w:r>
+    </w:p>
+    <w:p>
+      <w:pPr>
+        <w:spacing w:after="0"/>
+        <w:rPr>
+          <w:u w:val="single"/>
+        </w:rPr>
+      </w:pPr>
+      <w:r>
+        <w:rPr>
+          <w:u w:val="single"/>
+          <w:lang w:val="en-GB"/>
+        </w:rPr>
+        <w:tab/>
+      </w:r>
+      <w:r>
+        <w:rPr>
+          <w:u w:val="single"/>
+        </w:rPr>
+        <w:t>- unisciti team</w:t>
+      </w:r>
+    </w:p>
+    <w:p>
+      <w:pPr>
+        <w:spacing w:after="0"/>
+        <w:rPr>
+          <w:u w:val="single"/>
+        </w:rPr>
+      </w:pPr>
+      <w:r>
+        <w:rPr>
+          <w:u w:val="single"/>
+        </w:rPr>
+        <w:tab/>
+      </w:r>
+      <w:r>
+        <w:rPr>
+          <w:u w:val="single"/>
+        </w:rPr>
+        <w:tab/>
+        <w:t xml:space="preserve">(eventuale password per entrare nel team, se </w:t>
+      </w:r>
+      <w:proofErr w:type="spellStart"/>
+      <w:r>
+        <w:rPr>
+          <w:u w:val="single"/>
+        </w:rPr>
+        <w:t>accessType</w:t>
+      </w:r>
+      <w:proofErr w:type="spellEnd"/>
+      <w:r>
+        <w:rPr>
+          <w:u w:val="single"/>
+        </w:rPr>
+        <w:t xml:space="preserve"> è Public)</w:t>
+      </w:r>
+    </w:p>
+    <w:p>
+      <w:pPr>
+        <w:spacing w:after="0"/>
+        <w:rPr>
+          <w:u w:val="single"/>
+        </w:rPr>
+      </w:pPr>
+      <w:r>
+        <w:rPr>
+          <w:u w:val="single"/>
+        </w:rPr>
+        <w:tab/>
+        <w:t>- vedere i propri team di cui fai parte</w:t>
+      </w:r>
+    </w:p>
+    <w:p>
+      <w:pPr>
+        <w:spacing w:after="0"/>
+        <w:rPr>
+          <w:u w:val="single"/>
+        </w:rPr>
+      </w:pPr>
+      <w:r>
+        <w:rPr>
+          <w:u w:val="single"/>
+        </w:rPr>
+        <w:tab/>
+        <w:t>- vedere i team che partecipano ad un evento selezionato</w:t>
+      </w:r>
+    </w:p>
+    <w:p>
+      <w:pPr>
+        <w:spacing w:after="0"/>
+        <w:rPr>
+          <w:u w:val="single"/>
+        </w:rPr>
+      </w:pPr>
+      <w:r>
+        <w:rPr>
+          <w:u w:val="single"/>
+        </w:rPr>
+        <w:tab/>
+      </w:r>
+      <w:r>
+        <w:rPr>
+          <w:u w:val="single"/>
+        </w:rPr>
+        <w:tab/>
+      </w:r>
+      <w:r>
+        <w:rPr>
+          <w:u w:val="single"/>
+        </w:rPr>
+        <w:tab/>
+      </w:r>
+    </w:p>
+    <w:p>
+      <w:pPr>
+        <w:spacing w:after="0"/>
+        <w:rPr>
+          <w:u w:val="single"/>
+        </w:rPr>
+      </w:pPr>
+      <w:r>
+        <w:rPr>
+          <w:u w:val="single"/>
+        </w:rPr>
+        <w:t>Rendere il tutto accessibile</w:t>
+      </w:r>
+    </w:p>
+    <w:p>
+      <w:pPr>
+        <w:spacing w:after="0"/>
+        <w:rPr>
+          <w:u w:val="single"/>
+        </w:rPr>
+      </w:pPr>
+    </w:p>
+    <w:p>
+      <w:pPr>
+        <w:spacing w:after="0"/>
+        <w:rPr>
+          <w:u w:val="single"/>
+        </w:rPr>
+      </w:pPr>
+      <w:r>
+        <w:rPr>
+          <w:u w:val="single"/>
+        </w:rPr>
+        <w:t xml:space="preserve">Rifare il </w:t>
+      </w:r>
+      <w:proofErr w:type="spellStart"/>
+      <w:r>
+        <w:rPr>
+          <w:u w:val="single"/>
+        </w:rPr>
+        <w:t>figma</w:t>
+      </w:r>
+      <w:proofErr w:type="spellEnd"/>
+    </w:p>
+    <w:p/>
     <w:sectPr>
       <w:pgSz w:w="11906" w:h="16838"/>
       <w:pgMar w:top="1417" w:right="1134" w:bottom="1134" w:left="1134" w:header="708" w:footer="708" w:gutter="0"/>
@@ -2581,21 +3521,7 @@
         <w:rPr>
           <w:lang w:val="en-GB"/>
         </w:rPr>
-        <w:t xml:space="preserve">TODO Mancio: Requests </w:t>
-      </w:r>
-      <w:proofErr w:type="spellStart"/>
-      <w:r>
-        <w:rPr>
-          <w:lang w:val="en-GB"/>
-        </w:rPr>
-        <w:t>su</w:t>
-      </w:r>
-      <w:proofErr w:type="spellEnd"/>
-      <w:r>
-        <w:rPr>
-          <w:lang w:val="en-GB"/>
-        </w:rPr>
-        <w:t xml:space="preserve"> DB (con inbox)</w:t>
+        <w:t>TODO Mancio: Requests su DB (con inbox)</w:t>
       </w:r>
     </w:p>
     <w:p>
@@ -2611,28 +3537,15 @@
         </w:rPr>
         <w:annotationRef/>
       </w:r>
-      <w:r>
-        <w:fldChar w:fldCharType="begin"/>
-      </w:r>
-      <w:r>
-        <w:rPr>
-          <w:lang w:val="en-GB"/>
-        </w:rPr>
-        <w:instrText>HYPERLINK "https://www.php.net/manual/en/function.mail.php"</w:instrText>
-      </w:r>
-      <w:r>
-        <w:fldChar w:fldCharType="separate"/>
-      </w:r>
-      <w:r>
-        <w:rPr>
-          <w:rStyle w:val="Collegamentoipertestuale"/>
-          <w:lang w:val="en-GB"/>
-        </w:rPr>
-        <w:t>https://www.php.net/manual/en/function.mail.php</w:t>
-      </w:r>
-      <w:r>
-        <w:fldChar w:fldCharType="end"/>
-      </w:r>
+      <w:hyperlink r:id="rId1" w:history="1">
+        <w:r>
+          <w:rPr>
+            <w:rStyle w:val="Collegamentoipertestuale"/>
+            <w:lang w:val="en-GB"/>
+          </w:rPr>
+          <w:t>https://www.php.net/manual/en/function.mail.php</w:t>
+        </w:r>
+      </w:hyperlink>
     </w:p>
     <w:p>
       <w:pPr>
@@ -2645,43 +3558,13 @@
         <w:rPr>
           <w:lang w:val="en-GB"/>
         </w:rPr>
-        <w:t xml:space="preserve">Send email of </w:t>
-      </w:r>
-      <w:proofErr w:type="spellStart"/>
-      <w:proofErr w:type="gramStart"/>
-      <w:r>
-        <w:rPr>
-          <w:lang w:val="en-GB"/>
-        </w:rPr>
-        <w:t>p</w:t>
-      </w:r>
-      <w:r>
-        <w:rPr>
-          <w:lang w:val="en-GB"/>
-        </w:rPr>
-        <w:t>ariticpation</w:t>
-      </w:r>
-      <w:proofErr w:type="spellEnd"/>
-      <w:r>
-        <w:rPr>
-          <w:lang w:val="en-GB"/>
-        </w:rPr>
-        <w:t xml:space="preserve">  (</w:t>
-      </w:r>
-      <w:proofErr w:type="spellStart"/>
-      <w:proofErr w:type="gramEnd"/>
-      <w:r>
-        <w:rPr>
-          <w:lang w:val="en-GB"/>
-        </w:rPr>
-        <w:t>effetto</w:t>
-      </w:r>
-      <w:proofErr w:type="spellEnd"/>
-      <w:r>
-        <w:rPr>
-          <w:lang w:val="en-GB"/>
-        </w:rPr>
-        <w:t xml:space="preserve"> WOW 4 pt)</w:t>
+        <w:t>Send email of p</w:t>
+      </w:r>
+      <w:r>
+        <w:rPr>
+          <w:lang w:val="en-GB"/>
+        </w:rPr>
+        <w:t>ariticpation  (effetto WOW 4 pt)</w:t>
       </w:r>
     </w:p>
     <w:p>
@@ -2721,21 +3604,8 @@
       <w:r>
         <w:t xml:space="preserve">TODO Mancio: </w:t>
       </w:r>
-      <w:proofErr w:type="spellStart"/>
-      <w:r>
-        <w:t>Requests</w:t>
-      </w:r>
-      <w:proofErr w:type="spellEnd"/>
-      <w:r>
-        <w:t xml:space="preserve"> su DB (con </w:t>
-      </w:r>
-      <w:proofErr w:type="spellStart"/>
-      <w:r>
-        <w:t>inbox</w:t>
-      </w:r>
-      <w:proofErr w:type="spellEnd"/>
-      <w:r>
-        <w:t>)</w:t>
+      <w:r>
+        <w:t>Requests su DB (con inbox)</w:t>
       </w:r>
     </w:p>
   </w:comment>
@@ -2750,7 +3620,7 @@
         </w:rPr>
         <w:annotationRef/>
       </w:r>
-      <w:hyperlink r:id="rId1" w:history="1">
+      <w:hyperlink r:id="rId2" w:history="1">
         <w:r>
           <w:rPr>
             <w:rStyle w:val="Collegamentoipertestuale"/>
@@ -2772,7 +3642,6 @@
         </w:rPr>
         <w:t xml:space="preserve">Send email of </w:t>
       </w:r>
-      <w:proofErr w:type="spellStart"/>
       <w:r>
         <w:rPr>
           <w:lang w:val="en-GB"/>
@@ -2783,28 +3652,7 @@
         <w:rPr>
           <w:lang w:val="en-GB"/>
         </w:rPr>
-        <w:t>ariticpation</w:t>
-      </w:r>
-      <w:proofErr w:type="spellEnd"/>
-      <w:r>
-        <w:rPr>
-          <w:lang w:val="en-GB"/>
-        </w:rPr>
-        <w:t xml:space="preserve"> (</w:t>
-      </w:r>
-      <w:proofErr w:type="spellStart"/>
-      <w:r>
-        <w:rPr>
-          <w:lang w:val="en-GB"/>
-        </w:rPr>
-        <w:t>effetto</w:t>
-      </w:r>
-      <w:proofErr w:type="spellEnd"/>
-      <w:r>
-        <w:rPr>
-          <w:lang w:val="en-GB"/>
-        </w:rPr>
-        <w:t xml:space="preserve"> WOW 4 pt)</w:t>
+        <w:t>ariticpation (effetto WOW 4 pt)</w:t>
       </w:r>
     </w:p>
   </w:comment>
@@ -2822,21 +3670,12 @@
         </w:rPr>
         <w:annotationRef/>
       </w:r>
-      <w:proofErr w:type="spellStart"/>
       <w:r>
         <w:rPr>
           <w:rStyle w:val="Rimandocommento"/>
           <w:lang w:val="en-GB"/>
         </w:rPr>
-        <w:t>Pannello</w:t>
-      </w:r>
-      <w:proofErr w:type="spellEnd"/>
-      <w:r>
-        <w:rPr>
-          <w:rStyle w:val="Rimandocommento"/>
-          <w:lang w:val="en-GB"/>
-        </w:rPr>
-        <w:t xml:space="preserve"> extra</w:t>
+        <w:t>Pannello extra</w:t>
       </w:r>
     </w:p>
   </w:comment>
@@ -2880,12 +3719,12 @@
 <w:numbering xmlns:wpc="http://schemas.microsoft.com/office/word/2010/wordprocessingCanvas" xmlns:cx="http://schemas.microsoft.com/office/drawing/2014/chartex" xmlns:cx1="http://schemas.microsoft.com/office/drawing/2015/9/8/chartex" xmlns:cx2="http://schemas.microsoft.com/office/drawing/2015/10/21/chartex" xmlns:cx3="http://schemas.microsoft.com/office/drawing/2016/5/9/chartex" xmlns:cx4="http://schemas.microsoft.com/office/drawing/2016/5/10/chartex" xmlns:cx5="http://schemas.microsoft.com/office/drawing/2016/5/11/chartex" xmlns:cx6="http://schemas.microsoft.com/office/drawing/2016/5/12/chartex" xmlns:cx7="http://schemas.microsoft.com/office/drawing/2016/5/13/chartex" xmlns:cx8="http://schemas.microsoft.com/office/drawing/2016/5/14/chartex" xmlns:mc="http://schemas.openxmlformats.org/markup-compatibility/2006" xmlns:aink="http://schemas.microsoft.com/office/drawing/2016/ink" xmlns:am3d="http://schemas.microsoft.com/office/drawing/2017/model3d" xmlns:o="urn:schemas-microsoft-com:office:office" xmlns:oel="http://schemas.microsoft.com/office/2019/extlst" xmlns:r="http://schemas.openxmlformats.org/officeDocument/2006/relationships" xmlns:m="http://schemas.openxmlformats.org/officeDocument/2006/math" xmlns:v="urn:schemas-microsoft-com:vml" xmlns:wp14="http://schemas.microsoft.com/office/word/2010/wordprocessingDrawing" xmlns:wp="http://schemas.openxmlformats.org/drawingml/2006/wordprocessingDrawing" xmlns:w10="urn:schemas-microsoft-com:office:word" xmlns:w="http://schemas.openxmlformats.org/wordprocessingml/2006/main" xmlns:w14="http://schemas.microsoft.com/office/word/2010/wordml" xmlns:w15="http://schemas.microsoft.com/office/word/2012/wordml" xmlns:w16cex="http://schemas.microsoft.com/office/word/2018/wordml/cex" xmlns:w16cid="http://schemas.microsoft.com/office/word/2016/wordml/cid" xmlns:w16="http://schemas.microsoft.com/office/word/2018/wordml" xmlns:w16du="http://schemas.microsoft.com/office/word/2023/wordml/word16du" xmlns:w16sdtdh="http://schemas.microsoft.com/office/word/2020/wordml/sdtdatahash" xmlns:w16sdtfl="http://schemas.microsoft.com/office/word/2024/wordml/sdtformatlock" xmlns:w16se="http://schemas.microsoft.com/office/word/2015/wordml/symex" xmlns:wpg="http://schemas.microsoft.com/office/word/2010/wordprocessingGroup" xmlns:wpi="http://schemas.microsoft.com/office/word/2010/wordprocessingInk" xmlns:wne="http://schemas.microsoft.com/office/word/2006/wordml" xmlns:wps="http://schemas.microsoft.com/office/word/2010/wordprocessingShape" mc:Ignorable="w14 w15 w16se w16cid w16 w16cex w16sdtdh w16sdtfl w16du wp14">
   <w:numPicBullet w:numPicBulletId="0">
     <w:pict>
-      <v:rect id="_x0000_i1036" style="width:0;height:1.5pt" o:hralign="center" o:bullet="t" o:hrstd="t" o:hr="t" fillcolor="#a0a0a0" stroked="f"/>
+      <v:rect id="_x0000_i1038" style="width:0;height:1.5pt" o:hralign="center" o:bullet="t" o:hrstd="t" o:hr="t" fillcolor="#a0a0a0" stroked="f"/>
     </w:pict>
   </w:numPicBullet>
   <w:numPicBullet w:numPicBulletId="1">
     <w:pict>
-      <v:rect id="_x0000_i1037" style="width:0;height:1.5pt" o:hralign="center" o:bullet="t" o:hrstd="t" o:hr="t" fillcolor="#a0a0a0" stroked="f"/>
+      <v:rect id="_x0000_i1039" style="width:0;height:1.5pt" o:hralign="center" o:bullet="t" o:hrstd="t" o:hr="t" fillcolor="#a0a0a0" stroked="f"/>
     </w:pict>
   </w:numPicBullet>
   <w:abstractNum w:abstractNumId="0" w15:restartNumberingAfterBreak="0">

--- a/docs/Unibo-MatchSkills.docx
+++ b/docs/Unibo-MatchSkills.docx
@@ -1902,8 +1902,16 @@
     <w:p>
       <w:pPr>
         <w:spacing w:after="0"/>
-      </w:pPr>
-      <w:r>
+        <w:rPr>
+          <w:b/>
+          <w:bCs/>
+        </w:rPr>
+      </w:pPr>
+      <w:r>
+        <w:rPr>
+          <w:b/>
+          <w:bCs/>
+        </w:rPr>
         <w:t>Creare una nuova migrazione</w:t>
       </w:r>
     </w:p>
@@ -1939,14 +1947,20 @@
         <w:rPr>
           <w:lang w:val="en-GB"/>
         </w:rPr>
-        <w:t>CreateEventParticipationTable</w:t>
+        <w:t>AddAccessTypeToEvent</w:t>
       </w:r>
       <w:proofErr w:type="spellEnd"/>
       <w:r>
         <w:rPr>
           <w:lang w:val="en-GB"/>
         </w:rPr>
-        <w:t xml:space="preserve"> -c config\</w:t>
+        <w:t xml:space="preserve"> </w:t>
+      </w:r>
+      <w:r>
+        <w:rPr>
+          <w:lang w:val="en-GB"/>
+        </w:rPr>
+        <w:t>-c config\</w:t>
       </w:r>
       <w:proofErr w:type="spellStart"/>
       <w:r>
@@ -1968,8 +1982,16 @@
     <w:p>
       <w:pPr>
         <w:spacing w:after="0"/>
-      </w:pPr>
-      <w:r>
+        <w:rPr>
+          <w:b/>
+          <w:bCs/>
+        </w:rPr>
+      </w:pPr>
+      <w:r>
+        <w:rPr>
+          <w:b/>
+          <w:bCs/>
+        </w:rPr>
         <w:t>Vedere lo stato delle migrazioni</w:t>
       </w:r>
     </w:p>
@@ -2015,8 +2037,16 @@
     <w:p>
       <w:pPr>
         <w:spacing w:after="0"/>
-      </w:pPr>
-      <w:r>
+        <w:rPr>
+          <w:b/>
+          <w:bCs/>
+        </w:rPr>
+      </w:pPr>
+      <w:r>
+        <w:rPr>
+          <w:b/>
+          <w:bCs/>
+        </w:rPr>
         <w:t>Eseguire le migrazioni</w:t>
       </w:r>
     </w:p>
@@ -2062,16 +2092,32 @@
     <w:p>
       <w:pPr>
         <w:spacing w:after="0"/>
-      </w:pPr>
-      <w:r>
+        <w:rPr>
+          <w:b/>
+          <w:bCs/>
+        </w:rPr>
+      </w:pPr>
+      <w:r>
+        <w:rPr>
+          <w:b/>
+          <w:bCs/>
+        </w:rPr>
         <w:t xml:space="preserve">Fare </w:t>
       </w:r>
       <w:proofErr w:type="spellStart"/>
       <w:r>
+        <w:rPr>
+          <w:b/>
+          <w:bCs/>
+        </w:rPr>
         <w:t>rollback</w:t>
       </w:r>
       <w:proofErr w:type="spellEnd"/>
       <w:r>
+        <w:rPr>
+          <w:b/>
+          <w:bCs/>
+        </w:rPr>
         <w:t xml:space="preserve"> a una versione specifica</w:t>
       </w:r>
     </w:p>
@@ -2122,15 +2168,24 @@
     <w:p>
       <w:pPr>
         <w:spacing w:after="0"/>
-      </w:pPr>
-      <w:r>
-        <w:t>Creare u</w:t>
-      </w:r>
-      <w:r>
-        <w:t xml:space="preserve">n </w:t>
+        <w:rPr>
+          <w:b/>
+          <w:bCs/>
+        </w:rPr>
+      </w:pPr>
+      <w:r>
+        <w:rPr>
+          <w:b/>
+          <w:bCs/>
+        </w:rPr>
+        <w:t xml:space="preserve">Creare un </w:t>
       </w:r>
       <w:proofErr w:type="spellStart"/>
       <w:r>
+        <w:rPr>
+          <w:b/>
+          <w:bCs/>
+        </w:rPr>
         <w:t>seeder</w:t>
       </w:r>
       <w:proofErr w:type="spellEnd"/>
@@ -2220,12 +2275,24 @@
     <w:p>
       <w:pPr>
         <w:spacing w:after="0"/>
-      </w:pPr>
-      <w:r>
+        <w:rPr>
+          <w:b/>
+          <w:bCs/>
+        </w:rPr>
+      </w:pPr>
+      <w:r>
+        <w:rPr>
+          <w:b/>
+          <w:bCs/>
+        </w:rPr>
         <w:t xml:space="preserve">Eseguire i </w:t>
       </w:r>
       <w:proofErr w:type="spellStart"/>
       <w:r>
+        <w:rPr>
+          <w:b/>
+          <w:bCs/>
+        </w:rPr>
         <w:t>seeders</w:t>
       </w:r>
       <w:proofErr w:type="spellEnd"/>
@@ -2301,24 +2368,56 @@
     <w:p>
       <w:pPr>
         <w:spacing w:after="0"/>
-      </w:pPr>
-      <w:r>
-        <w:t xml:space="preserve">Eseguire </w:t>
-      </w:r>
-      <w:proofErr w:type="gramStart"/>
-      <w:r>
-        <w:t>un</w:t>
-      </w:r>
-      <w:proofErr w:type="gramEnd"/>
-      <w:r>
-        <w:t xml:space="preserve"> specifico </w:t>
-      </w:r>
+        <w:rPr>
+          <w:b/>
+          <w:bCs/>
+          <w:lang w:val="en-GB"/>
+        </w:rPr>
+      </w:pPr>
       <w:proofErr w:type="spellStart"/>
       <w:r>
-        <w:t>s</w:t>
-      </w:r>
-      <w:r>
-        <w:t>eeder</w:t>
+        <w:rPr>
+          <w:b/>
+          <w:bCs/>
+          <w:lang w:val="en-GB"/>
+        </w:rPr>
+        <w:t>Eseguire</w:t>
+      </w:r>
+      <w:proofErr w:type="spellEnd"/>
+      <w:r>
+        <w:rPr>
+          <w:b/>
+          <w:bCs/>
+          <w:lang w:val="en-GB"/>
+        </w:rPr>
+        <w:t xml:space="preserve"> un </w:t>
+      </w:r>
+      <w:proofErr w:type="spellStart"/>
+      <w:r>
+        <w:rPr>
+          <w:b/>
+          <w:bCs/>
+          <w:lang w:val="en-GB"/>
+        </w:rPr>
+        <w:t>specifico</w:t>
+      </w:r>
+      <w:proofErr w:type="spellEnd"/>
+      <w:r>
+        <w:rPr>
+          <w:b/>
+          <w:bCs/>
+          <w:lang w:val="en-GB"/>
+        </w:rPr>
+        <w:t xml:space="preserve"> </w:t>
+      </w:r>
+      <w:proofErr w:type="spellStart"/>
+      <w:r>
+        <w:rPr>
+          <w:b/>
+          <w:bCs/>
+          <w:lang w:val="en-GB"/>
+        </w:rPr>
+        <w:t>seeder</w:t>
       </w:r>
       <w:proofErr w:type="spellEnd"/>
     </w:p>
@@ -2405,8 +2504,14 @@
     <w:p>
       <w:pPr>
         <w:pStyle w:val="Titolo2"/>
-      </w:pPr>
-      <w:r>
+        <w:rPr>
+          <w:lang w:val="en-GB"/>
+        </w:rPr>
+      </w:pPr>
+      <w:r>
+        <w:rPr>
+          <w:lang w:val="en-GB"/>
+        </w:rPr>
         <w:lastRenderedPageBreak/>
         <w:t>EXAMPLES</w:t>
       </w:r>
@@ -2611,28 +2716,15 @@
         </w:rPr>
         <w:annotationRef/>
       </w:r>
-      <w:r>
-        <w:fldChar w:fldCharType="begin"/>
-      </w:r>
-      <w:r>
-        <w:rPr>
-          <w:lang w:val="en-GB"/>
-        </w:rPr>
-        <w:instrText>HYPERLINK "https://www.php.net/manual/en/function.mail.php"</w:instrText>
-      </w:r>
-      <w:r>
-        <w:fldChar w:fldCharType="separate"/>
-      </w:r>
-      <w:r>
-        <w:rPr>
-          <w:rStyle w:val="Collegamentoipertestuale"/>
-          <w:lang w:val="en-GB"/>
-        </w:rPr>
-        <w:t>https://www.php.net/manual/en/function.mail.php</w:t>
-      </w:r>
-      <w:r>
-        <w:fldChar w:fldCharType="end"/>
-      </w:r>
+      <w:hyperlink r:id="rId1" w:history="1">
+        <w:r>
+          <w:rPr>
+            <w:rStyle w:val="Collegamentoipertestuale"/>
+            <w:lang w:val="en-GB"/>
+          </w:rPr>
+          <w:t>https://www.php.net/manual/en/function.mail.php</w:t>
+        </w:r>
+      </w:hyperlink>
     </w:p>
     <w:p>
       <w:pPr>
@@ -2750,7 +2842,7 @@
         </w:rPr>
         <w:annotationRef/>
       </w:r>
-      <w:hyperlink r:id="rId1" w:history="1">
+      <w:hyperlink r:id="rId2" w:history="1">
         <w:r>
           <w:rPr>
             <w:rStyle w:val="Collegamentoipertestuale"/>

--- a/docs/Unibo-MatchSkills.docx
+++ b/docs/Unibo-MatchSkills.docx
@@ -1947,7 +1947,7 @@
         <w:rPr>
           <w:lang w:val="en-GB"/>
         </w:rPr>
-        <w:t>AddAccessTypeToEvent</w:t>
+        <w:t>CreateLocationTableAndLinkToEvent</w:t>
       </w:r>
       <w:proofErr w:type="spellEnd"/>
       <w:r>
@@ -2716,15 +2716,28 @@
         </w:rPr>
         <w:annotationRef/>
       </w:r>
-      <w:hyperlink r:id="rId1" w:history="1">
-        <w:r>
-          <w:rPr>
-            <w:rStyle w:val="Collegamentoipertestuale"/>
-            <w:lang w:val="en-GB"/>
-          </w:rPr>
-          <w:t>https://www.php.net/manual/en/function.mail.php</w:t>
-        </w:r>
-      </w:hyperlink>
+      <w:r>
+        <w:fldChar w:fldCharType="begin"/>
+      </w:r>
+      <w:r>
+        <w:rPr>
+          <w:lang w:val="en-GB"/>
+        </w:rPr>
+        <w:instrText>HYPERLINK "https://www.php.net/manual/en/function.mail.php"</w:instrText>
+      </w:r>
+      <w:r>
+        <w:fldChar w:fldCharType="separate"/>
+      </w:r>
+      <w:r>
+        <w:rPr>
+          <w:rStyle w:val="Collegamentoipertestuale"/>
+          <w:lang w:val="en-GB"/>
+        </w:rPr>
+        <w:t>https://www.php.net/manual/en/function.mail.php</w:t>
+      </w:r>
+      <w:r>
+        <w:fldChar w:fldCharType="end"/>
+      </w:r>
     </w:p>
     <w:p>
       <w:pPr>
@@ -2842,7 +2855,7 @@
         </w:rPr>
         <w:annotationRef/>
       </w:r>
-      <w:hyperlink r:id="rId2" w:history="1">
+      <w:hyperlink r:id="rId1" w:history="1">
         <w:r>
           <w:rPr>
             <w:rStyle w:val="Collegamentoipertestuale"/>
